--- a/reports/УИТУ_Практическая_5_ТехноСервис.docx
+++ b/reports/УИТУ_Практическая_5_ТехноСервис.docx
@@ -55,7 +55,7 @@
           <w:b w:val="0"/>
           <w:sz w:val="28"/>
         </w:rPr>
-        <w:t>«МИРЭА — Российский технологический университет»</w:t>
+        <w:t>«МИРЭА - Российский технологический университет»</w:t>
       </w:r>
     </w:p>
     <w:p>
@@ -316,7 +316,7 @@
           <w:b w:val="0"/>
           <w:sz w:val="28"/>
         </w:rPr>
-        <w:t>Объект моделирования — предоставление услуг аренды виртуальных серверов и мониторинга ООО «ТехноСервис». Цель — раскрыть процессы до второго уровня для каждого блока первого уровня. Использованы функциональный анализ и нотация IDEF0 с согласованием входов, выходов, управления и механизмов. Построены десять диаграмм: два контекста, две декомпозиции первого уровня и шесть декомпозиций второго уровня. Получены редактируемые исходники diagrams.net и изображения для отчёта. Модели связывают каталог услуг, ресурсы и условия SLA с последующей автоматизацией Service Desk. Они пригодны для анализа ответственности и контрольных точек; программная интеграция с инфраструктурой в этой работе не выполнялась.</w:t>
+        <w:t>Объект моделирования - предоставление услуг аренды виртуальных серверов и мониторинга ООО «ТехноСервис». Цель - раскрыть процессы до второго уровня для каждого блока первого уровня. Использованы функциональный анализ и нотация IDEF0 с согласованием входов, выходов, управления и механизмов. Построены десять диаграмм: два контекста, две декомпозиции первого уровня и шесть декомпозиций второго уровня. Получены редактируемые исходники diagrams.net и изображения для отчёта. Модели связывают каталог услуг, ресурсы и условия SLA с последующей автоматизацией Service Desk. Они пригодны для анализа ответственности и контрольных точек; программная интеграция с инфраструктурой в этой работе не выполнялась.</w:t>
       </w:r>
     </w:p>
     <w:p>
@@ -645,7 +645,7 @@
           <w:b w:val="0"/>
           <w:sz w:val="28"/>
         </w:rPr>
-        <w:t>Цель практической работы — построить модели предоставления двух услуг в IDEF0: контекст, первый уровень и второй уровень для каждого элемента первого уровня согласно заданию [1]. Выбраны аренда виртуальных серверов и мониторинг с поддержкой — услуги разных линий, представленные в каталоге предприятия [2].</w:t>
+        <w:t>Цель практической работы - построить модели предоставления двух услуг в IDEF0: контекст, первый уровень и второй уровень для каждого элемента первого уровня согласно заданию. Выбраны аренда виртуальных серверов и мониторинг с поддержкой - услуги разных линий, представленные в каталоге предприятия.</w:t>
       </w:r>
     </w:p>
     <w:p>
@@ -657,7 +657,7 @@
           <w:b w:val="0"/>
           <w:sz w:val="28"/>
         </w:rPr>
-        <w:t>Механизмы и технические зависимости основаны на сервисно-ресурсных моделях работы №3 [3]. Условия управления согласованы с разработанным SLA работы №4 [4]. Поэтому модели являются продолжением единого проекта, а не абстрактными примерами процессов.</w:t>
+        <w:t>Механизмы и технические зависимости основаны на сервисно-ресурсных моделях работы №3. Условия управления согласованы с разработанным SLA работы №4. Поэтому модели являются продолжением единого проекта, а не абстрактными примерами процессов.</w:t>
       </w:r>
     </w:p>
     <w:p>
@@ -669,7 +669,7 @@
           <w:b w:val="0"/>
           <w:sz w:val="28"/>
         </w:rPr>
-        <w:t>Приложенные XML-файлы охранного предприятия использованы только как образец прямоугольных блоков, ортогональных стрелок и расположения ICOM [5]. Их предметная область в процессы «ТехноСервиса» не переносится. Для семантики функций и стрелок использовано определение IDEF0 в FIPS PUB 183 [6]. Оформление отчёта следует предоставленным рекомендациям [7].</w:t>
+        <w:t>Приложенные XML-файлы охранного предприятия использованы только как образец прямоугольных блоков, ортогональных стрелок и расположения ICOM. Их предметная область в процессы «ТехноСервиса» не переносится. Для семантики функций и стрелок использовано определение IDEF0 в FIPS PUB 183. Оформление отчёта следует предоставленным рекомендациям.</w:t>
       </w:r>
     </w:p>
     <w:p>
@@ -703,7 +703,7 @@
           <w:b w:val="0"/>
           <w:sz w:val="28"/>
         </w:rPr>
-        <w:t>IDEF0 представляет деятельность как преобразование входов в выходы под управлением правил и с помощью механизмов. I (Input) входит слева; O (Output) выходит справа; C (Control) подходит сверху; M (Mechanism) — снизу. Названия блоков начинаются с глагола, а управляющие воздействия обозначены существительными: SLA, каталог, политика, пороги, регламент.</w:t>
+        <w:t>IDEF0 представляет деятельность как преобразование входов в выходы под управлением правил и с помощью механизмов. I (Input) входит слева; O (Output) выходит справа; C (Control) подходит сверху; M (Mechanism) - снизу. Названия блоков начинаются с глагола, а управляющие воздействия обозначены существительными: SLA, каталог, политика, пороги, регламент.</w:t>
       </w:r>
     </w:p>
     <w:p>
@@ -715,7 +715,7 @@
           <w:b w:val="0"/>
           <w:sz w:val="28"/>
         </w:rPr>
-        <w:t>Каждая услуга моделируется отдельным деревом. Контекст A−0 содержит единственный блок A0. Диаграмма A0 раскрывает его на A1, A2 и A3. Диаграммы A1, A2 и A3 содержат соответственно A11–A13, A21–A23 и A31–A33. Одинаковая нумерация в двух моделях различается префиксом файла vps или monitoring.</w:t>
+        <w:t>Каждая услуга моделируется отдельным деревом. Контекст A−0 содержит единственный блок A0. Диаграмма A0 раскрывает его на A1, A2 и A3. Диаграммы A1, A2 и A3 содержат соответственно A11-A13, A21-A23 и A31-A33. Одинаковая нумерация в двух моделях различается префиксом файла vps или monitoring.</w:t>
       </w:r>
     </w:p>
     <w:p>
@@ -742,7 +742,7 @@
           <w:b w:val="0"/>
           <w:sz w:val="28"/>
         </w:rPr>
-        <w:t>Таблица 1 — Полнота дерева декомпозиции</w:t>
+        <w:t>Таблица 1 - Полнота дерева декомпозиции</w:t>
       </w:r>
     </w:p>
     <w:tbl>
@@ -1134,7 +1134,7 @@
         <w:pStyle w:val="Caption"/>
       </w:pPr>
       <w:r>
-        <w:t>Рисунок 1 — Аренда ВМ. Контекст, узел A-0</w:t>
+        <w:t>Рисунок 1 - Аренда ВМ. Контекст, узел A-0</w:t>
       </w:r>
     </w:p>
     <w:p>
@@ -1146,7 +1146,7 @@
           <w:b w:val="0"/>
           <w:sz w:val="28"/>
         </w:rPr>
-        <w:t>Граница процесса начинается с поступления заявки и параметров ВМ и заканчивается передачей работающего ресурса и акта. Каталог задаёт допустимые комплекты и тариф, SLA — сроки взаимодействия, политика информационной безопасности — требования к изоляции и доступу. Инженер аренды использует vSphere, БД конфигураций и сервер-гипервизор. Запрос нового ресурса является плановым предоставлением услуги, а сбой уже выданной ВМ обрабатывается как инцидент по SLA.</w:t>
+        <w:t>Граница процесса начинается с поступления заявки и параметров ВМ и заканчивается передачей работающего ресурса и акта. Каталог задаёт допустимые комплекты и тариф, SLA - сроки взаимодействия, политика информационной безопасности - требования к изоляции и доступу. Инженер аренды использует vSphere, БД конфигураций и сервер-гипервизор. Запрос нового ресурса является плановым предоставлением услуги, а сбой уже выданной ВМ обрабатывается как инцидент по SLA.</w:t>
       </w:r>
     </w:p>
     <w:p>
@@ -1232,7 +1232,7 @@
         <w:pStyle w:val="Caption"/>
       </w:pPr>
       <w:r>
-        <w:t>Рисунок 2 — Аренда ВМ. Первый уровень, узел A0</w:t>
+        <w:t>Рисунок 2 - Аренда ВМ. Первый уровень, узел A0</w:t>
       </w:r>
     </w:p>
     <w:p>
@@ -1330,7 +1330,7 @@
         <w:pStyle w:val="Caption"/>
       </w:pPr>
       <w:r>
-        <w:t>Рисунок 3 — Аренда ВМ. Второй уровень, узел A1</w:t>
+        <w:t>Рисунок 3 - Аренда ВМ. Второй уровень, узел A1</w:t>
       </w:r>
     </w:p>
     <w:p>
@@ -1354,7 +1354,7 @@
           <w:b w:val="0"/>
           <w:sz w:val="28"/>
         </w:rPr>
-        <w:t>Выход A13 совпадает с выходом родительского A1 — согласованной спецификацией. Данные vSphere и БД конфигураций помогают оценить доступный ресурс; SLA и каталог ограничивают обязательства исполнителя.</w:t>
+        <w:t>Выход A13 совпадает с выходом родительского A1 - согласованной спецификацией. Данные vSphere и БД конфигураций помогают оценить доступный ресурс; SLA и каталог ограничивают обязательства исполнителя.</w:t>
       </w:r>
     </w:p>
     <w:p>
@@ -1428,7 +1428,7 @@
         <w:pStyle w:val="Caption"/>
       </w:pPr>
       <w:r>
-        <w:t>Рисунок 4 — Аренда ВМ. Второй уровень, узел A2</w:t>
+        <w:t>Рисунок 4 - Аренда ВМ. Второй уровень, узел A2</w:t>
       </w:r>
     </w:p>
     <w:p>
@@ -1452,7 +1452,7 @@
           <w:b w:val="0"/>
           <w:sz w:val="28"/>
         </w:rPr>
-        <w:t>Внутренние результаты — выделенный пул и созданная ВМ. После настройки на выходе получается именно «Настроенная ВМ», которая на уровне A0 передаётся функции A3; итоговая приёмка здесь ещё не выполняется.</w:t>
+        <w:t>Внутренние результаты - выделенный пул и созданная ВМ. После настройки на выходе получается именно «Настроенная ВМ», которая на уровне A0 передаётся функции A3; итоговая приёмка здесь ещё не выполняется.</w:t>
       </w:r>
     </w:p>
     <w:p>
@@ -1526,7 +1526,7 @@
         <w:pStyle w:val="Caption"/>
       </w:pPr>
       <w:r>
-        <w:t>Рисунок 5 — Аренда ВМ. Второй уровень, узел A3</w:t>
+        <w:t>Рисунок 5 - Аренда ВМ. Второй уровень, узел A3</w:t>
       </w:r>
     </w:p>
     <w:p>
@@ -1624,7 +1624,7 @@
         <w:pStyle w:val="Caption"/>
       </w:pPr>
       <w:r>
-        <w:t>Рисунок 6 — Мониторинг. Контекст, узел A-0</w:t>
+        <w:t>Рисунок 6 - Мониторинг. Контекст, узел A-0</w:t>
       </w:r>
     </w:p>
     <w:p>
@@ -1648,7 +1648,7 @@
           <w:b w:val="0"/>
           <w:sz w:val="28"/>
         </w:rPr>
-        <w:t>Результат — восстановленная услуга и отчёт о действиях. Граница модели охватывает обнаружение сбоя, устранение и подтверждение результата. Плановое развитие функциональности относится к отдельному процессу изменения и не включается в восстановление автоматически.</w:t>
+        <w:t>Результат - восстановленная услуга и отчёт о действиях. Граница модели охватывает обнаружение сбоя, устранение и подтверждение результата. Плановое развитие функциональности относится к отдельному процессу изменения и не включается в восстановление автоматически.</w:t>
       </w:r>
     </w:p>
     <w:p>
@@ -1722,7 +1722,7 @@
         <w:pStyle w:val="Caption"/>
       </w:pPr>
       <w:r>
-        <w:t>Рисунок 7 — Мониторинг. Первый уровень, узел A0</w:t>
+        <w:t>Рисунок 7 - Мониторинг. Первый уровень, узел A0</w:t>
       </w:r>
     </w:p>
     <w:p>
@@ -1820,7 +1820,7 @@
         <w:pStyle w:val="Caption"/>
       </w:pPr>
       <w:r>
-        <w:t>Рисунок 8 — Мониторинг. Второй уровень, узел A1</w:t>
+        <w:t>Рисунок 8 - Мониторинг. Второй уровень, узел A1</w:t>
       </w:r>
     </w:p>
     <w:p>
@@ -1844,7 +1844,7 @@
           <w:b w:val="0"/>
           <w:sz w:val="28"/>
         </w:rPr>
-        <w:t>Выход A13 — зарегистрированный инцидент — идентичен выходу A1 на диаграмме первого уровня. Агенты сервера приложений и сервера БД и БД мониторинга соответствуют модели из практической №3.</w:t>
+        <w:t>Выход A13 - зарегистрированный инцидент - идентичен выходу A1 на диаграмме первого уровня. Агенты сервера приложений и сервера БД и БД мониторинга соответствуют модели из практической №3.</w:t>
       </w:r>
     </w:p>
     <w:p>
@@ -1918,7 +1918,7 @@
         <w:pStyle w:val="Caption"/>
       </w:pPr>
       <w:r>
-        <w:t>Рисунок 9 — Мониторинг. Второй уровень, узел A2</w:t>
+        <w:t>Рисунок 9 - Мониторинг. Второй уровень, узел A2</w:t>
       </w:r>
     </w:p>
     <w:p>
@@ -1942,7 +1942,7 @@
           <w:b w:val="0"/>
           <w:sz w:val="28"/>
         </w:rPr>
-        <w:t>Внутренние результаты — принятая заявка и план восстановления. Выход родительского A2 включает восстановленную услугу и описание решения; подтверждение заказчика и окончательное закрытие выполняются следующим блоком A3.</w:t>
+        <w:t>Внутренние результаты - принятая заявка и план восстановления. Выход родительского A2 включает восстановленную услугу и описание решения; подтверждение заказчика и окончательное закрытие выполняются следующим блоком A3.</w:t>
       </w:r>
     </w:p>
     <w:p>
@@ -2016,7 +2016,7 @@
         <w:pStyle w:val="Caption"/>
       </w:pPr>
       <w:r>
-        <w:t>Рисунок 10 — Мониторинг. Второй уровень, узел A3</w:t>
+        <w:t>Рисунок 10 - Мониторинг. Второй уровень, узел A3</w:t>
       </w:r>
     </w:p>
     <w:p>
@@ -2091,7 +2091,7 @@
           <w:b w:val="0"/>
           <w:sz w:val="28"/>
         </w:rPr>
-        <w:t>Таблица 2 — Балансировка входов и выходов</w:t>
+        <w:t>Таблица 2 - Балансировка входов и выходов</w:t>
       </w:r>
     </w:p>
     <w:tbl>
@@ -2780,7 +2780,7 @@
           <w:b w:val="0"/>
           <w:sz w:val="28"/>
         </w:rPr>
-        <w:t>Редактируемые .drawio, SVG и PNG сохранены в каталоге diagrams. Охранные услуги из примеров отсутствуют. Карточка инцидента и расчёт сроков из работы №6 автоматизируют отдельные операции процесса мониторинга; развёртывание ВМ, сбор метрик и выполнение инфраструктурных команд остаются действиями профильных систем и специалистов.</w:t>
+        <w:t>Редактируемые.drawio, SVG и PNG сохранены в каталоге diagrams. Охранные услуги из примеров отсутствуют. Карточка инцидента и расчёт сроков из работы №6 автоматизируют отдельные операции процесса мониторинга; развёртывание ВМ, сбор метрик и выполнение инфраструктурных команд остаются действиями профильных систем и специалистов.</w:t>
       </w:r>
     </w:p>
     <w:p>
@@ -2852,7 +2852,7 @@
           <w:b w:val="0"/>
           <w:sz w:val="28"/>
         </w:rPr>
-        <w:t>1. Управление информационно-технологическими услугами. Практическая работа №5: Методология функционального моделирования IDEF0 : методические указания. — Учебный материал, предоставленный к заданию. — Текст : электронный.</w:t>
+        <w:t>1. Управление информационно-технологическими услугами. Практическая работа №5: Методология функционального моделирования IDEF0: методические указания. - Учебный материал, предоставленный к заданию. - Текст: электронный.</w:t>
       </w:r>
     </w:p>
     <w:p>
@@ -2864,7 +2864,7 @@
           <w:b w:val="0"/>
           <w:sz w:val="28"/>
         </w:rPr>
-        <w:t>2. Тарасов, А. М. Предприятие как субъект оказания ИТ-услуг : отчёт по практической работе №1 / А. М. Тарасов, Д. М. Дементиевский, Б. М. Тыцкий. — Москва : РТУ МИРЭА, 2026. — 6 с. — Файл prakt1.pdf. — Текст : электронный.</w:t>
+        <w:t>2. Тарасов, А. М. Предприятие как субъект оказания ИТ-услуг: отчёт по практической работе №1 / А. М. Тарасов, Д. М. Дементиевский, Б. М. Тыцкий. - Москва: РТУ МИРЭА, 2026. - 6 с. - Файл prakt1.pdf. - Текст: электронный.</w:t>
       </w:r>
     </w:p>
     <w:p>
@@ -2876,7 +2876,7 @@
           <w:b w:val="0"/>
           <w:sz w:val="28"/>
         </w:rPr>
-        <w:t>3. Тарасов, А. М. Методология обеспечения ценности ИТ-услуг : отчёт по практической работе №3 / А. М. Тарасов, Д. М. Дементиевский, Б. М. Тыцкий. — Москва : РТУ МИРЭА, 2026. — 9 с. — Файл prakt3.pdf. — Текст : электронный.</w:t>
+        <w:t>3. Тарасов, А. М. Методология обеспечения ценности ИТ-услуг: отчёт по практической работе №3 / А. М. Тарасов, Д. М. Дементиевский, Б. М. Тыцкий. - Москва: РТУ МИРЭА, 2026. - 9 с. - Файл prakt3.pdf. - Текст: электронный.</w:t>
       </w:r>
     </w:p>
     <w:p>
@@ -2888,7 +2888,7 @@
           <w:b w:val="0"/>
           <w:sz w:val="28"/>
         </w:rPr>
-        <w:t>4. Тарасов, А. М. Соглашение об уровне обслуживания : отчёт по практической работе №4 / А. М. Тарасов, Д. М. Дементиевский, Б. М. Тыцкий. — Москва : РТУ МИРЭА, 2026. — Файл «УИТУ_Практическая_4_ТехноСервис.docx». — Текст : электронный.</w:t>
+        <w:t>4. Тарасов, А. М. Соглашение об уровне обслуживания: отчёт по практической работе №4 / А. М. Тарасов, Д. М. Дементиевский, Б. М. Тыцкий. - Москва: РТУ МИРЭА, 2026. - Файл «УИТУ_Практическая_4_ТехноСервис.docx». - Текст: электронный.</w:t>
       </w:r>
     </w:p>
     <w:p>
@@ -2900,7 +2900,7 @@
           <w:b w:val="0"/>
           <w:sz w:val="28"/>
         </w:rPr>
-        <w:t>5. Примеры диаграмм IDEF0 : 01_A1_context.xml, 02_A1_decomposition.xml, 03_A1_completeness.xml. — Материалы diagrams.net, предоставленные к заданию. — Изображение : электронное.</w:t>
+        <w:t>5. Примеры диаграмм IDEF0: 01_A1_context.xml, 02_A1_decomposition.xml, 03_A1_completeness.xml. - Материалы diagrams.net, предоставленные к заданию. - Изображение: электронное.</w:t>
       </w:r>
     </w:p>
     <w:p>
@@ -2912,7 +2912,7 @@
           <w:b w:val="0"/>
           <w:sz w:val="28"/>
         </w:rPr>
-        <w:t>6. Integration Definition for Function Modeling (IDEF0) : FIPS PUB 183. — Gaithersburg : National Institute of Standards and Technology, 1993. — URL: https://nvlpubs.nist.gov/nistpubs/Legacy/FIPS/fipspub183.pdf (дата обращения: 22.10.2026). — Текст : электронный.</w:t>
+        <w:t>6. Integration Definition for Function Modeling (IDEF0): FIPS PUB 183. - Gaithersburg: National Institute of Standards and Technology, 1993. - URL: https://nvlpubs.nist.gov/nistpubs/Legacy/FIPS/fipspub183.pdf (дата обращения: 22.10.2026). - Текст: электронный.</w:t>
       </w:r>
     </w:p>
     <w:p>
@@ -2924,7 +2924,7 @@
           <w:b w:val="0"/>
           <w:sz w:val="28"/>
         </w:rPr>
-        <w:t>7. Краткие рекомендации по ГОСТ 7.32–2017. Отчёт о научно-исследовательской работе. Структура и правила оформления. — Учебный материал, предоставленный к заданию. — 19 с. — Текст : электронный.</w:t>
+        <w:t>7. Краткие рекомендации по ГОСТ 7.32-2017. Отчёт о научно-исследовательской работе. Структура и правила оформления. - Учебный материал, предоставленный к заданию. - 19 с. - Текст: электронный.</w:t>
       </w:r>
     </w:p>
     <w:sectPr>
@@ -15043,12 +15043,6 @@
       <w:tabs>
         <w:tab w:pos="9354" w:val="right" w:leader="dot"/>
         <w:tab w:pos="9354" w:val="right" w:leader="dot"/>
-        <w:tab w:pos="9354" w:val="right" w:leader="dot"/>
-        <w:tab w:pos="9354" w:val="right" w:leader="dot"/>
-        <w:tab w:pos="9354" w:val="right" w:leader="dot"/>
-        <w:tab w:pos="9354" w:val="right" w:leader="dot"/>
-        <w:tab w:pos="9354" w:val="right" w:leader="dot"/>
-        <w:tab w:pos="9354" w:val="right" w:leader="dot"/>
       </w:tabs>
       <w:spacing w:line="240" w:lineRule="auto" w:before="0" w:after="0"/>
       <w:ind w:left="0" w:firstLine="0"/>
@@ -15064,12 +15058,6 @@
     <w:pPr>
       <w:keepNext w:val="0"/>
       <w:tabs>
-        <w:tab w:pos="9354" w:val="right" w:leader="dot"/>
-        <w:tab w:pos="9354" w:val="right" w:leader="dot"/>
-        <w:tab w:pos="9354" w:val="right" w:leader="dot"/>
-        <w:tab w:pos="9354" w:val="right" w:leader="dot"/>
-        <w:tab w:pos="9354" w:val="right" w:leader="dot"/>
-        <w:tab w:pos="9354" w:val="right" w:leader="dot"/>
         <w:tab w:pos="9354" w:val="right" w:leader="dot"/>
         <w:tab w:pos="9354" w:val="right" w:leader="dot"/>
       </w:tabs>

--- a/reports/УИТУ_Практическая_5_ТехноСервис.docx
+++ b/reports/УИТУ_Практическая_5_ТехноСервис.docx
@@ -5,6 +5,7 @@
     <w:p>
       <w:pPr>
         <w:keepNext w:val="0"/>
+        <w:spacing w:line="240" w:lineRule="auto"/>
         <w:ind w:firstLine="0"/>
         <w:jc w:val="center"/>
       </w:pPr>
@@ -13,7 +14,40 @@
           <w:b w:val="0"/>
           <w:sz w:val="28"/>
         </w:rPr>
-        <w:t>МИНОБРНАУКИ РОССИИ</w:t>
+      </w:r>
+      <w:r>
+        <w:drawing>
+          <wp:inline xmlns:a="http://schemas.openxmlformats.org/drawingml/2006/main" xmlns:pic="http://schemas.openxmlformats.org/drawingml/2006/picture">
+            <wp:extent cx="864000" cy="864000"/>
+            <wp:docPr id="1" name="Picture 1" descr="Эмблема РТУ МИРЭА"/>
+            <wp:cNvGraphicFramePr>
+              <a:graphicFrameLocks noChangeAspect="1"/>
+            </wp:cNvGraphicFramePr>
+            <a:graphic>
+              <a:graphicData uri="http://schemas.openxmlformats.org/drawingml/2006/picture">
+                <pic:pic>
+                  <pic:nvPicPr>
+                    <pic:cNvPr id="0" name="mirea-emblem.png"/>
+                    <pic:cNvPicPr/>
+                  </pic:nvPicPr>
+                  <pic:blipFill>
+                    <a:blip r:embed="rId10"/>
+                    <a:stretch>
+                      <a:fillRect/>
+                    </a:stretch>
+                  </pic:blipFill>
+                  <pic:spPr>
+                    <a:xfrm>
+                      <a:off x="0" y="0"/>
+                      <a:ext cx="864000" cy="864000"/>
+                    </a:xfrm>
+                    <a:prstGeom prst="rect"/>
+                  </pic:spPr>
+                </pic:pic>
+              </a:graphicData>
+            </a:graphic>
+          </wp:inline>
+        </w:drawing>
       </w:r>
     </w:p>
     <w:p>
@@ -27,7 +61,7 @@
           <w:b w:val="0"/>
           <w:sz w:val="28"/>
         </w:rPr>
-        <w:t>Федеральное государственное бюджетное образовательное</w:t>
+        <w:t>МИНИСТЕРСТВО НАУКИ И ВЫСШЕГО ОБРАЗОВАНИЯ РОССИЙСКОЙ ФЕДЕРАЦИИ</w:t>
       </w:r>
     </w:p>
     <w:p>
@@ -41,7 +75,7 @@
           <w:b w:val="0"/>
           <w:sz w:val="28"/>
         </w:rPr>
-        <w:t>учреждение высшего образования</w:t>
+        <w:t>Федеральное государственное бюджетное образовательное учреждение высшего образования</w:t>
       </w:r>
     </w:p>
     <w:p>
@@ -52,7 +86,7 @@
       </w:pPr>
       <w:r>
         <w:rPr>
-          <w:b w:val="0"/>
+          <w:b/>
           <w:sz w:val="28"/>
         </w:rPr>
         <w:t>«МИРЭА - Российский технологический университет»</w:t>
@@ -63,10 +97,13 @@
         <w:keepNext w:val="0"/>
         <w:ind w:firstLine="0"/>
         <w:jc w:val="center"/>
+        <w:pBdr>
+          <w:bottom w:val="double" w:sz="6" w:space="8" w:color="000000"/>
+        </w:pBdr>
       </w:pPr>
       <w:r>
         <w:rPr>
-          <w:b w:val="0"/>
+          <w:b/>
           <w:sz w:val="28"/>
         </w:rPr>
         <w:t>РТУ МИРЭА</w:t>
@@ -75,36 +112,6 @@
     <w:p>
       <w:pPr>
         <w:keepNext w:val="0"/>
-        <w:ind w:firstLine="0"/>
-        <w:jc w:val="center"/>
-      </w:pPr>
-      <w:r>
-        <w:rPr>
-          <w:b w:val="0"/>
-          <w:sz w:val="28"/>
-        </w:rPr>
-        <w:t>Институт информационных технологий</w:t>
-      </w:r>
-    </w:p>
-    <w:p>
-      <w:pPr>
-        <w:keepNext w:val="0"/>
-        <w:ind w:firstLine="0"/>
-        <w:jc w:val="center"/>
-      </w:pPr>
-      <w:r>
-        <w:rPr>
-          <w:b w:val="0"/>
-          <w:sz w:val="28"/>
-        </w:rPr>
-        <w:t>Кафедра корпоративных информационных систем</w:t>
-      </w:r>
-    </w:p>
-    <w:p>
-      <w:pPr>
-        <w:keepNext w:val="0"/>
-        <w:ind w:firstLine="0"/>
-        <w:jc w:val="center"/>
       </w:pPr>
       <w:r>
         <w:rPr>
@@ -121,10 +128,38 @@
       </w:pPr>
       <w:r>
         <w:rPr>
+          <w:b w:val="0"/>
+          <w:sz w:val="28"/>
+        </w:rPr>
+        <w:t>Институт информационных технологий (ИТ)</w:t>
+      </w:r>
+    </w:p>
+    <w:p>
+      <w:pPr>
+        <w:keepNext w:val="0"/>
+        <w:ind w:firstLine="0"/>
+        <w:jc w:val="center"/>
+      </w:pPr>
+      <w:r>
+        <w:rPr>
+          <w:b w:val="0"/>
+          <w:sz w:val="28"/>
+        </w:rPr>
+        <w:t>Кафедра корпоративных информационных систем (КИС)</w:t>
+      </w:r>
+    </w:p>
+    <w:p>
+      <w:pPr>
+        <w:keepNext w:val="0"/>
+        <w:ind w:firstLine="0"/>
+        <w:jc w:val="center"/>
+      </w:pPr>
+      <w:r>
+        <w:rPr>
           <w:b/>
           <w:sz w:val="28"/>
         </w:rPr>
-        <w:t>ОТЧЁТ ПО ПРАКТИЧЕСКОЙ РАБОТЕ № 5</w:t>
+        <w:t>ОТЧЕТ ПО ПРАКТИЧЕСКОЙ РАБОТЕ №5</w:t>
       </w:r>
     </w:p>
     <w:p>
@@ -135,7 +170,7 @@
       </w:pPr>
       <w:r>
         <w:rPr>
-          <w:b w:val="0"/>
+          <w:b/>
           <w:sz w:val="28"/>
         </w:rPr>
         <w:t>по дисциплине</w:t>
@@ -149,24 +184,10 @@
       </w:pPr>
       <w:r>
         <w:rPr>
-          <w:b w:val="0"/>
+          <w:b/>
           <w:sz w:val="28"/>
         </w:rPr>
         <w:t>«Управление информационно-технологическими услугами»</w:t>
-      </w:r>
-    </w:p>
-    <w:p>
-      <w:pPr>
-        <w:keepNext w:val="0"/>
-        <w:ind w:firstLine="0"/>
-        <w:jc w:val="center"/>
-      </w:pPr>
-      <w:r>
-        <w:rPr>
-          <w:b w:val="0"/>
-          <w:sz w:val="28"/>
-        </w:rPr>
-        <w:t>Тема: «Методология функционального моделирования IDEF0»</w:t>
       </w:r>
     </w:p>
     <w:p>
@@ -180,149 +201,130 @@
         </w:rPr>
       </w:r>
     </w:p>
+    <w:tbl>
+      <w:tblPr>
+        <w:tblW w:type="auto" w:w="0"/>
+        <w:jc w:val="center"/>
+        <w:tblLayout w:type="fixed"/>
+        <w:tblLook w:firstColumn="1" w:firstRow="1" w:lastColumn="0" w:lastRow="0" w:noHBand="0" w:noVBand="1" w:val="04A0"/>
+      </w:tblPr>
+      <w:tblGrid>
+        <w:gridCol w:w="3572"/>
+        <w:gridCol w:w="5783"/>
+      </w:tblGrid>
+      <w:tr>
+        <w:trPr>
+          <w:cantSplit/>
+        </w:trPr>
+        <w:tc>
+          <w:tcPr>
+            <w:tcW w:type="dxa" w:w="3572"/>
+          </w:tcPr>
+          <w:p>
+            <w:pPr>
+              <w:spacing w:line="288" w:lineRule="auto" w:before="0" w:after="0"/>
+              <w:ind w:firstLine="0"/>
+              <w:jc w:val="center"/>
+            </w:pPr>
+            <w:r>
+              <w:rPr>
+                <w:rFonts w:ascii="Times New Roman" w:hAnsi="Times New Roman"/>
+                <w:sz w:val="28"/>
+              </w:rPr>
+              <w:t>Выполнили студенты</w:t>
+              <w:br/>
+              <w:t>группы ИКБО-74-23</w:t>
+            </w:r>
+          </w:p>
+        </w:tc>
+        <w:tc>
+          <w:tcPr>
+            <w:tcW w:type="dxa" w:w="5783"/>
+          </w:tcPr>
+          <w:p>
+            <w:pPr>
+              <w:spacing w:line="288" w:lineRule="auto" w:before="0" w:after="0"/>
+              <w:ind w:firstLine="0"/>
+              <w:jc w:val="center"/>
+            </w:pPr>
+            <w:r>
+              <w:rPr>
+                <w:rFonts w:ascii="Times New Roman" w:hAnsi="Times New Roman"/>
+                <w:sz w:val="28"/>
+              </w:rPr>
+              <w:t>Тарасов Арсений Максимович</w:t>
+              <w:br/>
+              <w:t>Дементиевский Дмитрий Максимович</w:t>
+              <w:br/>
+              <w:t>Тыцкий Богдан Максимович</w:t>
+            </w:r>
+          </w:p>
+        </w:tc>
+      </w:tr>
+      <w:tr>
+        <w:trPr>
+          <w:cantSplit/>
+        </w:trPr>
+        <w:tc>
+          <w:tcPr>
+            <w:tcW w:type="dxa" w:w="3572"/>
+          </w:tcPr>
+          <w:p>
+            <w:pPr>
+              <w:spacing w:line="288" w:lineRule="auto" w:before="300" w:after="0"/>
+              <w:ind w:firstLine="0"/>
+              <w:jc w:val="center"/>
+            </w:pPr>
+            <w:r>
+              <w:rPr>
+                <w:rFonts w:ascii="Times New Roman" w:hAnsi="Times New Roman"/>
+                <w:sz w:val="28"/>
+              </w:rPr>
+              <w:t>Принял преподаватель</w:t>
+            </w:r>
+          </w:p>
+        </w:tc>
+        <w:tc>
+          <w:tcPr>
+            <w:tcW w:type="dxa" w:w="5783"/>
+          </w:tcPr>
+          <w:p>
+            <w:pPr>
+              <w:spacing w:line="288" w:lineRule="auto" w:before="300" w:after="0"/>
+              <w:ind w:firstLine="0"/>
+              <w:jc w:val="center"/>
+            </w:pPr>
+            <w:r>
+              <w:rPr>
+                <w:rFonts w:ascii="Times New Roman" w:hAnsi="Times New Roman"/>
+                <w:sz w:val="28"/>
+              </w:rPr>
+              <w:t>ассистент Демидов Н.А.</w:t>
+            </w:r>
+          </w:p>
+        </w:tc>
+      </w:tr>
+    </w:tbl>
     <w:p>
       <w:pPr>
         <w:keepNext w:val="0"/>
+        <w:spacing w:before="680"/>
         <w:ind w:firstLine="0"/>
-        <w:jc w:val="right"/>
+        <w:jc w:val="center"/>
       </w:pPr>
       <w:r>
         <w:rPr>
           <w:b w:val="0"/>
           <w:sz w:val="28"/>
         </w:rPr>
-        <w:t>Выполнили: студенты группы ИКБО-74-23</w:t>
+        <w:t>Москва 2026</w:t>
       </w:r>
     </w:p>
     <w:p>
       <w:pPr>
-        <w:keepNext w:val="0"/>
-        <w:ind w:firstLine="0"/>
-        <w:jc w:val="right"/>
-      </w:pPr>
-      <w:r>
-        <w:rPr>
-          <w:b w:val="0"/>
-          <w:sz w:val="28"/>
-        </w:rPr>
-        <w:t>Тарасов Арсений Максимович</w:t>
-      </w:r>
-    </w:p>
-    <w:p>
-      <w:pPr>
-        <w:keepNext w:val="0"/>
-        <w:ind w:firstLine="0"/>
-        <w:jc w:val="right"/>
-      </w:pPr>
-      <w:r>
-        <w:rPr>
-          <w:b w:val="0"/>
-          <w:sz w:val="28"/>
-        </w:rPr>
-        <w:t>Дементиевский Дмитрий Максимович</w:t>
-      </w:r>
-    </w:p>
-    <w:p>
-      <w:pPr>
-        <w:keepNext w:val="0"/>
-        <w:ind w:firstLine="0"/>
-        <w:jc w:val="right"/>
-      </w:pPr>
-      <w:r>
-        <w:rPr>
-          <w:b w:val="0"/>
-          <w:sz w:val="28"/>
-        </w:rPr>
-        <w:t>Тыцкий Богдан Максимович</w:t>
-      </w:r>
-    </w:p>
-    <w:p>
-      <w:pPr>
-        <w:keepNext w:val="0"/>
-        <w:ind w:firstLine="0"/>
-        <w:jc w:val="right"/>
-      </w:pPr>
-      <w:r>
-        <w:rPr>
-          <w:b w:val="0"/>
-          <w:sz w:val="28"/>
-        </w:rPr>
-        <w:t>Проверил: ассистент Демидов Н.А.</w:t>
-      </w:r>
-    </w:p>
-    <w:p>
-      <w:pPr>
-        <w:keepNext w:val="0"/>
-      </w:pPr>
-      <w:r>
-        <w:rPr>
-          <w:b w:val="0"/>
-          <w:sz w:val="28"/>
-        </w:rPr>
-      </w:r>
-    </w:p>
-    <w:p>
-      <w:pPr>
-        <w:keepNext w:val="0"/>
-        <w:ind w:firstLine="0"/>
-        <w:jc w:val="center"/>
-      </w:pPr>
-      <w:r>
-        <w:rPr>
-          <w:b w:val="0"/>
-          <w:sz w:val="28"/>
-        </w:rPr>
-        <w:t>Москва, 2026</w:t>
-      </w:r>
-    </w:p>
-    <w:p>
-      <w:pPr>
-        <w:pStyle w:val="Heading1"/>
-        <w:spacing w:after="280"/>
-        <w:jc w:val="center"/>
-      </w:pPr>
-      <w:bookmarkStart w:id="101" w:name="_TocUITU1"/>
-      <w:r>
-        <w:t>РЕФЕРАТ</w:t>
-      </w:r>
-      <w:bookmarkEnd w:id="101"/>
-    </w:p>
-    <w:p>
-      <w:pPr>
-        <w:keepNext w:val="0"/>
-      </w:pPr>
-      <w:r>
-        <w:t>Объём отчёта: 18 с., 10 рис., 2 табл., 7 источников.</w:t>
-      </w:r>
-    </w:p>
-    <w:p>
-      <w:pPr>
-        <w:keepNext w:val="0"/>
-      </w:pPr>
-      <w:r>
-        <w:rPr>
-          <w:b w:val="0"/>
-          <w:sz w:val="28"/>
-        </w:rPr>
-        <w:t>IDEF0, ФУНКЦИОНАЛЬНАЯ МОДЕЛЬ, ДЕКОМПОЗИЦИЯ, ICOM, ВИРТУАЛЬНЫЙ СЕРВЕР, МОНИТОРИНГ, SLA, КОНФИГУРАЦИОННАЯ ЕДИНИЦА</w:t>
-      </w:r>
-    </w:p>
-    <w:p>
-      <w:pPr>
-        <w:keepNext w:val="0"/>
-      </w:pPr>
-      <w:r>
-        <w:rPr>
-          <w:b w:val="0"/>
-          <w:sz w:val="28"/>
-        </w:rPr>
-        <w:t>Объект моделирования - предоставление услуг аренды виртуальных серверов и мониторинга ООО «ТехноСервис». Цель - раскрыть процессы до второго уровня для каждого блока первого уровня. Использованы функциональный анализ и нотация IDEF0 с согласованием входов, выходов, управления и механизмов. Построены десять диаграмм: два контекста, две декомпозиции первого уровня и шесть декомпозиций второго уровня. Получены редактируемые исходники diagrams.net и изображения для отчёта. Модели связывают каталог услуг, ресурсы и условия SLA с последующей автоматизацией Service Desk. Они пригодны для анализа ответственности и контрольных точек; программная интеграция с инфраструктурой в этой работе не выполнялась.</w:t>
-      </w:r>
-    </w:p>
-    <w:p>
-      <w:pPr>
         <w:pStyle w:val="TOCHeading"/>
         <w:spacing w:after="280"/>
+        <w:ind w:firstLine="0"/>
         <w:jc w:val="center"/>
         <w:pageBreakBefore/>
       </w:pPr>
@@ -335,6 +337,7 @@
         <w:tag w:val="UITU_TOC"/>
         <w:docPartObj>
           <w:docPartGallery w:val="Table of Contents"/>
+          <w:docPartUnique/>
         </w:docPartObj>
       </w:sdtPr>
       <w:sdtContent>
@@ -346,22 +349,22 @@
             <w:fldChar w:fldCharType="begin"/>
           </w:r>
           <w:r>
-            <w:instrText xml:space="preserve"> TOC \o "1-2" \h \z \u </w:instrText>
+            <w:instrText xml:space="preserve"> TOC \o "1-3" \h \z \u </w:instrText>
           </w:r>
           <w:r>
             <w:fldChar w:fldCharType="separate"/>
           </w:r>
           <w:hyperlink w:anchor="_TocUITU1">
             <w:r>
-              <w:t>РЕФЕРАТ</w:t>
+              <w:t>ЦЕЛЬ ПРАКТИЧЕСКОЙ РАБОТЫ</w:t>
+            </w:r>
+            <w:r>
+              <w:tab/>
+            </w:r>
+            <w:r>
+              <w:t>3</w:t>
             </w:r>
           </w:hyperlink>
-          <w:r>
-            <w:tab/>
-          </w:r>
-          <w:r>
-            <w:t>2</w:t>
-          </w:r>
         </w:p>
         <w:p>
           <w:pPr>
@@ -369,127 +372,127 @@
           </w:pPr>
           <w:hyperlink w:anchor="_TocUITU2">
             <w:r>
-              <w:t>ВВЕДЕНИЕ</w:t>
+              <w:t>ВЫПОЛНЕНИЕ РАБОТЫ</w:t>
+            </w:r>
+            <w:r>
+              <w:tab/>
+            </w:r>
+            <w:r>
+              <w:t>4</w:t>
             </w:r>
           </w:hyperlink>
-          <w:r>
-            <w:tab/>
-          </w:r>
-          <w:r>
-            <w:t>4</w:t>
-          </w:r>
-        </w:p>
-        <w:p>
-          <w:pPr>
-            <w:pStyle w:val="TOC1"/>
-          </w:pPr>
-          <w:hyperlink w:anchor="_TocUITU3">
-            <w:r>
-              <w:t>1 ВЫПОЛНЕНИЕ РАБОТЫ</w:t>
-            </w:r>
-          </w:hyperlink>
-          <w:r>
-            <w:tab/>
-          </w:r>
-          <w:r>
-            <w:t>5</w:t>
-          </w:r>
         </w:p>
         <w:p>
           <w:pPr>
             <w:pStyle w:val="TOC2"/>
           </w:pPr>
-          <w:hyperlink w:anchor="_TocUITU4">
+          <w:hyperlink w:anchor="_TocUITU3">
             <w:r>
-              <w:t>1.1 Границы моделей и правила нотации</w:t>
+              <w:t>1. Аренда виртуальных серверов</w:t>
+            </w:r>
+            <w:r>
+              <w:tab/>
+            </w:r>
+            <w:r>
+              <w:t>5</w:t>
             </w:r>
           </w:hyperlink>
-          <w:r>
-            <w:tab/>
-          </w:r>
-          <w:r>
-            <w:t>5</w:t>
-          </w:r>
         </w:p>
         <w:p>
           <w:pPr>
-            <w:pStyle w:val="TOC2"/>
+            <w:pStyle w:val="TOC3"/>
+          </w:pPr>
+          <w:hyperlink w:anchor="_TocUITU4">
+            <w:r>
+              <w:t>1.1 Контекстная диаграмма A-0</w:t>
+            </w:r>
+            <w:r>
+              <w:tab/>
+            </w:r>
+            <w:r>
+              <w:t>5</w:t>
+            </w:r>
+          </w:hyperlink>
+        </w:p>
+        <w:p>
+          <w:pPr>
+            <w:pStyle w:val="TOC3"/>
           </w:pPr>
           <w:hyperlink w:anchor="_TocUITU5">
             <w:r>
-              <w:t>1.2 Аренда ВМ: контекст, A-0</w:t>
+              <w:t>1.2 Декомпозиция первого уровня A0</w:t>
+            </w:r>
+            <w:r>
+              <w:tab/>
+            </w:r>
+            <w:r>
+              <w:t>6</w:t>
             </w:r>
           </w:hyperlink>
-          <w:r>
-            <w:tab/>
-          </w:r>
-          <w:r>
-            <w:t>6</w:t>
-          </w:r>
         </w:p>
         <w:p>
           <w:pPr>
-            <w:pStyle w:val="TOC2"/>
+            <w:pStyle w:val="TOC3"/>
           </w:pPr>
           <w:hyperlink w:anchor="_TocUITU6">
             <w:r>
-              <w:t>1.3 Аренда ВМ: первый уровень, A0</w:t>
+              <w:t>1.3 Второй уровень A1</w:t>
+            </w:r>
+            <w:r>
+              <w:tab/>
+            </w:r>
+            <w:r>
+              <w:t>7</w:t>
             </w:r>
           </w:hyperlink>
-          <w:r>
-            <w:tab/>
-          </w:r>
-          <w:r>
-            <w:t>7</w:t>
-          </w:r>
         </w:p>
         <w:p>
           <w:pPr>
-            <w:pStyle w:val="TOC2"/>
+            <w:pStyle w:val="TOC3"/>
           </w:pPr>
           <w:hyperlink w:anchor="_TocUITU7">
             <w:r>
-              <w:t>1.4 Аренда ВМ: второй уровень, A1</w:t>
+              <w:t>1.4 Второй уровень A2</w:t>
+            </w:r>
+            <w:r>
+              <w:tab/>
+            </w:r>
+            <w:r>
+              <w:t>8</w:t>
             </w:r>
           </w:hyperlink>
-          <w:r>
-            <w:tab/>
-          </w:r>
-          <w:r>
-            <w:t>8</w:t>
-          </w:r>
         </w:p>
         <w:p>
           <w:pPr>
-            <w:pStyle w:val="TOC2"/>
+            <w:pStyle w:val="TOC3"/>
           </w:pPr>
           <w:hyperlink w:anchor="_TocUITU8">
             <w:r>
-              <w:t>1.5 Аренда ВМ: второй уровень, A2</w:t>
+              <w:t>1.5 Второй уровень A3</w:t>
+            </w:r>
+            <w:r>
+              <w:tab/>
+            </w:r>
+            <w:r>
+              <w:t>9</w:t>
             </w:r>
           </w:hyperlink>
-          <w:r>
-            <w:tab/>
-          </w:r>
-          <w:r>
-            <w:t>9</w:t>
-          </w:r>
         </w:p>
         <w:p>
           <w:pPr>
-            <w:pStyle w:val="TOC2"/>
+            <w:pStyle w:val="TOC3"/>
           </w:pPr>
           <w:hyperlink w:anchor="_TocUITU9">
             <w:r>
-              <w:t>1.6 Аренда ВМ: второй уровень, A3</w:t>
+              <w:t>1.6 Второй уровень A4</w:t>
+            </w:r>
+            <w:r>
+              <w:tab/>
+            </w:r>
+            <w:r>
+              <w:t>10</w:t>
             </w:r>
           </w:hyperlink>
-          <w:r>
-            <w:tab/>
-          </w:r>
-          <w:r>
-            <w:t>10</w:t>
-          </w:r>
         </w:p>
         <w:p>
           <w:pPr>
@@ -497,127 +500,143 @@
           </w:pPr>
           <w:hyperlink w:anchor="_TocUITU10">
             <w:r>
-              <w:t>1.7 Мониторинг: контекст, A-0</w:t>
+              <w:t>2. Мониторинг и поддержка систем</w:t>
+            </w:r>
+            <w:r>
+              <w:tab/>
+            </w:r>
+            <w:r>
+              <w:t>11</w:t>
             </w:r>
           </w:hyperlink>
-          <w:r>
-            <w:tab/>
-          </w:r>
-          <w:r>
-            <w:t>11</w:t>
-          </w:r>
+        </w:p>
+        <w:p>
+          <w:pPr>
+            <w:pStyle w:val="TOC3"/>
+          </w:pPr>
+          <w:hyperlink w:anchor="_TocUITU11">
+            <w:r>
+              <w:t>2.1 Контекстная диаграмма A-0</w:t>
+            </w:r>
+            <w:r>
+              <w:tab/>
+            </w:r>
+            <w:r>
+              <w:t>11</w:t>
+            </w:r>
+          </w:hyperlink>
+        </w:p>
+        <w:p>
+          <w:pPr>
+            <w:pStyle w:val="TOC3"/>
+          </w:pPr>
+          <w:hyperlink w:anchor="_TocUITU12">
+            <w:r>
+              <w:t>2.2 Декомпозиция первого уровня A0</w:t>
+            </w:r>
+            <w:r>
+              <w:tab/>
+            </w:r>
+            <w:r>
+              <w:t>12</w:t>
+            </w:r>
+          </w:hyperlink>
+        </w:p>
+        <w:p>
+          <w:pPr>
+            <w:pStyle w:val="TOC3"/>
+          </w:pPr>
+          <w:hyperlink w:anchor="_TocUITU13">
+            <w:r>
+              <w:t>2.3 Второй уровень A1</w:t>
+            </w:r>
+            <w:r>
+              <w:tab/>
+            </w:r>
+            <w:r>
+              <w:t>13</w:t>
+            </w:r>
+          </w:hyperlink>
+        </w:p>
+        <w:p>
+          <w:pPr>
+            <w:pStyle w:val="TOC3"/>
+          </w:pPr>
+          <w:hyperlink w:anchor="_TocUITU14">
+            <w:r>
+              <w:t>2.4 Второй уровень A2</w:t>
+            </w:r>
+            <w:r>
+              <w:tab/>
+            </w:r>
+            <w:r>
+              <w:t>14</w:t>
+            </w:r>
+          </w:hyperlink>
+        </w:p>
+        <w:p>
+          <w:pPr>
+            <w:pStyle w:val="TOC3"/>
+          </w:pPr>
+          <w:hyperlink w:anchor="_TocUITU15">
+            <w:r>
+              <w:t>2.5 Второй уровень A3</w:t>
+            </w:r>
+            <w:r>
+              <w:tab/>
+            </w:r>
+            <w:r>
+              <w:t>15</w:t>
+            </w:r>
+          </w:hyperlink>
+        </w:p>
+        <w:p>
+          <w:pPr>
+            <w:pStyle w:val="TOC3"/>
+          </w:pPr>
+          <w:hyperlink w:anchor="_TocUITU16">
+            <w:r>
+              <w:t>2.6 Второй уровень A4</w:t>
+            </w:r>
+            <w:r>
+              <w:tab/>
+            </w:r>
+            <w:r>
+              <w:t>16</w:t>
+            </w:r>
+          </w:hyperlink>
         </w:p>
         <w:p>
           <w:pPr>
             <w:pStyle w:val="TOC2"/>
           </w:pPr>
-          <w:hyperlink w:anchor="_TocUITU11">
+          <w:hyperlink w:anchor="_TocUITU17">
             <w:r>
-              <w:t>1.8 Мониторинг: первый уровень, A0</w:t>
+              <w:t>3. Проверка полноты и согласованности</w:t>
+            </w:r>
+            <w:r>
+              <w:tab/>
+            </w:r>
+            <w:r>
+              <w:t>17</w:t>
             </w:r>
           </w:hyperlink>
-          <w:r>
-            <w:tab/>
-          </w:r>
-          <w:r>
-            <w:t>12</w:t>
-          </w:r>
-        </w:p>
-        <w:p>
-          <w:pPr>
-            <w:pStyle w:val="TOC2"/>
-          </w:pPr>
-          <w:hyperlink w:anchor="_TocUITU12">
-            <w:r>
-              <w:t>1.9 Мониторинг: второй уровень, A1</w:t>
-            </w:r>
-          </w:hyperlink>
-          <w:r>
-            <w:tab/>
-          </w:r>
-          <w:r>
-            <w:t>13</w:t>
-          </w:r>
-        </w:p>
-        <w:p>
-          <w:pPr>
-            <w:pStyle w:val="TOC2"/>
-          </w:pPr>
-          <w:hyperlink w:anchor="_TocUITU13">
-            <w:r>
-              <w:t>1.10 Мониторинг: второй уровень, A2</w:t>
-            </w:r>
-          </w:hyperlink>
-          <w:r>
-            <w:tab/>
-          </w:r>
-          <w:r>
-            <w:t>14</w:t>
-          </w:r>
-        </w:p>
-        <w:p>
-          <w:pPr>
-            <w:pStyle w:val="TOC2"/>
-          </w:pPr>
-          <w:hyperlink w:anchor="_TocUITU14">
-            <w:r>
-              <w:t>1.11 Мониторинг: второй уровень, A3</w:t>
-            </w:r>
-          </w:hyperlink>
-          <w:r>
-            <w:tab/>
-          </w:r>
-          <w:r>
-            <w:t>15</w:t>
-          </w:r>
-        </w:p>
-        <w:p>
-          <w:pPr>
-            <w:pStyle w:val="TOC2"/>
-          </w:pPr>
-          <w:hyperlink w:anchor="_TocUITU15">
-            <w:r>
-              <w:t>1.12 Проверка согласованности и результаты</w:t>
-            </w:r>
-          </w:hyperlink>
-          <w:r>
-            <w:tab/>
-          </w:r>
-          <w:r>
-            <w:t>16</w:t>
-          </w:r>
         </w:p>
         <w:p>
           <w:pPr>
             <w:pStyle w:val="TOC1"/>
           </w:pPr>
-          <w:hyperlink w:anchor="_TocUITU16">
+          <w:hyperlink w:anchor="_TocUITU18">
             <w:r>
-              <w:t>ЗАКЛЮЧЕНИЕ</w:t>
+              <w:t>Вывод по работе</w:t>
+            </w:r>
+            <w:r>
+              <w:tab/>
+            </w:r>
+            <w:r>
+              <w:t>18</w:t>
             </w:r>
           </w:hyperlink>
-          <w:r>
-            <w:tab/>
-          </w:r>
-          <w:r>
-            <w:t>17</w:t>
-          </w:r>
-        </w:p>
-        <w:p>
-          <w:pPr>
-            <w:pStyle w:val="TOC1"/>
-          </w:pPr>
-          <w:hyperlink w:anchor="_TocUITU17">
-            <w:r>
-              <w:t>СПИСОК ИСПОЛЬЗОВАННЫХ ИСТОЧНИКОВ</w:t>
-            </w:r>
-          </w:hyperlink>
-          <w:r>
-            <w:tab/>
-          </w:r>
-          <w:r>
-            <w:t>18</w:t>
-          </w:r>
           <w:r>
             <w:fldChar w:fldCharType="end"/>
           </w:r>
@@ -628,13 +647,12 @@
       <w:pPr>
         <w:pStyle w:val="Heading1"/>
         <w:spacing w:after="280"/>
-        <w:jc w:val="center"/>
-      </w:pPr>
-      <w:bookmarkStart w:id="102" w:name="_TocUITU2"/>
+      </w:pPr>
+      <w:bookmarkStart w:id="101" w:name="_TocUITU1"/>
       <w:r>
-        <w:t>ВВЕДЕНИЕ</w:t>
+        <w:t>ЦЕЛЬ ПРАКТИЧЕСКОЙ РАБОТЫ</w:t>
       </w:r>
-      <w:bookmarkEnd w:id="102"/>
+      <w:bookmarkEnd w:id="101"/>
     </w:p>
     <w:p>
       <w:pPr>
@@ -645,8 +663,19 @@
           <w:b w:val="0"/>
           <w:sz w:val="28"/>
         </w:rPr>
-        <w:t>Цель практической работы - построить модели предоставления двух услуг в IDEF0: контекст, первый уровень и второй уровень для каждого элемента первого уровня согласно заданию. Выбраны аренда виртуальных серверов и мониторинг с поддержкой - услуги разных линий, представленные в каталоге предприятия.</w:t>
+        <w:t>Цель работы: построить функциональные модели предоставления двух ИТ-услуг ООО «ТехноСервис» в нотации IDEF0. Для каждой услуги разработать контекстную диаграмму, декомпозицию первого уровня на четыре функции и второй уровень для каждой функции, определить входы, выходы, управление и механизмы.</w:t>
       </w:r>
+    </w:p>
+    <w:p>
+      <w:pPr>
+        <w:pStyle w:val="Heading1"/>
+        <w:spacing w:after="280"/>
+      </w:pPr>
+      <w:bookmarkStart w:id="102" w:name="_TocUITU2"/>
+      <w:r>
+        <w:t>ВЫПОЛНЕНИЕ РАБОТЫ</w:t>
+      </w:r>
+      <w:bookmarkEnd w:id="102"/>
     </w:p>
     <w:p>
       <w:pPr>
@@ -657,7 +686,7 @@
           <w:b w:val="0"/>
           <w:sz w:val="28"/>
         </w:rPr>
-        <w:t>Механизмы и технические зависимости основаны на сервисно-ресурсных моделях работы №3. Условия управления согласованы с разработанным SLA работы №4. Поэтому модели являются продолжением единого проекта, а не абстрактными примерами процессов.</w:t>
+        <w:t>Выбраны услуги разных линий: аренда виртуальных серверов из линии «Доступ/аренда» и мониторинг с поддержкой из линии «Управление». Механизмы соответствуют сервисно-ресурсным моделям предприятия; управляющие правила согласованы с SLA практической работы №4.</w:t>
       </w:r>
     </w:p>
     <w:p>
@@ -669,30 +698,8 @@
           <w:b w:val="0"/>
           <w:sz w:val="28"/>
         </w:rPr>
-        <w:t>Приложенные XML-файлы охранного предприятия использованы только как образец прямоугольных блоков, ортогональных стрелок и расположения ICOM. Их предметная область в процессы «ТехноСервиса» не переносится. Для семантики функций и стрелок использовано определение IDEF0 в FIPS PUB 183. Оформление отчёта следует предоставленным рекомендациям.</w:t>
+        <w:t>В IDEF0 входы подходят слева, выходы отходят справа, управление поступает сверху, механизмы - снизу. Блоки названы глаголами. Контекст A-0 содержит функцию A0; диаграмма A0 раскрывает её на A1, A2, A3 и A4. Каждый из четырёх блоков раскрыт на три функции второго уровня.</w:t>
       </w:r>
-    </w:p>
-    <w:p>
-      <w:pPr>
-        <w:pStyle w:val="Heading1"/>
-        <w:spacing w:after="280"/>
-      </w:pPr>
-      <w:bookmarkStart w:id="103" w:name="_TocUITU3"/>
-      <w:r>
-        <w:t>1 ВЫПОЛНЕНИЕ РАБОТЫ</w:t>
-      </w:r>
-      <w:bookmarkEnd w:id="103"/>
-    </w:p>
-    <w:p>
-      <w:pPr>
-        <w:pStyle w:val="Heading2"/>
-        <w:spacing w:after="280"/>
-      </w:pPr>
-      <w:bookmarkStart w:id="104" w:name="_TocUITU4"/>
-      <w:r>
-        <w:t>1.1 Границы моделей и правила нотации</w:t>
-      </w:r>
-      <w:bookmarkEnd w:id="104"/>
     </w:p>
     <w:p>
       <w:pPr>
@@ -703,19 +710,7 @@
           <w:b w:val="0"/>
           <w:sz w:val="28"/>
         </w:rPr>
-        <w:t>IDEF0 представляет деятельность как преобразование входов в выходы под управлением правил и с помощью механизмов. I (Input) входит слева; O (Output) выходит справа; C (Control) подходит сверху; M (Mechanism) - снизу. Названия блоков начинаются с глагола, а управляющие воздействия обозначены существительными: SLA, каталог, политика, пороги, регламент.</w:t>
-      </w:r>
-    </w:p>
-    <w:p>
-      <w:pPr>
-        <w:keepNext w:val="0"/>
-      </w:pPr>
-      <w:r>
-        <w:rPr>
-          <w:b w:val="0"/>
-          <w:sz w:val="28"/>
-        </w:rPr>
-        <w:t>Каждая услуга моделируется отдельным деревом. Контекст A−0 содержит единственный блок A0. Диаграмма A0 раскрывает его на A1, A2 и A3. Диаграммы A1, A2 и A3 содержат соответственно A11-A13, A21-A23 и A31-A33. Одинаковая нумерация в двух моделях различается префиксом файла vps или monitoring.</w:t>
+        <w:t>Листы выполнены в стиле образца: светлый фон, тонкие чёрные контуры, ортогональные связи, отдельные подписи ICOM, номер блока в правом нижнем углу, рамка и штамп с узлом, названием и номером листа. Для каждой услуги используется собственное дерево нумерации.</w:t>
       </w:r>
     </w:p>
     <w:p>
@@ -742,7 +737,7 @@
           <w:b w:val="0"/>
           <w:sz w:val="28"/>
         </w:rPr>
-        <w:t>Таблица 1 - Полнота дерева декомпозиции</w:t>
+        <w:t>Таблица 1 - Состав комплекта моделей</w:t>
       </w:r>
     </w:p>
     <w:tbl>
@@ -755,9 +750,9 @@
       </w:tblPr>
       <w:tblGrid>
         <w:gridCol w:w="2835"/>
-        <w:gridCol w:w="2098"/>
-        <w:gridCol w:w="2268"/>
-        <w:gridCol w:w="2154"/>
+        <w:gridCol w:w="1871"/>
+        <w:gridCol w:w="2211"/>
+        <w:gridCol w:w="2438"/>
       </w:tblGrid>
       <w:tr>
         <w:trPr>
@@ -788,7 +783,7 @@
         </w:tc>
         <w:tc>
           <w:tcPr>
-            <w:tcW w:type="dxa" w:w="2098"/>
+            <w:tcW w:type="dxa" w:w="1871"/>
             <w:vAlign w:val="center"/>
           </w:tcPr>
           <w:p>
@@ -810,7 +805,7 @@
         </w:tc>
         <w:tc>
           <w:tcPr>
-            <w:tcW w:type="dxa" w:w="2268"/>
+            <w:tcW w:type="dxa" w:w="2211"/>
             <w:vAlign w:val="center"/>
           </w:tcPr>
           <w:p>
@@ -832,7 +827,7 @@
         </w:tc>
         <w:tc>
           <w:tcPr>
-            <w:tcW w:type="dxa" w:w="2154"/>
+            <w:tcW w:type="dxa" w:w="2438"/>
             <w:vAlign w:val="center"/>
           </w:tcPr>
           <w:p>
@@ -881,7 +876,7 @@
         </w:tc>
         <w:tc>
           <w:tcPr>
-            <w:tcW w:type="dxa" w:w="2098"/>
+            <w:tcW w:type="dxa" w:w="1871"/>
             <w:vAlign w:val="center"/>
           </w:tcPr>
           <w:p>
@@ -897,13 +892,13 @@
                 <w:b w:val="0"/>
                 <w:sz w:val="23"/>
               </w:rPr>
-              <w:t>vps_Aminus0</w:t>
+              <w:t>A-0: блок A0</w:t>
             </w:r>
           </w:p>
         </w:tc>
         <w:tc>
           <w:tcPr>
-            <w:tcW w:type="dxa" w:w="2268"/>
+            <w:tcW w:type="dxa" w:w="2211"/>
             <w:vAlign w:val="center"/>
           </w:tcPr>
           <w:p>
@@ -919,13 +914,13 @@
                 <w:b w:val="0"/>
                 <w:sz w:val="23"/>
               </w:rPr>
-              <w:t>vps_A0: A1, A2, A3</w:t>
+              <w:t>A0: A1, A2, A3, A4</w:t>
             </w:r>
           </w:p>
         </w:tc>
         <w:tc>
           <w:tcPr>
-            <w:tcW w:type="dxa" w:w="2154"/>
+            <w:tcW w:type="dxa" w:w="2438"/>
             <w:vAlign w:val="center"/>
           </w:tcPr>
           <w:p>
@@ -941,7 +936,7 @@
                 <w:b w:val="0"/>
                 <w:sz w:val="23"/>
               </w:rPr>
-              <w:t>vps_A1, vps_A2, vps_A3</w:t>
+              <w:t>A1, A2, A3, A4; по 3 функции</w:t>
             </w:r>
           </w:p>
         </w:tc>
@@ -974,7 +969,7 @@
         </w:tc>
         <w:tc>
           <w:tcPr>
-            <w:tcW w:type="dxa" w:w="2098"/>
+            <w:tcW w:type="dxa" w:w="1871"/>
             <w:vAlign w:val="center"/>
           </w:tcPr>
           <w:p>
@@ -990,13 +985,13 @@
                 <w:b w:val="0"/>
                 <w:sz w:val="23"/>
               </w:rPr>
-              <w:t>monitoring_Aminus0</w:t>
+              <w:t>A-0: блок A0</w:t>
             </w:r>
           </w:p>
         </w:tc>
         <w:tc>
           <w:tcPr>
-            <w:tcW w:type="dxa" w:w="2268"/>
+            <w:tcW w:type="dxa" w:w="2211"/>
             <w:vAlign w:val="center"/>
           </w:tcPr>
           <w:p>
@@ -1012,13 +1007,13 @@
                 <w:b w:val="0"/>
                 <w:sz w:val="23"/>
               </w:rPr>
-              <w:t>monitoring_A0: A1, A2, A3</w:t>
+              <w:t>A0: A1, A2, A3, A4</w:t>
             </w:r>
           </w:p>
         </w:tc>
         <w:tc>
           <w:tcPr>
-            <w:tcW w:type="dxa" w:w="2154"/>
+            <w:tcW w:type="dxa" w:w="2438"/>
             <w:vAlign w:val="center"/>
           </w:tcPr>
           <w:p>
@@ -1034,7 +1029,7 @@
                 <w:b w:val="0"/>
                 <w:sz w:val="23"/>
               </w:rPr>
-              <w:t>monitoring_A1, monitoring_A2, monitoring_A3</w:t>
+              <w:t>A1, A2, A3, A4; по 3 функции</w:t>
             </w:r>
           </w:p>
         </w:tc>
@@ -1042,38 +1037,26 @@
     </w:tbl>
     <w:p>
       <w:pPr>
-        <w:keepNext w:val="0"/>
-      </w:pPr>
-      <w:r>
-        <w:rPr>
-          <w:b w:val="0"/>
-          <w:sz w:val="28"/>
-        </w:rPr>
-      </w:r>
-    </w:p>
-    <w:p>
-      <w:pPr>
-        <w:keepNext w:val="0"/>
-      </w:pPr>
-      <w:r>
-        <w:rPr>
-          <w:b w:val="0"/>
-          <w:sz w:val="28"/>
-        </w:rPr>
-        <w:t>C1 и M1 обозначают сгруппированные граничные потоки. В декомпозициях общие управления и механизмы разветвляются к дочерним функциям. Последовательные выходы блоков показаны как входы следующего этапа. Возврат при отрицательной проверке описан в тексте как условие повторного выполнения, без введения нового внешнего результата.</w:t>
-      </w:r>
-    </w:p>
-    <w:p>
-      <w:pPr>
         <w:pStyle w:val="Heading2"/>
         <w:pageBreakBefore/>
         <w:spacing w:after="280"/>
       </w:pPr>
-      <w:bookmarkStart w:id="105" w:name="_TocUITU5"/>
+      <w:bookmarkStart w:id="103" w:name="_TocUITU3"/>
       <w:r>
-        <w:t>1.2 Аренда ВМ: контекст, A-0</w:t>
+        <w:t>1. Аренда виртуальных серверов</w:t>
       </w:r>
-      <w:bookmarkEnd w:id="105"/>
+      <w:bookmarkEnd w:id="103"/>
+    </w:p>
+    <w:p>
+      <w:pPr>
+        <w:pStyle w:val="Heading3"/>
+        <w:spacing w:after="280"/>
+      </w:pPr>
+      <w:bookmarkStart w:id="104" w:name="_TocUITU4"/>
+      <w:r>
+        <w:t>1.1 Контекстная диаграмма A-0</w:t>
+      </w:r>
+      <w:bookmarkEnd w:id="104"/>
     </w:p>
     <w:p>
       <w:pPr>
@@ -1097,8 +1080,8 @@
       <w:r>
         <w:drawing>
           <wp:inline xmlns:a="http://schemas.openxmlformats.org/drawingml/2006/main" xmlns:pic="http://schemas.openxmlformats.org/drawingml/2006/picture">
-            <wp:extent cx="5940000" cy="3861000"/>
-            <wp:docPr id="1" name="Picture 1"/>
+            <wp:extent cx="5940000" cy="4158000"/>
+            <wp:docPr id="2" name="Picture 2"/>
             <wp:cNvGraphicFramePr>
               <a:graphicFrameLocks noChangeAspect="1"/>
             </wp:cNvGraphicFramePr>
@@ -1110,7 +1093,7 @@
                     <pic:cNvPicPr/>
                   </pic:nvPicPr>
                   <pic:blipFill>
-                    <a:blip r:embed="rId10"/>
+                    <a:blip r:embed="rId11"/>
                     <a:stretch>
                       <a:fillRect/>
                     </a:stretch>
@@ -1118,7 +1101,7 @@
                   <pic:spPr>
                     <a:xfrm>
                       <a:off x="0" y="0"/>
-                      <a:ext cx="5940000" cy="3861000"/>
+                      <a:ext cx="5940000" cy="4158000"/>
                     </a:xfrm>
                     <a:prstGeom prst="rect"/>
                   </pic:spPr>
@@ -1134,7 +1117,7 @@
         <w:pStyle w:val="Caption"/>
       </w:pPr>
       <w:r>
-        <w:t>Рисунок 1 - Аренда ВМ. Контекст, узел A-0</w:t>
+        <w:t>Рисунок 1 - Аренда виртуальных серверов. Контекстная диаграмма A-0</w:t>
       </w:r>
     </w:p>
     <w:p>
@@ -1146,7 +1129,7 @@
           <w:b w:val="0"/>
           <w:sz w:val="28"/>
         </w:rPr>
-        <w:t>Граница процесса начинается с поступления заявки и параметров ВМ и заканчивается передачей работающего ресурса и акта. Каталог задаёт допустимые комплекты и тариф, SLA - сроки взаимодействия, политика информационной безопасности - требования к изоляции и доступу. Инженер аренды использует vSphere, БД конфигураций и сервер-гипервизор. Запрос нового ресурса является плановым предоставлением услуги, а сбой уже выданной ВМ обрабатывается как инцидент по SLA.</w:t>
+        <w:t>Входы (I): Заявка заказчика, Параметры ВМ, Данные доступа.</w:t>
       </w:r>
     </w:p>
     <w:p>
@@ -1158,20 +1141,56 @@
           <w:b w:val="0"/>
           <w:sz w:val="28"/>
         </w:rPr>
-        <w:t>Модель отражает создание ценности для заказчика: согласованные вычислительные ресурсы становятся доступной виртуальной машиной. Отдельные продукты и серверы не подменяют функцию предоставления услуги.</w:t>
+        <w:t>Управление (C): SLA, Каталог и тарифы, Требования ИБ, Регламент выдачи ВМ.</w:t>
       </w:r>
     </w:p>
     <w:p>
       <w:pPr>
-        <w:pStyle w:val="Heading2"/>
+        <w:keepNext w:val="0"/>
+      </w:pPr>
+      <w:r>
+        <w:rPr>
+          <w:b w:val="0"/>
+          <w:sz w:val="28"/>
+        </w:rPr>
+        <w:t>Выходы (O): Работающая ВМ, Данные подключения, Акт предоставления.</w:t>
+      </w:r>
+    </w:p>
+    <w:p>
+      <w:pPr>
+        <w:keepNext w:val="0"/>
+      </w:pPr>
+      <w:r>
+        <w:rPr>
+          <w:b w:val="0"/>
+          <w:sz w:val="28"/>
+        </w:rPr>
+        <w:t>Механизмы (M): VMware vSphere, Гипервизор и СХД, БД конфигураций, Инженер аренды.</w:t>
+      </w:r>
+    </w:p>
+    <w:p>
+      <w:pPr>
+        <w:keepNext w:val="0"/>
+      </w:pPr>
+      <w:r>
+        <w:rPr>
+          <w:b w:val="0"/>
+          <w:sz w:val="28"/>
+        </w:rPr>
+        <w:t>Граница модели охватывает полный путь от получения исходных данных до предоставления согласованного результата. Внешние ИТ-продукты выступают механизмами; сама функция описывает деятельность по оказанию услуги.</w:t>
+      </w:r>
+    </w:p>
+    <w:p>
+      <w:pPr>
+        <w:pStyle w:val="Heading3"/>
         <w:pageBreakBefore/>
         <w:spacing w:after="280"/>
       </w:pPr>
-      <w:bookmarkStart w:id="106" w:name="_TocUITU6"/>
+      <w:bookmarkStart w:id="105" w:name="_TocUITU5"/>
       <w:r>
-        <w:t>1.3 Аренда ВМ: первый уровень, A0</w:t>
+        <w:t>1.2 Декомпозиция первого уровня A0</w:t>
       </w:r>
-      <w:bookmarkEnd w:id="106"/>
+      <w:bookmarkEnd w:id="105"/>
     </w:p>
     <w:p>
       <w:pPr>
@@ -1195,8 +1214,8 @@
       <w:r>
         <w:drawing>
           <wp:inline xmlns:a="http://schemas.openxmlformats.org/drawingml/2006/main" xmlns:pic="http://schemas.openxmlformats.org/drawingml/2006/picture">
-            <wp:extent cx="5940000" cy="3861000"/>
-            <wp:docPr id="2" name="Picture 2"/>
+            <wp:extent cx="5940000" cy="4158000"/>
+            <wp:docPr id="3" name="Picture 3"/>
             <wp:cNvGraphicFramePr>
               <a:graphicFrameLocks noChangeAspect="1"/>
             </wp:cNvGraphicFramePr>
@@ -1208,7 +1227,7 @@
                     <pic:cNvPicPr/>
                   </pic:nvPicPr>
                   <pic:blipFill>
-                    <a:blip r:embed="rId11"/>
+                    <a:blip r:embed="rId12"/>
                     <a:stretch>
                       <a:fillRect/>
                     </a:stretch>
@@ -1216,7 +1235,7 @@
                   <pic:spPr>
                     <a:xfrm>
                       <a:off x="0" y="0"/>
-                      <a:ext cx="5940000" cy="3861000"/>
+                      <a:ext cx="5940000" cy="4158000"/>
                     </a:xfrm>
                     <a:prstGeom prst="rect"/>
                   </pic:spPr>
@@ -1232,7 +1251,7 @@
         <w:pStyle w:val="Caption"/>
       </w:pPr>
       <w:r>
-        <w:t>Рисунок 2 - Аренда ВМ. Первый уровень, узел A0</w:t>
+        <w:t>Рисунок 2 - Аренда виртуальных серверов. Декомпозиция A0</w:t>
       </w:r>
     </w:p>
     <w:p>
@@ -1244,7 +1263,7 @@
           <w:b w:val="0"/>
           <w:sz w:val="28"/>
         </w:rPr>
-        <w:t>Первый уровень разделён на три функции. A1 согласует состав ресурсов и коммерческие параметры; результатом служит спецификация. A2 превращает спецификацию в настроенную ВМ. A3 проверяет качество, подключает наблюдение и передаёт доступ заказчику. Спецификация и настроенная ВМ являются внутренними потоками; они не изменяют внешние границы модели.</w:t>
+        <w:t>A1. Согласовать заявку и ресурсы. Результат: Согласованная спецификация.</w:t>
       </w:r>
     </w:p>
     <w:p>
@@ -1256,20 +1275,56 @@
           <w:b w:val="0"/>
           <w:sz w:val="28"/>
         </w:rPr>
-        <w:t>Разбиение отделяет решение о составе услуги от технического развёртывания и приёмки. Это позволяет закрепить проверки полноты заявки, выделения ресурсов и подтверждения результата за конкретными этапами.</w:t>
+        <w:t>A2. Развернуть виртуальный сервер. Результат: Созданная ВМ.</w:t>
       </w:r>
     </w:p>
     <w:p>
       <w:pPr>
-        <w:pStyle w:val="Heading2"/>
+        <w:keepNext w:val="0"/>
+      </w:pPr>
+      <w:r>
+        <w:rPr>
+          <w:b w:val="0"/>
+          <w:sz w:val="28"/>
+        </w:rPr>
+        <w:t>A3. Настроить доступ и защиту. Результат: Настроенная ВМ.</w:t>
+      </w:r>
+    </w:p>
+    <w:p>
+      <w:pPr>
+        <w:keepNext w:val="0"/>
+      </w:pPr>
+      <w:r>
+        <w:rPr>
+          <w:b w:val="0"/>
+          <w:sz w:val="28"/>
+        </w:rPr>
+        <w:t>A4. Проверить и передать сервер. Результат: Работающая ВМ, Данные подключения, Акт предоставления.</w:t>
+      </w:r>
+    </w:p>
+    <w:p>
+      <w:pPr>
+        <w:keepNext w:val="0"/>
+      </w:pPr>
+      <w:r>
+        <w:rPr>
+          <w:b w:val="0"/>
+          <w:sz w:val="28"/>
+        </w:rPr>
+        <w:t>Выход предыдущей функции становится входом следующей. Дополнительные внешние сведения подаются на соответствующий этап. Граничные входы и выходы совпадают с контекстом; управления и механизмы разветвляются только к использующим их функциям.</w:t>
+      </w:r>
+    </w:p>
+    <w:p>
+      <w:pPr>
+        <w:pStyle w:val="Heading3"/>
         <w:pageBreakBefore/>
         <w:spacing w:after="280"/>
       </w:pPr>
-      <w:bookmarkStart w:id="107" w:name="_TocUITU7"/>
+      <w:bookmarkStart w:id="106" w:name="_TocUITU6"/>
       <w:r>
-        <w:t>1.4 Аренда ВМ: второй уровень, A1</w:t>
+        <w:t>1.3 Второй уровень A1</w:t>
       </w:r>
-      <w:bookmarkEnd w:id="107"/>
+      <w:bookmarkEnd w:id="106"/>
     </w:p>
     <w:p>
       <w:pPr>
@@ -1293,8 +1348,8 @@
       <w:r>
         <w:drawing>
           <wp:inline xmlns:a="http://schemas.openxmlformats.org/drawingml/2006/main" xmlns:pic="http://schemas.openxmlformats.org/drawingml/2006/picture">
-            <wp:extent cx="5940000" cy="3861000"/>
-            <wp:docPr id="3" name="Picture 3"/>
+            <wp:extent cx="5940000" cy="4158000"/>
+            <wp:docPr id="4" name="Picture 4"/>
             <wp:cNvGraphicFramePr>
               <a:graphicFrameLocks noChangeAspect="1"/>
             </wp:cNvGraphicFramePr>
@@ -1306,7 +1361,7 @@
                     <pic:cNvPicPr/>
                   </pic:nvPicPr>
                   <pic:blipFill>
-                    <a:blip r:embed="rId12"/>
+                    <a:blip r:embed="rId13"/>
                     <a:stretch>
                       <a:fillRect/>
                     </a:stretch>
@@ -1314,7 +1369,7 @@
                   <pic:spPr>
                     <a:xfrm>
                       <a:off x="0" y="0"/>
-                      <a:ext cx="5940000" cy="3861000"/>
+                      <a:ext cx="5940000" cy="4158000"/>
                     </a:xfrm>
                     <a:prstGeom prst="rect"/>
                   </pic:spPr>
@@ -1330,7 +1385,7 @@
         <w:pStyle w:val="Caption"/>
       </w:pPr>
       <w:r>
-        <w:t>Рисунок 3 - Аренда ВМ. Второй уровень, узел A1</w:t>
+        <w:t>Рисунок 3 - Аренда виртуальных серверов. Согласовать заявку и ресурсы, узел A1</w:t>
       </w:r>
     </w:p>
     <w:p>
@@ -1342,7 +1397,7 @@
           <w:b w:val="0"/>
           <w:sz w:val="28"/>
         </w:rPr>
-        <w:t>A11 проверяет полноту заявки: число vCPU, объём RAM и SSD, назначение системы, доступ и контакт заказчика. A12 оценивает свободную ёмкость кластера и стоимость по сохранённому тарифу 500 руб. за месячный комплект ресурсов. A13 согласует спецификацию и разрешает начало развёртывания. Если данные неполны или ресурсов недостаточно, заявка возвращается на уточнение до подтверждения спецификации.</w:t>
+        <w:t>Входы (I): Заявка заказчика, Параметры ВМ.</w:t>
       </w:r>
     </w:p>
     <w:p>
@@ -1354,20 +1409,56 @@
           <w:b w:val="0"/>
           <w:sz w:val="28"/>
         </w:rPr>
-        <w:t>Выход A13 совпадает с выходом родительского A1 - согласованной спецификацией. Данные vSphere и БД конфигураций помогают оценить доступный ресурс; SLA и каталог ограничивают обязательства исполнителя.</w:t>
+        <w:t>Управление (C): SLA, Каталог и тарифы.</w:t>
       </w:r>
     </w:p>
     <w:p>
       <w:pPr>
-        <w:pStyle w:val="Heading2"/>
+        <w:keepNext w:val="0"/>
+      </w:pPr>
+      <w:r>
+        <w:rPr>
+          <w:b w:val="0"/>
+          <w:sz w:val="28"/>
+        </w:rPr>
+        <w:t>Выходы (O): Согласованная спецификация.</w:t>
+      </w:r>
+    </w:p>
+    <w:p>
+      <w:pPr>
+        <w:keepNext w:val="0"/>
+      </w:pPr>
+      <w:r>
+        <w:rPr>
+          <w:b w:val="0"/>
+          <w:sz w:val="28"/>
+        </w:rPr>
+        <w:t>Механизмы (M): VMware vSphere, БД конфигураций, Инженер аренды.</w:t>
+      </w:r>
+    </w:p>
+    <w:p>
+      <w:pPr>
+        <w:keepNext w:val="0"/>
+      </w:pPr>
+      <w:r>
+        <w:rPr>
+          <w:b w:val="0"/>
+          <w:sz w:val="28"/>
+        </w:rPr>
+        <w:t>A11 проверяет число vCPU, RAM и SSD, назначение ВМ и контакт заказчика. A12 сопоставляет свободную ёмкость с тарифом 500 руб. за месячный комплект. A13 согласует спецификацию; неполная заявка возвращается на уточнение до развёртывания.</w:t>
+      </w:r>
+    </w:p>
+    <w:p>
+      <w:pPr>
+        <w:pStyle w:val="Heading3"/>
         <w:pageBreakBefore/>
         <w:spacing w:after="280"/>
       </w:pPr>
-      <w:bookmarkStart w:id="108" w:name="_TocUITU8"/>
+      <w:bookmarkStart w:id="107" w:name="_TocUITU7"/>
       <w:r>
-        <w:t>1.5 Аренда ВМ: второй уровень, A2</w:t>
+        <w:t>1.4 Второй уровень A2</w:t>
       </w:r>
-      <w:bookmarkEnd w:id="108"/>
+      <w:bookmarkEnd w:id="107"/>
     </w:p>
     <w:p>
       <w:pPr>
@@ -1391,8 +1482,8 @@
       <w:r>
         <w:drawing>
           <wp:inline xmlns:a="http://schemas.openxmlformats.org/drawingml/2006/main" xmlns:pic="http://schemas.openxmlformats.org/drawingml/2006/picture">
-            <wp:extent cx="5940000" cy="3861000"/>
-            <wp:docPr id="4" name="Picture 4"/>
+            <wp:extent cx="5940000" cy="4158000"/>
+            <wp:docPr id="5" name="Picture 5"/>
             <wp:cNvGraphicFramePr>
               <a:graphicFrameLocks noChangeAspect="1"/>
             </wp:cNvGraphicFramePr>
@@ -1404,7 +1495,7 @@
                     <pic:cNvPicPr/>
                   </pic:nvPicPr>
                   <pic:blipFill>
-                    <a:blip r:embed="rId13"/>
+                    <a:blip r:embed="rId14"/>
                     <a:stretch>
                       <a:fillRect/>
                     </a:stretch>
@@ -1412,7 +1503,7 @@
                   <pic:spPr>
                     <a:xfrm>
                       <a:off x="0" y="0"/>
-                      <a:ext cx="5940000" cy="3861000"/>
+                      <a:ext cx="5940000" cy="4158000"/>
                     </a:xfrm>
                     <a:prstGeom prst="rect"/>
                   </pic:spPr>
@@ -1428,7 +1519,7 @@
         <w:pStyle w:val="Caption"/>
       </w:pPr>
       <w:r>
-        <w:t>Рисунок 4 - Аренда ВМ. Второй уровень, узел A2</w:t>
+        <w:t>Рисунок 4 - Аренда виртуальных серверов. Развернуть виртуальный сервер, узел A2</w:t>
       </w:r>
     </w:p>
     <w:p>
@@ -1440,7 +1531,7 @@
           <w:b w:val="0"/>
           <w:sz w:val="28"/>
         </w:rPr>
-        <w:t>A21 резервирует вычислительную ёмкость, место на СХД и сетевые параметры. A22 создаёт виртуальную машину на гипервизоре по согласованному шаблону. A23 настраивает ОС, сетевой интерфейс и разрешённый доступ. Инженер аренды фиксирует конфигурацию в БД и сверяет её со спецификацией.</w:t>
+        <w:t>Входы (I): Согласованная спецификация.</w:t>
       </w:r>
     </w:p>
     <w:p>
@@ -1452,20 +1543,56 @@
           <w:b w:val="0"/>
           <w:sz w:val="28"/>
         </w:rPr>
-        <w:t>Внутренние результаты - выделенный пул и созданная ВМ. После настройки на выходе получается именно «Настроенная ВМ», которая на уровне A0 передаётся функции A3; итоговая приёмка здесь ещё не выполняется.</w:t>
+        <w:t>Управление (C): Регламент выдачи ВМ.</w:t>
       </w:r>
     </w:p>
     <w:p>
       <w:pPr>
-        <w:pStyle w:val="Heading2"/>
+        <w:keepNext w:val="0"/>
+      </w:pPr>
+      <w:r>
+        <w:rPr>
+          <w:b w:val="0"/>
+          <w:sz w:val="28"/>
+        </w:rPr>
+        <w:t>Выходы (O): Созданная ВМ.</w:t>
+      </w:r>
+    </w:p>
+    <w:p>
+      <w:pPr>
+        <w:keepNext w:val="0"/>
+      </w:pPr>
+      <w:r>
+        <w:rPr>
+          <w:b w:val="0"/>
+          <w:sz w:val="28"/>
+        </w:rPr>
+        <w:t>Механизмы (M): VMware vSphere, Гипервизор и СХД, БД конфигураций, Инженер аренды.</w:t>
+      </w:r>
+    </w:p>
+    <w:p>
+      <w:pPr>
+        <w:keepNext w:val="0"/>
+      </w:pPr>
+      <w:r>
+        <w:rPr>
+          <w:b w:val="0"/>
+          <w:sz w:val="28"/>
+        </w:rPr>
+        <w:t>A21 резервирует вычислительный пул и место на СХД. A22 создаёт ВМ по утверждённому шаблону. A23 настраивает базовую ОС. Результат этого этапа ещё не является выданной заказчику услугой: права и изоляция проверяются отдельно.</w:t>
+      </w:r>
+    </w:p>
+    <w:p>
+      <w:pPr>
+        <w:pStyle w:val="Heading3"/>
         <w:pageBreakBefore/>
         <w:spacing w:after="280"/>
       </w:pPr>
-      <w:bookmarkStart w:id="109" w:name="_TocUITU9"/>
+      <w:bookmarkStart w:id="108" w:name="_TocUITU8"/>
       <w:r>
-        <w:t>1.6 Аренда ВМ: второй уровень, A3</w:t>
+        <w:t>1.5 Второй уровень A3</w:t>
       </w:r>
-      <w:bookmarkEnd w:id="109"/>
+      <w:bookmarkEnd w:id="108"/>
     </w:p>
     <w:p>
       <w:pPr>
@@ -1489,8 +1616,8 @@
       <w:r>
         <w:drawing>
           <wp:inline xmlns:a="http://schemas.openxmlformats.org/drawingml/2006/main" xmlns:pic="http://schemas.openxmlformats.org/drawingml/2006/picture">
-            <wp:extent cx="5940000" cy="3861000"/>
-            <wp:docPr id="5" name="Picture 5"/>
+            <wp:extent cx="5940000" cy="4158000"/>
+            <wp:docPr id="6" name="Picture 6"/>
             <wp:cNvGraphicFramePr>
               <a:graphicFrameLocks noChangeAspect="1"/>
             </wp:cNvGraphicFramePr>
@@ -1502,7 +1629,7 @@
                     <pic:cNvPicPr/>
                   </pic:nvPicPr>
                   <pic:blipFill>
-                    <a:blip r:embed="rId14"/>
+                    <a:blip r:embed="rId15"/>
                     <a:stretch>
                       <a:fillRect/>
                     </a:stretch>
@@ -1510,7 +1637,7 @@
                   <pic:spPr>
                     <a:xfrm>
                       <a:off x="0" y="0"/>
-                      <a:ext cx="5940000" cy="3861000"/>
+                      <a:ext cx="5940000" cy="4158000"/>
                     </a:xfrm>
                     <a:prstGeom prst="rect"/>
                   </pic:spPr>
@@ -1526,7 +1653,7 @@
         <w:pStyle w:val="Caption"/>
       </w:pPr>
       <w:r>
-        <w:t>Рисунок 5 - Аренда ВМ. Второй уровень, узел A3</w:t>
+        <w:t>Рисунок 5 - Аренда виртуальных серверов. Настроить доступ и защиту, узел A3</w:t>
       </w:r>
     </w:p>
     <w:p>
@@ -1538,7 +1665,7 @@
           <w:b w:val="0"/>
           <w:sz w:val="28"/>
         </w:rPr>
-        <w:t>A31 проверяет загрузку ОС, параметры ресурсов и сетевую изоляцию. A32 добавляет ВМ в наблюдение и проверяет поступление контрольных метрик. A33 передаёт доступ по согласованному защищённому каналу и оформляет акт. При отрицательной проверке инженер устраняет несоответствие до передачи результата.</w:t>
+        <w:t>Входы (I): Созданная ВМ, Данные доступа.</w:t>
       </w:r>
     </w:p>
     <w:p>
@@ -1550,20 +1677,56 @@
           <w:b w:val="0"/>
           <w:sz w:val="28"/>
         </w:rPr>
-        <w:t>Внешний выход «Работающая ВМ и акт» полностью совпадает с выходом контекстной диаграммы. Связь с услугой мониторинга отражает зависимость из технического каталога; подключение к наблюдению не означает выполнение всех операций эксплуатации в процессе выдачи ВМ.</w:t>
+        <w:t>Управление (C): Требования ИБ, Регламент выдачи ВМ.</w:t>
       </w:r>
     </w:p>
     <w:p>
       <w:pPr>
-        <w:pStyle w:val="Heading2"/>
+        <w:keepNext w:val="0"/>
+      </w:pPr>
+      <w:r>
+        <w:rPr>
+          <w:b w:val="0"/>
+          <w:sz w:val="28"/>
+        </w:rPr>
+        <w:t>Выходы (O): Настроенная ВМ.</w:t>
+      </w:r>
+    </w:p>
+    <w:p>
+      <w:pPr>
+        <w:keepNext w:val="0"/>
+      </w:pPr>
+      <w:r>
+        <w:rPr>
+          <w:b w:val="0"/>
+          <w:sz w:val="28"/>
+        </w:rPr>
+        <w:t>Механизмы (M): VMware vSphere, БД конфигураций, Инженер аренды.</w:t>
+      </w:r>
+    </w:p>
+    <w:p>
+      <w:pPr>
+        <w:keepNext w:val="0"/>
+      </w:pPr>
+      <w:r>
+        <w:rPr>
+          <w:b w:val="0"/>
+          <w:sz w:val="28"/>
+        </w:rPr>
+        <w:t>A31 создаёт согласованные учётные записи. A32 применяет настройки сети и разграничение доступа. A33 проверяет изоляцию и соответствие требованиям ИБ. При отрицательной проверке настройки исправляются с повторным контролем.</w:t>
+      </w:r>
+    </w:p>
+    <w:p>
+      <w:pPr>
+        <w:pStyle w:val="Heading3"/>
         <w:pageBreakBefore/>
         <w:spacing w:after="280"/>
       </w:pPr>
-      <w:bookmarkStart w:id="110" w:name="_TocUITU10"/>
+      <w:bookmarkStart w:id="109" w:name="_TocUITU9"/>
       <w:r>
-        <w:t>1.7 Мониторинг: контекст, A-0</w:t>
+        <w:t>1.6 Второй уровень A4</w:t>
       </w:r>
-      <w:bookmarkEnd w:id="110"/>
+      <w:bookmarkEnd w:id="109"/>
     </w:p>
     <w:p>
       <w:pPr>
@@ -1587,8 +1750,153 @@
       <w:r>
         <w:drawing>
           <wp:inline xmlns:a="http://schemas.openxmlformats.org/drawingml/2006/main" xmlns:pic="http://schemas.openxmlformats.org/drawingml/2006/picture">
-            <wp:extent cx="5940000" cy="3861000"/>
-            <wp:docPr id="6" name="Picture 6"/>
+            <wp:extent cx="5940000" cy="4158000"/>
+            <wp:docPr id="7" name="Picture 7"/>
+            <wp:cNvGraphicFramePr>
+              <a:graphicFrameLocks noChangeAspect="1"/>
+            </wp:cNvGraphicFramePr>
+            <a:graphic>
+              <a:graphicData uri="http://schemas.openxmlformats.org/drawingml/2006/picture">
+                <pic:pic>
+                  <pic:nvPicPr>
+                    <pic:cNvPr id="0" name="vps_A4.png"/>
+                    <pic:cNvPicPr/>
+                  </pic:nvPicPr>
+                  <pic:blipFill>
+                    <a:blip r:embed="rId16"/>
+                    <a:stretch>
+                      <a:fillRect/>
+                    </a:stretch>
+                  </pic:blipFill>
+                  <pic:spPr>
+                    <a:xfrm>
+                      <a:off x="0" y="0"/>
+                      <a:ext cx="5940000" cy="4158000"/>
+                    </a:xfrm>
+                    <a:prstGeom prst="rect"/>
+                  </pic:spPr>
+                </pic:pic>
+              </a:graphicData>
+            </a:graphic>
+          </wp:inline>
+        </w:drawing>
+      </w:r>
+    </w:p>
+    <w:p>
+      <w:pPr>
+        <w:pStyle w:val="Caption"/>
+      </w:pPr>
+      <w:r>
+        <w:t>Рисунок 6 - Аренда виртуальных серверов. Проверить и передать сервер, узел A4</w:t>
+      </w:r>
+    </w:p>
+    <w:p>
+      <w:pPr>
+        <w:keepNext w:val="0"/>
+      </w:pPr>
+      <w:r>
+        <w:rPr>
+          <w:b w:val="0"/>
+          <w:sz w:val="28"/>
+        </w:rPr>
+        <w:t>Входы (I): Настроенная ВМ.</w:t>
+      </w:r>
+    </w:p>
+    <w:p>
+      <w:pPr>
+        <w:keepNext w:val="0"/>
+      </w:pPr>
+      <w:r>
+        <w:rPr>
+          <w:b w:val="0"/>
+          <w:sz w:val="28"/>
+        </w:rPr>
+        <w:t>Управление (C): SLA, Регламент выдачи ВМ.</w:t>
+      </w:r>
+    </w:p>
+    <w:p>
+      <w:pPr>
+        <w:keepNext w:val="0"/>
+      </w:pPr>
+      <w:r>
+        <w:rPr>
+          <w:b w:val="0"/>
+          <w:sz w:val="28"/>
+        </w:rPr>
+        <w:t>Выходы (O): Работающая ВМ, Данные подключения, Акт предоставления.</w:t>
+      </w:r>
+    </w:p>
+    <w:p>
+      <w:pPr>
+        <w:keepNext w:val="0"/>
+      </w:pPr>
+      <w:r>
+        <w:rPr>
+          <w:b w:val="0"/>
+          <w:sz w:val="28"/>
+        </w:rPr>
+        <w:t>Механизмы (M): VMware vSphere, БД конфигураций, Инженер аренды.</w:t>
+      </w:r>
+    </w:p>
+    <w:p>
+      <w:pPr>
+        <w:keepNext w:val="0"/>
+      </w:pPr>
+      <w:r>
+        <w:rPr>
+          <w:b w:val="0"/>
+          <w:sz w:val="28"/>
+        </w:rPr>
+        <w:t>A41 проверяет загрузку ОС, вычислительные ресурсы и доступ. A42 включает ВМ в наблюдение. A43 передаёт заказчику сведения для подключения и оформляет акт. Пароль передаётся согласованным защищённым каналом, а не публикуется в отчёте.</w:t>
+      </w:r>
+    </w:p>
+    <w:p>
+      <w:pPr>
+        <w:pStyle w:val="Heading2"/>
+        <w:pageBreakBefore/>
+        <w:spacing w:after="280"/>
+      </w:pPr>
+      <w:bookmarkStart w:id="110" w:name="_TocUITU10"/>
+      <w:r>
+        <w:t>2. Мониторинг и поддержка систем</w:t>
+      </w:r>
+      <w:bookmarkEnd w:id="110"/>
+    </w:p>
+    <w:p>
+      <w:pPr>
+        <w:pStyle w:val="Heading3"/>
+        <w:spacing w:after="280"/>
+      </w:pPr>
+      <w:bookmarkStart w:id="111" w:name="_TocUITU11"/>
+      <w:r>
+        <w:t>2.1 Контекстная диаграмма A-0</w:t>
+      </w:r>
+      <w:bookmarkEnd w:id="111"/>
+    </w:p>
+    <w:p>
+      <w:pPr>
+        <w:keepNext/>
+      </w:pPr>
+      <w:r>
+        <w:rPr>
+          <w:b w:val="0"/>
+          <w:sz w:val="28"/>
+        </w:rPr>
+        <w:t>Результат представлен на рисунке 7.</w:t>
+      </w:r>
+    </w:p>
+    <w:p>
+      <w:pPr>
+        <w:keepNext/>
+        <w:spacing w:line="240" w:lineRule="auto"/>
+        <w:ind w:firstLine="0"/>
+        <w:jc w:val="center"/>
+      </w:pPr>
+      <w:r>
+        <w:drawing>
+          <wp:inline xmlns:a="http://schemas.openxmlformats.org/drawingml/2006/main" xmlns:pic="http://schemas.openxmlformats.org/drawingml/2006/picture">
+            <wp:extent cx="5940000" cy="4158000"/>
+            <wp:docPr id="8" name="Picture 8"/>
             <wp:cNvGraphicFramePr>
               <a:graphicFrameLocks noChangeAspect="1"/>
             </wp:cNvGraphicFramePr>
@@ -1600,7 +1908,7 @@
                     <pic:cNvPicPr/>
                   </pic:nvPicPr>
                   <pic:blipFill>
-                    <a:blip r:embed="rId15"/>
+                    <a:blip r:embed="rId17"/>
                     <a:stretch>
                       <a:fillRect/>
                     </a:stretch>
@@ -1608,7 +1916,7 @@
                   <pic:spPr>
                     <a:xfrm>
                       <a:off x="0" y="0"/>
-                      <a:ext cx="5940000" cy="3861000"/>
+                      <a:ext cx="5940000" cy="4158000"/>
                     </a:xfrm>
                     <a:prstGeom prst="rect"/>
                   </pic:spPr>
@@ -1624,7 +1932,7 @@
         <w:pStyle w:val="Caption"/>
       </w:pPr>
       <w:r>
-        <w:t>Рисунок 6 - Мониторинг. Контекст, узел A-0</w:t>
+        <w:t>Рисунок 7 - Мониторинг и поддержка систем. Контекстная диаграмма A-0</w:t>
       </w:r>
     </w:p>
     <w:p>
@@ -1636,7 +1944,7 @@
           <w:b w:val="0"/>
           <w:sz w:val="28"/>
         </w:rPr>
-        <w:t>Входами являются метрики наблюдаемых компонентов и обращения заказчика. SLA, пороги мониторинга и регламент изменений определяют правила обнаружения, приоритет и допустимые действия. Инженер мониторинга и системный администратор используют Zabbix либо Prometheus и БД метрик и инцидентов.</w:t>
+        <w:t>Входы (I): Метрики агентов, Обращение заказчика, Сведения о ресурсах.</w:t>
       </w:r>
     </w:p>
     <w:p>
@@ -1648,31 +1956,67 @@
           <w:b w:val="0"/>
           <w:sz w:val="28"/>
         </w:rPr>
-        <w:t>Результат - восстановленная услуга и отчёт о действиях. Граница модели охватывает обнаружение сбоя, устранение и подтверждение результата. Плановое развитие функциональности относится к отдельному процессу изменения и не включается в восстановление автоматически.</w:t>
+        <w:t>Управление (C): SLA, Пороги мониторинга, Регламент инцидентов, Регламент изменений.</w:t>
       </w:r>
     </w:p>
     <w:p>
       <w:pPr>
-        <w:pStyle w:val="Heading2"/>
-        <w:pageBreakBefore/>
-        <w:spacing w:after="280"/>
-      </w:pPr>
-      <w:bookmarkStart w:id="111" w:name="_TocUITU11"/>
-      <w:r>
-        <w:t>1.8 Мониторинг: первый уровень, A0</w:t>
-      </w:r>
-      <w:bookmarkEnd w:id="111"/>
-    </w:p>
-    <w:p>
-      <w:pPr>
-        <w:keepNext/>
+        <w:keepNext w:val="0"/>
       </w:pPr>
       <w:r>
         <w:rPr>
           <w:b w:val="0"/>
           <w:sz w:val="28"/>
         </w:rPr>
-        <w:t>Результат представлен на рисунке 7.</w:t>
+        <w:t>Выходы (O): Восстановленная услуга, Отчёт по SLA.</w:t>
+      </w:r>
+    </w:p>
+    <w:p>
+      <w:pPr>
+        <w:keepNext w:val="0"/>
+      </w:pPr>
+      <w:r>
+        <w:rPr>
+          <w:b w:val="0"/>
+          <w:sz w:val="28"/>
+        </w:rPr>
+        <w:t>Механизмы (M): Zabbix / Prometheus, БД метрик и инцидентов, Инженер мониторинга, Системный администратор.</w:t>
+      </w:r>
+    </w:p>
+    <w:p>
+      <w:pPr>
+        <w:keepNext w:val="0"/>
+      </w:pPr>
+      <w:r>
+        <w:rPr>
+          <w:b w:val="0"/>
+          <w:sz w:val="28"/>
+        </w:rPr>
+        <w:t>Граница модели охватывает полный путь от получения исходных данных до предоставления согласованного результата. Внешние ИТ-продукты выступают механизмами; сама функция описывает деятельность по оказанию услуги.</w:t>
+      </w:r>
+    </w:p>
+    <w:p>
+      <w:pPr>
+        <w:pStyle w:val="Heading3"/>
+        <w:pageBreakBefore/>
+        <w:spacing w:after="280"/>
+      </w:pPr>
+      <w:bookmarkStart w:id="112" w:name="_TocUITU12"/>
+      <w:r>
+        <w:t>2.2 Декомпозиция первого уровня A0</w:t>
+      </w:r>
+      <w:bookmarkEnd w:id="112"/>
+    </w:p>
+    <w:p>
+      <w:pPr>
+        <w:keepNext/>
+      </w:pPr>
+      <w:r>
+        <w:rPr>
+          <w:b w:val="0"/>
+          <w:sz w:val="28"/>
+        </w:rPr>
+        <w:t>Результат представлен на рисунке 8.</w:t>
       </w:r>
     </w:p>
     <w:p>
@@ -1685,8 +2029,8 @@
       <w:r>
         <w:drawing>
           <wp:inline xmlns:a="http://schemas.openxmlformats.org/drawingml/2006/main" xmlns:pic="http://schemas.openxmlformats.org/drawingml/2006/picture">
-            <wp:extent cx="5940000" cy="3861000"/>
-            <wp:docPr id="7" name="Picture 7"/>
+            <wp:extent cx="5940000" cy="4158000"/>
+            <wp:docPr id="9" name="Picture 9"/>
             <wp:cNvGraphicFramePr>
               <a:graphicFrameLocks noChangeAspect="1"/>
             </wp:cNvGraphicFramePr>
@@ -1698,7 +2042,7 @@
                     <pic:cNvPicPr/>
                   </pic:nvPicPr>
                   <pic:blipFill>
-                    <a:blip r:embed="rId16"/>
+                    <a:blip r:embed="rId18"/>
                     <a:stretch>
                       <a:fillRect/>
                     </a:stretch>
@@ -1706,7 +2050,7 @@
                   <pic:spPr>
                     <a:xfrm>
                       <a:off x="0" y="0"/>
-                      <a:ext cx="5940000" cy="3861000"/>
+                      <a:ext cx="5940000" cy="4158000"/>
                     </a:xfrm>
                     <a:prstGeom prst="rect"/>
                   </pic:spPr>
@@ -1722,7 +2066,7 @@
         <w:pStyle w:val="Caption"/>
       </w:pPr>
       <w:r>
-        <w:t>Рисунок 7 - Мониторинг. Первый уровень, узел A0</w:t>
+        <w:t>Рисунок 8 - Мониторинг и поддержка систем. Декомпозиция A0</w:t>
       </w:r>
     </w:p>
     <w:p>
@@ -1734,7 +2078,7 @@
           <w:b w:val="0"/>
           <w:sz w:val="28"/>
         </w:rPr>
-        <w:t>A1 принимает метрики и обращения, проверяет влияние и создаёт инцидент. A2 диагностирует отказ и выполняет восстановление. A3 проверяет устойчивость результата, получает подтверждение заказчика и закрывает обращение с оценкой SLA. Регистрация и решение представлены внутренними потоками между блоками.</w:t>
+        <w:t>A1. Выявить и зарегистрировать инцидент. Результат: Зарегистрированный инцидент.</w:t>
       </w:r>
     </w:p>
     <w:p>
@@ -1746,31 +2090,67 @@
           <w:b w:val="0"/>
           <w:sz w:val="28"/>
         </w:rPr>
-        <w:t>Три этапа согласованы с жизненным циклом «Новая → В работе → Решена → Закрыта» работы №4. Временное ожидание допускается в ходе диагностики, но не приостанавливает SLA и не является самостоятельным внешним результатом.</w:t>
+        <w:t>A2. Диагностировать сбой и спланировать решение. Результат: План восстановления.</w:t>
       </w:r>
     </w:p>
     <w:p>
       <w:pPr>
-        <w:pStyle w:val="Heading2"/>
-        <w:pageBreakBefore/>
-        <w:spacing w:after="280"/>
-      </w:pPr>
-      <w:bookmarkStart w:id="112" w:name="_TocUITU12"/>
-      <w:r>
-        <w:t>1.9 Мониторинг: второй уровень, A1</w:t>
-      </w:r>
-      <w:bookmarkEnd w:id="112"/>
-    </w:p>
-    <w:p>
-      <w:pPr>
-        <w:keepNext/>
+        <w:keepNext w:val="0"/>
       </w:pPr>
       <w:r>
         <w:rPr>
           <w:b w:val="0"/>
           <w:sz w:val="28"/>
         </w:rPr>
-        <w:t>Результат представлен на рисунке 8.</w:t>
+        <w:t>A3. Восстановить работу услуги. Результат: Восстановленная услуга и решение.</w:t>
+      </w:r>
+    </w:p>
+    <w:p>
+      <w:pPr>
+        <w:keepNext w:val="0"/>
+      </w:pPr>
+      <w:r>
+        <w:rPr>
+          <w:b w:val="0"/>
+          <w:sz w:val="28"/>
+        </w:rPr>
+        <w:t>A4. Подтвердить результат и закрыть инцидент. Результат: Восстановленная услуга, Отчёт по SLA.</w:t>
+      </w:r>
+    </w:p>
+    <w:p>
+      <w:pPr>
+        <w:keepNext w:val="0"/>
+      </w:pPr>
+      <w:r>
+        <w:rPr>
+          <w:b w:val="0"/>
+          <w:sz w:val="28"/>
+        </w:rPr>
+        <w:t>Выход предыдущей функции становится входом следующей. Дополнительные внешние сведения подаются на соответствующий этап. Граничные входы и выходы совпадают с контекстом; управления и механизмы разветвляются только к использующим их функциям.</w:t>
+      </w:r>
+    </w:p>
+    <w:p>
+      <w:pPr>
+        <w:pStyle w:val="Heading3"/>
+        <w:pageBreakBefore/>
+        <w:spacing w:after="280"/>
+      </w:pPr>
+      <w:bookmarkStart w:id="113" w:name="_TocUITU13"/>
+      <w:r>
+        <w:t>2.3 Второй уровень A1</w:t>
+      </w:r>
+      <w:bookmarkEnd w:id="113"/>
+    </w:p>
+    <w:p>
+      <w:pPr>
+        <w:keepNext/>
+      </w:pPr>
+      <w:r>
+        <w:rPr>
+          <w:b w:val="0"/>
+          <w:sz w:val="28"/>
+        </w:rPr>
+        <w:t>Результат представлен на рисунке 9.</w:t>
       </w:r>
     </w:p>
     <w:p>
@@ -1783,8 +2163,8 @@
       <w:r>
         <w:drawing>
           <wp:inline xmlns:a="http://schemas.openxmlformats.org/drawingml/2006/main" xmlns:pic="http://schemas.openxmlformats.org/drawingml/2006/picture">
-            <wp:extent cx="5940000" cy="3861000"/>
-            <wp:docPr id="8" name="Picture 8"/>
+            <wp:extent cx="5940000" cy="4158000"/>
+            <wp:docPr id="10" name="Picture 10"/>
             <wp:cNvGraphicFramePr>
               <a:graphicFrameLocks noChangeAspect="1"/>
             </wp:cNvGraphicFramePr>
@@ -1796,7 +2176,7 @@
                     <pic:cNvPicPr/>
                   </pic:nvPicPr>
                   <pic:blipFill>
-                    <a:blip r:embed="rId17"/>
+                    <a:blip r:embed="rId19"/>
                     <a:stretch>
                       <a:fillRect/>
                     </a:stretch>
@@ -1804,7 +2184,7 @@
                   <pic:spPr>
                     <a:xfrm>
                       <a:off x="0" y="0"/>
-                      <a:ext cx="5940000" cy="3861000"/>
+                      <a:ext cx="5940000" cy="4158000"/>
                     </a:xfrm>
                     <a:prstGeom prst="rect"/>
                   </pic:spPr>
@@ -1820,7 +2200,7 @@
         <w:pStyle w:val="Caption"/>
       </w:pPr>
       <w:r>
-        <w:t>Рисунок 8 - Мониторинг. Второй уровень, узел A1</w:t>
+        <w:t>Рисунок 9 - Мониторинг и поддержка систем. Выявить и зарегистрировать инцидент, узел A1</w:t>
       </w:r>
     </w:p>
     <w:p>
@@ -1832,7 +2212,7 @@
           <w:b w:val="0"/>
           <w:sz w:val="28"/>
         </w:rPr>
-        <w:t>A11 собирает метрики агентов и сообщения заказчика. A12 сопоставляет событие с порогами, отбрасывает ложный сигнал, определяет затронутую услугу и влияние. A13 создаёт карточку Service Desk, указывает приоритет и связанные КЕ. Для подтверждённого инцидента фиксируется время регистрации; технически исправное событие не превращается в инцидент без проверки.</w:t>
+        <w:t>Входы (I): Метрики агентов, Обращение заказчика.</w:t>
       </w:r>
     </w:p>
     <w:p>
@@ -1844,31 +2224,67 @@
           <w:b w:val="0"/>
           <w:sz w:val="28"/>
         </w:rPr>
-        <w:t>Выход A13 - зарегистрированный инцидент - идентичен выходу A1 на диаграмме первого уровня. Агенты сервера приложений и сервера БД и БД мониторинга соответствуют модели из практической №3.</w:t>
+        <w:t>Управление (C): SLA, Пороги мониторинга, Регламент инцидентов.</w:t>
       </w:r>
     </w:p>
     <w:p>
       <w:pPr>
-        <w:pStyle w:val="Heading2"/>
-        <w:pageBreakBefore/>
-        <w:spacing w:after="280"/>
-      </w:pPr>
-      <w:bookmarkStart w:id="113" w:name="_TocUITU13"/>
-      <w:r>
-        <w:t>1.10 Мониторинг: второй уровень, A2</w:t>
-      </w:r>
-      <w:bookmarkEnd w:id="113"/>
-    </w:p>
-    <w:p>
-      <w:pPr>
-        <w:keepNext/>
+        <w:keepNext w:val="0"/>
       </w:pPr>
       <w:r>
         <w:rPr>
           <w:b w:val="0"/>
           <w:sz w:val="28"/>
         </w:rPr>
-        <w:t>Результат представлен на рисунке 9.</w:t>
+        <w:t>Выходы (O): Зарегистрированный инцидент.</w:t>
+      </w:r>
+    </w:p>
+    <w:p>
+      <w:pPr>
+        <w:keepNext w:val="0"/>
+      </w:pPr>
+      <w:r>
+        <w:rPr>
+          <w:b w:val="0"/>
+          <w:sz w:val="28"/>
+        </w:rPr>
+        <w:t>Механизмы (M): Zabbix / Prometheus, БД метрик и инцидентов, Инженер мониторинга.</w:t>
+      </w:r>
+    </w:p>
+    <w:p>
+      <w:pPr>
+        <w:keepNext w:val="0"/>
+      </w:pPr>
+      <w:r>
+        <w:rPr>
+          <w:b w:val="0"/>
+          <w:sz w:val="28"/>
+        </w:rPr>
+        <w:t>A11 принимает метрики агентов и сообщения заказчика. A12 сопоставляет событие с порогами, определяет влияние и исключает ложный сигнал. A13 регистрирует подтверждённый инцидент с приоритетом, услугой и связанными КЕ; с этого времени начинается отсчёт SLA.</w:t>
+      </w:r>
+    </w:p>
+    <w:p>
+      <w:pPr>
+        <w:pStyle w:val="Heading3"/>
+        <w:pageBreakBefore/>
+        <w:spacing w:after="280"/>
+      </w:pPr>
+      <w:bookmarkStart w:id="114" w:name="_TocUITU14"/>
+      <w:r>
+        <w:t>2.4 Второй уровень A2</w:t>
+      </w:r>
+      <w:bookmarkEnd w:id="114"/>
+    </w:p>
+    <w:p>
+      <w:pPr>
+        <w:keepNext/>
+      </w:pPr>
+      <w:r>
+        <w:rPr>
+          <w:b w:val="0"/>
+          <w:sz w:val="28"/>
+        </w:rPr>
+        <w:t>Результат представлен на рисунке 10.</w:t>
       </w:r>
     </w:p>
     <w:p>
@@ -1881,8 +2297,8 @@
       <w:r>
         <w:drawing>
           <wp:inline xmlns:a="http://schemas.openxmlformats.org/drawingml/2006/main" xmlns:pic="http://schemas.openxmlformats.org/drawingml/2006/picture">
-            <wp:extent cx="5940000" cy="3861000"/>
-            <wp:docPr id="9" name="Picture 9"/>
+            <wp:extent cx="5940000" cy="4158000"/>
+            <wp:docPr id="11" name="Picture 11"/>
             <wp:cNvGraphicFramePr>
               <a:graphicFrameLocks noChangeAspect="1"/>
             </wp:cNvGraphicFramePr>
@@ -1894,7 +2310,7 @@
                     <pic:cNvPicPr/>
                   </pic:nvPicPr>
                   <pic:blipFill>
-                    <a:blip r:embed="rId18"/>
+                    <a:blip r:embed="rId20"/>
                     <a:stretch>
                       <a:fillRect/>
                     </a:stretch>
@@ -1902,7 +2318,7 @@
                   <pic:spPr>
                     <a:xfrm>
                       <a:off x="0" y="0"/>
-                      <a:ext cx="5940000" cy="3861000"/>
+                      <a:ext cx="5940000" cy="4158000"/>
                     </a:xfrm>
                     <a:prstGeom prst="rect"/>
                   </pic:spPr>
@@ -1918,7 +2334,7 @@
         <w:pStyle w:val="Caption"/>
       </w:pPr>
       <w:r>
-        <w:t>Рисунок 9 - Мониторинг. Второй уровень, узел A2</w:t>
+        <w:t>Рисунок 10 - Мониторинг и поддержка систем. Диагностировать сбой и спланировать решение, узел A2</w:t>
       </w:r>
     </w:p>
     <w:p>
@@ -1930,7 +2346,7 @@
           <w:b w:val="0"/>
           <w:sz w:val="28"/>
         </w:rPr>
-        <w:t>A21 назначает системного администратора либо профильного инженера и фиксирует принятие. A22 анализирует журналы, конфигурации, зависимости и формирует план восстановления. A23 выполняет согласованные действия и документирует решение. При необходимости привлекается эксперт L3, но исходный срок SLA сохраняется.</w:t>
+        <w:t>Входы (I): Зарегистрированный инцидент, Сведения о ресурсах.</w:t>
       </w:r>
     </w:p>
     <w:p>
@@ -1942,31 +2358,67 @@
           <w:b w:val="0"/>
           <w:sz w:val="28"/>
         </w:rPr>
-        <w:t>Внутренние результаты - принятая заявка и план восстановления. Выход родительского A2 включает восстановленную услугу и описание решения; подтверждение заказчика и окончательное закрытие выполняются следующим блоком A3.</w:t>
+        <w:t>Управление (C): SLA, Регламент инцидентов, Регламент изменений.</w:t>
       </w:r>
     </w:p>
     <w:p>
       <w:pPr>
-        <w:pStyle w:val="Heading2"/>
-        <w:pageBreakBefore/>
-        <w:spacing w:after="280"/>
-      </w:pPr>
-      <w:bookmarkStart w:id="114" w:name="_TocUITU14"/>
-      <w:r>
-        <w:t>1.11 Мониторинг: второй уровень, A3</w:t>
-      </w:r>
-      <w:bookmarkEnd w:id="114"/>
-    </w:p>
-    <w:p>
-      <w:pPr>
-        <w:keepNext/>
+        <w:keepNext w:val="0"/>
       </w:pPr>
       <w:r>
         <w:rPr>
           <w:b w:val="0"/>
           <w:sz w:val="28"/>
         </w:rPr>
-        <w:t>Результат представлен на рисунке 10.</w:t>
+        <w:t>Выходы (O): План восстановления.</w:t>
+      </w:r>
+    </w:p>
+    <w:p>
+      <w:pPr>
+        <w:keepNext w:val="0"/>
+      </w:pPr>
+      <w:r>
+        <w:rPr>
+          <w:b w:val="0"/>
+          <w:sz w:val="28"/>
+        </w:rPr>
+        <w:t>Механизмы (M): БД метрик и инцидентов, Инженер мониторинга, Системный администратор.</w:t>
+      </w:r>
+    </w:p>
+    <w:p>
+      <w:pPr>
+        <w:keepNext w:val="0"/>
+      </w:pPr>
+      <w:r>
+        <w:rPr>
+          <w:b w:val="0"/>
+          <w:sz w:val="28"/>
+        </w:rPr>
+        <w:t>A21 назначает профильного исполнителя и фиксирует принятие. A22 изучает журналы, конфигурации и зависимости. A23 согласует действия, риск и план отката. При необходимости привлекается L3; смена исполнителя не сбрасывает исходный срок.</w:t>
+      </w:r>
+    </w:p>
+    <w:p>
+      <w:pPr>
+        <w:pStyle w:val="Heading3"/>
+        <w:pageBreakBefore/>
+        <w:spacing w:after="280"/>
+      </w:pPr>
+      <w:bookmarkStart w:id="115" w:name="_TocUITU15"/>
+      <w:r>
+        <w:t>2.5 Второй уровень A3</w:t>
+      </w:r>
+      <w:bookmarkEnd w:id="115"/>
+    </w:p>
+    <w:p>
+      <w:pPr>
+        <w:keepNext/>
+      </w:pPr>
+      <w:r>
+        <w:rPr>
+          <w:b w:val="0"/>
+          <w:sz w:val="28"/>
+        </w:rPr>
+        <w:t>Результат представлен на рисунке 11.</w:t>
       </w:r>
     </w:p>
     <w:p>
@@ -1979,8 +2431,8 @@
       <w:r>
         <w:drawing>
           <wp:inline xmlns:a="http://schemas.openxmlformats.org/drawingml/2006/main" xmlns:pic="http://schemas.openxmlformats.org/drawingml/2006/picture">
-            <wp:extent cx="5940000" cy="3861000"/>
-            <wp:docPr id="10" name="Picture 10"/>
+            <wp:extent cx="5940000" cy="4158000"/>
+            <wp:docPr id="12" name="Picture 12"/>
             <wp:cNvGraphicFramePr>
               <a:graphicFrameLocks noChangeAspect="1"/>
             </wp:cNvGraphicFramePr>
@@ -1992,7 +2444,7 @@
                     <pic:cNvPicPr/>
                   </pic:nvPicPr>
                   <pic:blipFill>
-                    <a:blip r:embed="rId19"/>
+                    <a:blip r:embed="rId21"/>
                     <a:stretch>
                       <a:fillRect/>
                     </a:stretch>
@@ -2000,7 +2452,7 @@
                   <pic:spPr>
                     <a:xfrm>
                       <a:off x="0" y="0"/>
-                      <a:ext cx="5940000" cy="3861000"/>
+                      <a:ext cx="5940000" cy="4158000"/>
                     </a:xfrm>
                     <a:prstGeom prst="rect"/>
                   </pic:spPr>
@@ -2016,7 +2468,7 @@
         <w:pStyle w:val="Caption"/>
       </w:pPr>
       <w:r>
-        <w:t>Рисунок 10 - Мониторинг. Второй уровень, узел A3</w:t>
+        <w:t>Рисунок 11 - Мониторинг и поддержка систем. Восстановить работу услуги, узел A3</w:t>
       </w:r>
     </w:p>
     <w:p>
@@ -2028,7 +2480,7 @@
           <w:b w:val="0"/>
           <w:sz w:val="28"/>
         </w:rPr>
-        <w:t>A31 проверяет контрольные метрики и доступность после исправления. A32 получает подтверждение заказчика; при несогласии обращение возвращается в работу с сохранением истории. A33 закрывает инцидент, сравнивает фактическое время с целевым и формирует запись для отчётности.</w:t>
+        <w:t>Входы (I): План восстановления.</w:t>
       </w:r>
     </w:p>
     <w:p>
@@ -2040,20 +2492,8 @@
           <w:b w:val="0"/>
           <w:sz w:val="28"/>
         </w:rPr>
-        <w:t>Выход A33 совпадает с внешним выходом контекста: «Восстановленная услуга; отчёт». Наличие показателя SLA не подменяет анализ причины; повторные сбои передаются на анализ проблем и план улучшения, который находится за границей данной модели.</w:t>
+        <w:t>Управление (C): SLA, Регламент изменений.</w:t>
       </w:r>
-    </w:p>
-    <w:p>
-      <w:pPr>
-        <w:pStyle w:val="Heading2"/>
-        <w:pageBreakBefore/>
-        <w:spacing w:after="280"/>
-      </w:pPr>
-      <w:bookmarkStart w:id="115" w:name="_TocUITU15"/>
-      <w:r>
-        <w:t>1.12 Проверка согласованности и результаты</w:t>
-      </w:r>
-      <w:bookmarkEnd w:id="115"/>
     </w:p>
     <w:p>
       <w:pPr>
@@ -2064,7 +2504,189 @@
           <w:b w:val="0"/>
           <w:sz w:val="28"/>
         </w:rPr>
-        <w:t>Для каждого дерева проверено наличие трёх отдельных диаграмм второго уровня и соответствие граничных стрелок родительскому блоку. В таблице показано, какие внешние и межблочные результаты сохраняются при декомпозиции.</w:t>
+        <w:t>Выходы (O): Восстановленная услуга и решение.</w:t>
+      </w:r>
+    </w:p>
+    <w:p>
+      <w:pPr>
+        <w:keepNext w:val="0"/>
+      </w:pPr>
+      <w:r>
+        <w:rPr>
+          <w:b w:val="0"/>
+          <w:sz w:val="28"/>
+        </w:rPr>
+        <w:t>Механизмы (M): Zabbix / Prometheus, БД метрик и инцидентов, Системный администратор.</w:t>
+      </w:r>
+    </w:p>
+    <w:p>
+      <w:pPr>
+        <w:keepNext w:val="0"/>
+      </w:pPr>
+      <w:r>
+        <w:rPr>
+          <w:b w:val="0"/>
+          <w:sz w:val="28"/>
+        </w:rPr>
+        <w:t>A31 выполняет согласованное восстановление. A32 проверяет работоспособность затронутых ресурсов и зависимых услуг. A33 записывает выполненные действия и переводит карточку в «Решена». Автоматического исполнения команд инфраструктуры учебная ITSM не выполняет.</w:t>
+      </w:r>
+    </w:p>
+    <w:p>
+      <w:pPr>
+        <w:pStyle w:val="Heading3"/>
+        <w:pageBreakBefore/>
+        <w:spacing w:after="280"/>
+      </w:pPr>
+      <w:bookmarkStart w:id="116" w:name="_TocUITU16"/>
+      <w:r>
+        <w:t>2.6 Второй уровень A4</w:t>
+      </w:r>
+      <w:bookmarkEnd w:id="116"/>
+    </w:p>
+    <w:p>
+      <w:pPr>
+        <w:keepNext/>
+      </w:pPr>
+      <w:r>
+        <w:rPr>
+          <w:b w:val="0"/>
+          <w:sz w:val="28"/>
+        </w:rPr>
+        <w:t>Результат представлен на рисунке 12.</w:t>
+      </w:r>
+    </w:p>
+    <w:p>
+      <w:pPr>
+        <w:keepNext/>
+        <w:spacing w:line="240" w:lineRule="auto"/>
+        <w:ind w:firstLine="0"/>
+        <w:jc w:val="center"/>
+      </w:pPr>
+      <w:r>
+        <w:drawing>
+          <wp:inline xmlns:a="http://schemas.openxmlformats.org/drawingml/2006/main" xmlns:pic="http://schemas.openxmlformats.org/drawingml/2006/picture">
+            <wp:extent cx="5940000" cy="4158000"/>
+            <wp:docPr id="13" name="Picture 13"/>
+            <wp:cNvGraphicFramePr>
+              <a:graphicFrameLocks noChangeAspect="1"/>
+            </wp:cNvGraphicFramePr>
+            <a:graphic>
+              <a:graphicData uri="http://schemas.openxmlformats.org/drawingml/2006/picture">
+                <pic:pic>
+                  <pic:nvPicPr>
+                    <pic:cNvPr id="0" name="monitoring_A4.png"/>
+                    <pic:cNvPicPr/>
+                  </pic:nvPicPr>
+                  <pic:blipFill>
+                    <a:blip r:embed="rId22"/>
+                    <a:stretch>
+                      <a:fillRect/>
+                    </a:stretch>
+                  </pic:blipFill>
+                  <pic:spPr>
+                    <a:xfrm>
+                      <a:off x="0" y="0"/>
+                      <a:ext cx="5940000" cy="4158000"/>
+                    </a:xfrm>
+                    <a:prstGeom prst="rect"/>
+                  </pic:spPr>
+                </pic:pic>
+              </a:graphicData>
+            </a:graphic>
+          </wp:inline>
+        </w:drawing>
+      </w:r>
+    </w:p>
+    <w:p>
+      <w:pPr>
+        <w:pStyle w:val="Caption"/>
+      </w:pPr>
+      <w:r>
+        <w:t>Рисунок 12 - Мониторинг и поддержка систем. Подтвердить результат и закрыть инцидент, узел A4</w:t>
+      </w:r>
+    </w:p>
+    <w:p>
+      <w:pPr>
+        <w:keepNext w:val="0"/>
+      </w:pPr>
+      <w:r>
+        <w:rPr>
+          <w:b w:val="0"/>
+          <w:sz w:val="28"/>
+        </w:rPr>
+        <w:t>Входы (I): Восстановленная услуга и решение.</w:t>
+      </w:r>
+    </w:p>
+    <w:p>
+      <w:pPr>
+        <w:keepNext w:val="0"/>
+      </w:pPr>
+      <w:r>
+        <w:rPr>
+          <w:b w:val="0"/>
+          <w:sz w:val="28"/>
+        </w:rPr>
+        <w:t>Управление (C): SLA, Пороги мониторинга, Регламент инцидентов.</w:t>
+      </w:r>
+    </w:p>
+    <w:p>
+      <w:pPr>
+        <w:keepNext w:val="0"/>
+      </w:pPr>
+      <w:r>
+        <w:rPr>
+          <w:b w:val="0"/>
+          <w:sz w:val="28"/>
+        </w:rPr>
+        <w:t>Выходы (O): Восстановленная услуга, Отчёт по SLA.</w:t>
+      </w:r>
+    </w:p>
+    <w:p>
+      <w:pPr>
+        <w:keepNext w:val="0"/>
+      </w:pPr>
+      <w:r>
+        <w:rPr>
+          <w:b w:val="0"/>
+          <w:sz w:val="28"/>
+        </w:rPr>
+        <w:t>Механизмы (M): Zabbix / Prometheus, БД метрик и инцидентов, Инженер мониторинга, Системный администратор.</w:t>
+      </w:r>
+    </w:p>
+    <w:p>
+      <w:pPr>
+        <w:keepNext w:val="0"/>
+      </w:pPr>
+      <w:r>
+        <w:rPr>
+          <w:b w:val="0"/>
+          <w:sz w:val="28"/>
+        </w:rPr>
+        <w:t>A41 проверяет контрольные метрики после восстановления. A42 получает подтверждение заказчика; при несогласии инцидент возвращается в работу с сохранением истории. A43 закрывает подтверждённый инцидент и сравнивает время с целевым сроком SLA.</w:t>
+      </w:r>
+    </w:p>
+    <w:p>
+      <w:pPr>
+        <w:pStyle w:val="Heading2"/>
+        <w:pageBreakBefore/>
+        <w:spacing w:after="280"/>
+      </w:pPr>
+      <w:bookmarkStart w:id="117" w:name="_TocUITU17"/>
+      <w:r>
+        <w:t>3. Проверка полноты и согласованности</w:t>
+      </w:r>
+      <w:bookmarkEnd w:id="117"/>
+    </w:p>
+    <w:p>
+      <w:pPr>
+        <w:keepNext w:val="0"/>
+      </w:pPr>
+      <w:r>
+        <w:rPr>
+          <w:b w:val="0"/>
+          <w:sz w:val="28"/>
+        </w:rPr>
+        <w:t>Получено 12 диаграмм: два контекста, две декомпозиции первого уровня и восемь декомпозиций второго уровня. Каждое дерево содержит один контекстный блок, четыре блока первого уровня и двенадцать блоков второго уровня. Нераскрытых функций первого уровня нет.</w:t>
       </w:r>
     </w:p>
     <w:p>
@@ -2091,7 +2713,7 @@
           <w:b w:val="0"/>
           <w:sz w:val="28"/>
         </w:rPr>
-        <w:t>Таблица 2 - Балансировка входов и выходов</w:t>
+        <w:t>Таблица 2 - Балансировка родительских и дочерних диаграмм</w:t>
       </w:r>
     </w:p>
     <w:tbl>
@@ -2103,9 +2725,9 @@
         <w:tblLook w:firstColumn="1" w:firstRow="1" w:lastColumn="0" w:lastRow="0" w:noHBand="0" w:noVBand="1" w:val="04A0"/>
       </w:tblPr>
       <w:tblGrid>
-        <w:gridCol w:w="1871"/>
+        <w:gridCol w:w="1984"/>
         <w:gridCol w:w="3685"/>
-        <w:gridCol w:w="3798"/>
+        <w:gridCol w:w="3685"/>
       </w:tblGrid>
       <w:tr>
         <w:trPr>
@@ -2114,7 +2736,7 @@
         </w:trPr>
         <w:tc>
           <w:tcPr>
-            <w:tcW w:type="dxa" w:w="1871"/>
+            <w:tcW w:type="dxa" w:w="1984"/>
             <w:vAlign w:val="center"/>
           </w:tcPr>
           <w:p>
@@ -2158,7 +2780,7 @@
         </w:tc>
         <w:tc>
           <w:tcPr>
-            <w:tcW w:type="dxa" w:w="3798"/>
+            <w:tcW w:type="dxa" w:w="3685"/>
             <w:vAlign w:val="center"/>
           </w:tcPr>
           <w:p>
@@ -2185,7 +2807,7 @@
         </w:trPr>
         <w:tc>
           <w:tcPr>
-            <w:tcW w:type="dxa" w:w="1871"/>
+            <w:tcW w:type="dxa" w:w="1984"/>
             <w:vAlign w:val="center"/>
           </w:tcPr>
           <w:p>
@@ -2201,7 +2823,7 @@
                 <w:b w:val="0"/>
                 <w:sz w:val="23"/>
               </w:rPr>
-              <w:t>Аренда, A0</w:t>
+              <w:t>Аренда ВМ, A1</w:t>
             </w:r>
           </w:p>
         </w:tc>
@@ -2223,84 +2845,13 @@
                 <w:b w:val="0"/>
                 <w:sz w:val="23"/>
               </w:rPr>
-              <w:t>Заявка и параметры ВМ</w:t>
-            </w:r>
-          </w:p>
-        </w:tc>
-        <w:tc>
-          <w:tcPr>
-            <w:tcW w:type="dxa" w:w="3798"/>
-            <w:vAlign w:val="center"/>
-          </w:tcPr>
-          <w:p>
-            <w:pPr>
-              <w:keepNext/>
-              <w:spacing w:before="0" w:after="0" w:line="240" w:lineRule="auto"/>
-              <w:ind w:firstLine="0"/>
-              <w:jc w:val="left"/>
-            </w:pPr>
-            <w:r>
-              <w:rPr>
-                <w:rFonts w:ascii="Times New Roman" w:hAnsi="Times New Roman"/>
-                <w:b w:val="0"/>
-                <w:sz w:val="23"/>
-              </w:rPr>
-              <w:t>Работающая ВМ и акт</w:t>
-            </w:r>
-          </w:p>
-        </w:tc>
-      </w:tr>
-      <w:tr>
-        <w:trPr>
-          <w:cantSplit/>
-        </w:trPr>
-        <w:tc>
-          <w:tcPr>
-            <w:tcW w:type="dxa" w:w="1871"/>
-            <w:vAlign w:val="center"/>
-          </w:tcPr>
-          <w:p>
-            <w:pPr>
-              <w:keepNext/>
-              <w:spacing w:before="0" w:after="0" w:line="240" w:lineRule="auto"/>
-              <w:ind w:firstLine="0"/>
-              <w:jc w:val="left"/>
-            </w:pPr>
-            <w:r>
-              <w:rPr>
-                <w:rFonts w:ascii="Times New Roman" w:hAnsi="Times New Roman"/>
-                <w:b w:val="0"/>
-                <w:sz w:val="23"/>
-              </w:rPr>
-              <w:t>Аренда, A1</w:t>
+              <w:t>Заявка заказчика, Параметры ВМ</w:t>
             </w:r>
           </w:p>
         </w:tc>
         <w:tc>
           <w:tcPr>
             <w:tcW w:type="dxa" w:w="3685"/>
-            <w:vAlign w:val="center"/>
-          </w:tcPr>
-          <w:p>
-            <w:pPr>
-              <w:keepNext/>
-              <w:spacing w:before="0" w:after="0" w:line="240" w:lineRule="auto"/>
-              <w:ind w:firstLine="0"/>
-              <w:jc w:val="left"/>
-            </w:pPr>
-            <w:r>
-              <w:rPr>
-                <w:rFonts w:ascii="Times New Roman" w:hAnsi="Times New Roman"/>
-                <w:b w:val="0"/>
-                <w:sz w:val="23"/>
-              </w:rPr>
-              <w:t>Заявка и параметры ВМ</w:t>
-            </w:r>
-          </w:p>
-        </w:tc>
-        <w:tc>
-          <w:tcPr>
-            <w:tcW w:type="dxa" w:w="3798"/>
             <w:vAlign w:val="center"/>
           </w:tcPr>
           <w:p>
@@ -2327,7 +2878,7 @@
         </w:trPr>
         <w:tc>
           <w:tcPr>
-            <w:tcW w:type="dxa" w:w="1871"/>
+            <w:tcW w:type="dxa" w:w="1984"/>
             <w:vAlign w:val="center"/>
           </w:tcPr>
           <w:p>
@@ -2343,7 +2894,7 @@
                 <w:b w:val="0"/>
                 <w:sz w:val="23"/>
               </w:rPr>
-              <w:t>Аренда, A2</w:t>
+              <w:t>Аренда ВМ, A2</w:t>
             </w:r>
           </w:p>
         </w:tc>
@@ -2371,7 +2922,78 @@
         </w:tc>
         <w:tc>
           <w:tcPr>
-            <w:tcW w:type="dxa" w:w="3798"/>
+            <w:tcW w:type="dxa" w:w="3685"/>
+            <w:vAlign w:val="center"/>
+          </w:tcPr>
+          <w:p>
+            <w:pPr>
+              <w:keepNext/>
+              <w:spacing w:before="0" w:after="0" w:line="240" w:lineRule="auto"/>
+              <w:ind w:firstLine="0"/>
+              <w:jc w:val="left"/>
+            </w:pPr>
+            <w:r>
+              <w:rPr>
+                <w:rFonts w:ascii="Times New Roman" w:hAnsi="Times New Roman"/>
+                <w:b w:val="0"/>
+                <w:sz w:val="23"/>
+              </w:rPr>
+              <w:t>Созданная ВМ</w:t>
+            </w:r>
+          </w:p>
+        </w:tc>
+      </w:tr>
+      <w:tr>
+        <w:trPr>
+          <w:cantSplit/>
+        </w:trPr>
+        <w:tc>
+          <w:tcPr>
+            <w:tcW w:type="dxa" w:w="1984"/>
+            <w:vAlign w:val="center"/>
+          </w:tcPr>
+          <w:p>
+            <w:pPr>
+              <w:keepNext/>
+              <w:spacing w:before="0" w:after="0" w:line="240" w:lineRule="auto"/>
+              <w:ind w:firstLine="0"/>
+              <w:jc w:val="left"/>
+            </w:pPr>
+            <w:r>
+              <w:rPr>
+                <w:rFonts w:ascii="Times New Roman" w:hAnsi="Times New Roman"/>
+                <w:b w:val="0"/>
+                <w:sz w:val="23"/>
+              </w:rPr>
+              <w:t>Аренда ВМ, A3</w:t>
+            </w:r>
+          </w:p>
+        </w:tc>
+        <w:tc>
+          <w:tcPr>
+            <w:tcW w:type="dxa" w:w="3685"/>
+            <w:vAlign w:val="center"/>
+          </w:tcPr>
+          <w:p>
+            <w:pPr>
+              <w:keepNext/>
+              <w:spacing w:before="0" w:after="0" w:line="240" w:lineRule="auto"/>
+              <w:ind w:firstLine="0"/>
+              <w:jc w:val="left"/>
+            </w:pPr>
+            <w:r>
+              <w:rPr>
+                <w:rFonts w:ascii="Times New Roman" w:hAnsi="Times New Roman"/>
+                <w:b w:val="0"/>
+                <w:sz w:val="23"/>
+              </w:rPr>
+              <w:t>Созданная ВМ, Данные доступа</w:t>
+            </w:r>
+          </w:p>
+        </w:tc>
+        <w:tc>
+          <w:tcPr>
+            <w:tcW w:type="dxa" w:w="3685"/>
             <w:vAlign w:val="center"/>
           </w:tcPr>
           <w:p>
@@ -2398,7 +3020,7 @@
         </w:trPr>
         <w:tc>
           <w:tcPr>
-            <w:tcW w:type="dxa" w:w="1871"/>
+            <w:tcW w:type="dxa" w:w="1984"/>
             <w:vAlign w:val="center"/>
           </w:tcPr>
           <w:p>
@@ -2414,7 +3036,7 @@
                 <w:b w:val="0"/>
                 <w:sz w:val="23"/>
               </w:rPr>
-              <w:t>Аренда, A3</w:t>
+              <w:t>Аренда ВМ, A4</w:t>
             </w:r>
           </w:p>
         </w:tc>
@@ -2442,55 +3064,6 @@
         </w:tc>
         <w:tc>
           <w:tcPr>
-            <w:tcW w:type="dxa" w:w="3798"/>
-            <w:vAlign w:val="center"/>
-          </w:tcPr>
-          <w:p>
-            <w:pPr>
-              <w:keepNext/>
-              <w:spacing w:before="0" w:after="0" w:line="240" w:lineRule="auto"/>
-              <w:ind w:firstLine="0"/>
-              <w:jc w:val="left"/>
-            </w:pPr>
-            <w:r>
-              <w:rPr>
-                <w:rFonts w:ascii="Times New Roman" w:hAnsi="Times New Roman"/>
-                <w:b w:val="0"/>
-                <w:sz w:val="23"/>
-              </w:rPr>
-              <w:t>Работающая ВМ и акт</w:t>
-            </w:r>
-          </w:p>
-        </w:tc>
-      </w:tr>
-      <w:tr>
-        <w:trPr>
-          <w:cantSplit/>
-        </w:trPr>
-        <w:tc>
-          <w:tcPr>
-            <w:tcW w:type="dxa" w:w="1871"/>
-            <w:vAlign w:val="center"/>
-          </w:tcPr>
-          <w:p>
-            <w:pPr>
-              <w:keepNext/>
-              <w:spacing w:before="0" w:after="0" w:line="240" w:lineRule="auto"/>
-              <w:ind w:firstLine="0"/>
-              <w:jc w:val="left"/>
-            </w:pPr>
-            <w:r>
-              <w:rPr>
-                <w:rFonts w:ascii="Times New Roman" w:hAnsi="Times New Roman"/>
-                <w:b w:val="0"/>
-                <w:sz w:val="23"/>
-              </w:rPr>
-              <w:t>Мониторинг, A0</w:t>
-            </w:r>
-          </w:p>
-        </w:tc>
-        <w:tc>
-          <w:tcPr>
             <w:tcW w:type="dxa" w:w="3685"/>
             <w:vAlign w:val="center"/>
           </w:tcPr>
@@ -2507,29 +3080,7 @@
                 <w:b w:val="0"/>
                 <w:sz w:val="23"/>
               </w:rPr>
-              <w:t>Метрики и обращения</w:t>
-            </w:r>
-          </w:p>
-        </w:tc>
-        <w:tc>
-          <w:tcPr>
-            <w:tcW w:type="dxa" w:w="3798"/>
-            <w:vAlign w:val="center"/>
-          </w:tcPr>
-          <w:p>
-            <w:pPr>
-              <w:keepNext/>
-              <w:spacing w:before="0" w:after="0" w:line="240" w:lineRule="auto"/>
-              <w:ind w:firstLine="0"/>
-              <w:jc w:val="left"/>
-            </w:pPr>
-            <w:r>
-              <w:rPr>
-                <w:rFonts w:ascii="Times New Roman" w:hAnsi="Times New Roman"/>
-                <w:b w:val="0"/>
-                <w:sz w:val="23"/>
-              </w:rPr>
-              <w:t>Восстановленная услуга; отчёт</w:t>
+              <w:t>Работающая ВМ, Данные подключения, Акт предоставления</w:t>
             </w:r>
           </w:p>
         </w:tc>
@@ -2540,7 +3091,7 @@
         </w:trPr>
         <w:tc>
           <w:tcPr>
-            <w:tcW w:type="dxa" w:w="1871"/>
+            <w:tcW w:type="dxa" w:w="1984"/>
             <w:vAlign w:val="center"/>
           </w:tcPr>
           <w:p>
@@ -2578,13 +3129,13 @@
                 <w:b w:val="0"/>
                 <w:sz w:val="23"/>
               </w:rPr>
-              <w:t>Метрики и обращения</w:t>
+              <w:t>Метрики агентов, Обращение заказчика</w:t>
             </w:r>
           </w:p>
         </w:tc>
         <w:tc>
           <w:tcPr>
-            <w:tcW w:type="dxa" w:w="3798"/>
+            <w:tcW w:type="dxa" w:w="3685"/>
             <w:vAlign w:val="center"/>
           </w:tcPr>
           <w:p>
@@ -2611,7 +3162,7 @@
         </w:trPr>
         <w:tc>
           <w:tcPr>
-            <w:tcW w:type="dxa" w:w="1871"/>
+            <w:tcW w:type="dxa" w:w="1984"/>
             <w:vAlign w:val="center"/>
           </w:tcPr>
           <w:p>
@@ -2649,13 +3200,13 @@
                 <w:b w:val="0"/>
                 <w:sz w:val="23"/>
               </w:rPr>
-              <w:t>Зарегистрированный инцидент</w:t>
+              <w:t>Зарегистрированный инцидент, Сведения о ресурсах</w:t>
             </w:r>
           </w:p>
         </w:tc>
         <w:tc>
           <w:tcPr>
-            <w:tcW w:type="dxa" w:w="3798"/>
+            <w:tcW w:type="dxa" w:w="3685"/>
             <w:vAlign w:val="center"/>
           </w:tcPr>
           <w:p>
@@ -2671,7 +3222,7 @@
                 <w:b w:val="0"/>
                 <w:sz w:val="23"/>
               </w:rPr>
-              <w:t>Решение и восстановленная услуга</w:t>
+              <w:t>План восстановления</w:t>
             </w:r>
           </w:p>
         </w:tc>
@@ -2682,12 +3233,12 @@
         </w:trPr>
         <w:tc>
           <w:tcPr>
-            <w:tcW w:type="dxa" w:w="1871"/>
+            <w:tcW w:type="dxa" w:w="1984"/>
             <w:vAlign w:val="center"/>
           </w:tcPr>
           <w:p>
             <w:pPr>
-              <w:keepNext w:val="0"/>
+              <w:keepNext/>
               <w:spacing w:before="0" w:after="0" w:line="240" w:lineRule="auto"/>
               <w:ind w:firstLine="0"/>
               <w:jc w:val="left"/>
@@ -2709,7 +3260,7 @@
           </w:tcPr>
           <w:p>
             <w:pPr>
-              <w:keepNext w:val="0"/>
+              <w:keepNext/>
               <w:spacing w:before="0" w:after="0" w:line="240" w:lineRule="auto"/>
               <w:ind w:firstLine="0"/>
               <w:jc w:val="left"/>
@@ -2720,13 +3271,40 @@
                 <w:b w:val="0"/>
                 <w:sz w:val="23"/>
               </w:rPr>
-              <w:t>Решение и восстановленная услуга</w:t>
+              <w:t>План восстановления</w:t>
             </w:r>
           </w:p>
         </w:tc>
         <w:tc>
           <w:tcPr>
-            <w:tcW w:type="dxa" w:w="3798"/>
+            <w:tcW w:type="dxa" w:w="3685"/>
+            <w:vAlign w:val="center"/>
+          </w:tcPr>
+          <w:p>
+            <w:pPr>
+              <w:keepNext/>
+              <w:spacing w:before="0" w:after="0" w:line="240" w:lineRule="auto"/>
+              <w:ind w:firstLine="0"/>
+              <w:jc w:val="left"/>
+            </w:pPr>
+            <w:r>
+              <w:rPr>
+                <w:rFonts w:ascii="Times New Roman" w:hAnsi="Times New Roman"/>
+                <w:b w:val="0"/>
+                <w:sz w:val="23"/>
+              </w:rPr>
+              <w:t>Восстановленная услуга и решение</w:t>
+            </w:r>
+          </w:p>
+        </w:tc>
+      </w:tr>
+      <w:tr>
+        <w:trPr>
+          <w:cantSplit/>
+        </w:trPr>
+        <w:tc>
+          <w:tcPr>
+            <w:tcW w:type="dxa" w:w="1984"/>
             <w:vAlign w:val="center"/>
           </w:tcPr>
           <w:p>
@@ -2742,7 +3320,51 @@
                 <w:b w:val="0"/>
                 <w:sz w:val="23"/>
               </w:rPr>
-              <w:t>Восстановленная услуга; отчёт</w:t>
+              <w:t>Мониторинг, A4</w:t>
+            </w:r>
+          </w:p>
+        </w:tc>
+        <w:tc>
+          <w:tcPr>
+            <w:tcW w:type="dxa" w:w="3685"/>
+            <w:vAlign w:val="center"/>
+          </w:tcPr>
+          <w:p>
+            <w:pPr>
+              <w:keepNext w:val="0"/>
+              <w:spacing w:before="0" w:after="0" w:line="240" w:lineRule="auto"/>
+              <w:ind w:firstLine="0"/>
+              <w:jc w:val="left"/>
+            </w:pPr>
+            <w:r>
+              <w:rPr>
+                <w:rFonts w:ascii="Times New Roman" w:hAnsi="Times New Roman"/>
+                <w:b w:val="0"/>
+                <w:sz w:val="23"/>
+              </w:rPr>
+              <w:t>Восстановленная услуга и решение</w:t>
+            </w:r>
+          </w:p>
+        </w:tc>
+        <w:tc>
+          <w:tcPr>
+            <w:tcW w:type="dxa" w:w="3685"/>
+            <w:vAlign w:val="center"/>
+          </w:tcPr>
+          <w:p>
+            <w:pPr>
+              <w:keepNext w:val="0"/>
+              <w:spacing w:before="0" w:after="0" w:line="240" w:lineRule="auto"/>
+              <w:ind w:firstLine="0"/>
+              <w:jc w:val="left"/>
+            </w:pPr>
+            <w:r>
+              <w:rPr>
+                <w:rFonts w:ascii="Times New Roman" w:hAnsi="Times New Roman"/>
+                <w:b w:val="0"/>
+                <w:sz w:val="23"/>
+              </w:rPr>
+              <w:t>Восстановленная услуга, Отчёт по SLA</w:t>
             </w:r>
           </w:p>
         </w:tc>
@@ -2757,6 +3379,7 @@
           <w:b w:val="0"/>
           <w:sz w:val="28"/>
         </w:rPr>
+        <w:t>На втором уровне сохранены входы и выходы родительского блока; его управляющие воздействия и механизмы распределены между дочерними функциями. Внутренние результаты служат связями между этапами и не создают новых внешних результатов. Нумерация и подписи согласованы между рисунками и описаниями.</w:t>
       </w:r>
     </w:p>
     <w:p>
@@ -2768,8 +3391,19 @@
           <w:b w:val="0"/>
           <w:sz w:val="28"/>
         </w:rPr>
-        <w:t>Управления C1 и механизмы M1 на втором уровне совпадают с родительскими группами и распределены по функциям. Все функции имеют конкретные действия и результаты. В двух деревьях представлены 2 контекстных блока, 6 блоков первого уровня и 18 блоков второго уровня.</w:t>
+        <w:t>Редактируемые файлы.drawio, векторные SVG и PNG высокого разрешения сохранены в diagrams. Для модели аренды используется префикс vps, для мониторинга - monitoring. Сведения об узлах и ICOM находятся в idef0-index.json. Учёт инцидентов и сроков реализуется в работе №6; развёртывание ВМ и сбор метрик остаются операциями профильных систем.</w:t>
       </w:r>
+    </w:p>
+    <w:p>
+      <w:pPr>
+        <w:pStyle w:val="Heading1"/>
+        <w:spacing w:after="280"/>
+      </w:pPr>
+      <w:bookmarkStart w:id="118" w:name="_TocUITU18"/>
+      <w:r>
+        <w:t>Вывод по работе</w:t>
+      </w:r>
+      <w:bookmarkEnd w:id="118"/>
     </w:p>
     <w:p>
       <w:pPr>
@@ -2780,20 +3414,8 @@
           <w:b w:val="0"/>
           <w:sz w:val="28"/>
         </w:rPr>
-        <w:t>Редактируемые.drawio, SVG и PNG сохранены в каталоге diagrams. Охранные услуги из примеров отсутствуют. Карточка инцидента и расчёт сроков из работы №6 автоматизируют отдельные операции процесса мониторинга; развёртывание ВМ, сбор метрик и выполнение инфраструктурных команд остаются действиями профильных систем и специалистов.</w:t>
+        <w:t>Построены модели аренды виртуальных серверов и мониторинга с поддержкой ООО «ТехноСервис». Для каждой услуги выполнены контекст, декомпозиция на четыре функции и второй уровень всех четырёх функций. Всего разработано 12 диаграмм в оформлении предоставленного образца.</w:t>
       </w:r>
-    </w:p>
-    <w:p>
-      <w:pPr>
-        <w:pStyle w:val="Heading1"/>
-        <w:spacing w:after="280"/>
-        <w:jc w:val="center"/>
-      </w:pPr>
-      <w:bookmarkStart w:id="116" w:name="_TocUITU16"/>
-      <w:r>
-        <w:t>ЗАКЛЮЧЕНИЕ</w:t>
-      </w:r>
-      <w:bookmarkEnd w:id="116"/>
     </w:p>
     <w:p>
       <w:pPr>
@@ -2804,127 +3426,7 @@
           <w:b w:val="0"/>
           <w:sz w:val="28"/>
         </w:rPr>
-        <w:t>Построены функциональные модели аренды виртуальных серверов и мониторинга с поддержкой для ООО «ТехноСервис». Для каждой услуги разработаны контекстная диаграмма, декомпозиция первого уровня на три функции и отдельная декомпозиция второго уровня для каждой функции. Всего получено десять диаграмм.</w:t>
-      </w:r>
-    </w:p>
-    <w:p>
-      <w:pPr>
-        <w:keepNext w:val="0"/>
-      </w:pPr>
-      <w:r>
-        <w:rPr>
-          <w:b w:val="0"/>
-          <w:sz w:val="28"/>
-        </w:rPr>
-        <w:t>Согласованы внешние границы и межблочные потоки, сохранены технические ресурсы исходных моделей и условия SLA. Функции описывают реальные действия по согласованию, развёртыванию, диагностике, восстановлению и приёмке услуги. Исходники позволяют изменить модели без перерисовки изображений.</w:t>
-      </w:r>
-    </w:p>
-    <w:p>
-      <w:pPr>
-        <w:keepNext w:val="0"/>
-      </w:pPr>
-      <w:r>
-        <w:rPr>
-          <w:b w:val="0"/>
-          <w:sz w:val="28"/>
-        </w:rPr>
-        <w:t>Результат показывает контрольные точки и ответственность специалистов и создаёт основу для автоматизации управления обращениями. Построение моделей не означает фактическое развёртывание vSphere, Zabbix или резервной инфраструктуры: они выступают ресурсами описываемого предприятия.</w:t>
-      </w:r>
-    </w:p>
-    <w:p>
-      <w:pPr>
-        <w:pStyle w:val="Heading1"/>
-        <w:spacing w:after="280"/>
-        <w:jc w:val="center"/>
-      </w:pPr>
-      <w:bookmarkStart w:id="117" w:name="_TocUITU17"/>
-      <w:r>
-        <w:t>СПИСОК ИСПОЛЬЗОВАННЫХ ИСТОЧНИКОВ</w:t>
-      </w:r>
-      <w:bookmarkEnd w:id="117"/>
-    </w:p>
-    <w:p>
-      <w:pPr>
-        <w:keepNext w:val="0"/>
-      </w:pPr>
-      <w:r>
-        <w:rPr>
-          <w:b w:val="0"/>
-          <w:sz w:val="28"/>
-        </w:rPr>
-        <w:t>1. Управление информационно-технологическими услугами. Практическая работа №5: Методология функционального моделирования IDEF0: методические указания. - Учебный материал, предоставленный к заданию. - Текст: электронный.</w:t>
-      </w:r>
-    </w:p>
-    <w:p>
-      <w:pPr>
-        <w:keepNext w:val="0"/>
-      </w:pPr>
-      <w:r>
-        <w:rPr>
-          <w:b w:val="0"/>
-          <w:sz w:val="28"/>
-        </w:rPr>
-        <w:t>2. Тарасов, А. М. Предприятие как субъект оказания ИТ-услуг: отчёт по практической работе №1 / А. М. Тарасов, Д. М. Дементиевский, Б. М. Тыцкий. - Москва: РТУ МИРЭА, 2026. - 6 с. - Файл prakt1.pdf. - Текст: электронный.</w:t>
-      </w:r>
-    </w:p>
-    <w:p>
-      <w:pPr>
-        <w:keepNext w:val="0"/>
-      </w:pPr>
-      <w:r>
-        <w:rPr>
-          <w:b w:val="0"/>
-          <w:sz w:val="28"/>
-        </w:rPr>
-        <w:t>3. Тарасов, А. М. Методология обеспечения ценности ИТ-услуг: отчёт по практической работе №3 / А. М. Тарасов, Д. М. Дементиевский, Б. М. Тыцкий. - Москва: РТУ МИРЭА, 2026. - 9 с. - Файл prakt3.pdf. - Текст: электронный.</w:t>
-      </w:r>
-    </w:p>
-    <w:p>
-      <w:pPr>
-        <w:keepNext w:val="0"/>
-      </w:pPr>
-      <w:r>
-        <w:rPr>
-          <w:b w:val="0"/>
-          <w:sz w:val="28"/>
-        </w:rPr>
-        <w:t>4. Тарасов, А. М. Соглашение об уровне обслуживания: отчёт по практической работе №4 / А. М. Тарасов, Д. М. Дементиевский, Б. М. Тыцкий. - Москва: РТУ МИРЭА, 2026. - Файл «УИТУ_Практическая_4_ТехноСервис.docx». - Текст: электронный.</w:t>
-      </w:r>
-    </w:p>
-    <w:p>
-      <w:pPr>
-        <w:keepNext w:val="0"/>
-      </w:pPr>
-      <w:r>
-        <w:rPr>
-          <w:b w:val="0"/>
-          <w:sz w:val="28"/>
-        </w:rPr>
-        <w:t>5. Примеры диаграмм IDEF0: 01_A1_context.xml, 02_A1_decomposition.xml, 03_A1_completeness.xml. - Материалы diagrams.net, предоставленные к заданию. - Изображение: электронное.</w:t>
-      </w:r>
-    </w:p>
-    <w:p>
-      <w:pPr>
-        <w:keepNext w:val="0"/>
-      </w:pPr>
-      <w:r>
-        <w:rPr>
-          <w:b w:val="0"/>
-          <w:sz w:val="28"/>
-        </w:rPr>
-        <w:t>6. Integration Definition for Function Modeling (IDEF0): FIPS PUB 183. - Gaithersburg: National Institute of Standards and Technology, 1993. - URL: https://nvlpubs.nist.gov/nistpubs/Legacy/FIPS/fipspub183.pdf (дата обращения: 22.10.2026). - Текст: электронный.</w:t>
-      </w:r>
-    </w:p>
-    <w:p>
-      <w:pPr>
-        <w:keepNext w:val="0"/>
-      </w:pPr>
-      <w:r>
-        <w:rPr>
-          <w:b w:val="0"/>
-          <w:sz w:val="28"/>
-        </w:rPr>
-        <w:t>7. Краткие рекомендации по ГОСТ 7.32-2017. Отчёт о научно-исследовательской работе. Структура и правила оформления. - Учебный материал, предоставленный к заданию. - 19 с. - Текст: электронный.</w:t>
+        <w:t>Определены ICOM и промежуточные результаты, проверены балансировка и полнота деревьев. Модели сохраняют каталог, технические ресурсы и условия SLA единого проекта и показывают контрольные точки предоставления и восстановления услуг.</w:t>
       </w:r>
     </w:p>
     <w:sectPr>
@@ -3392,7 +3894,7 @@
       <w:pageBreakBefore/>
       <w:widowControl/>
       <w:spacing w:before="0" w:after="0" w:line="240" w:lineRule="auto"/>
-      <w:ind w:firstLine="0"/>
+      <w:ind w:firstLine="709"/>
       <w:outlineLvl w:val="0"/>
     </w:pPr>
     <w:rPr>
@@ -15050,7 +15552,7 @@
     <w:rPr>
       <w:rFonts w:ascii="Times New Roman" w:hAnsi="Times New Roman"/>
       <w:color w:val="000000"/>
-      <w:sz w:val="28"/>
+      <w:sz w:val="24"/>
     </w:rPr>
   </w:style>
   <w:style w:type="paragraph" w:customStyle="1" w:styleId="TOC2">
@@ -15062,12 +15564,29 @@
         <w:tab w:pos="9354" w:val="right" w:leader="dot"/>
       </w:tabs>
       <w:spacing w:line="240" w:lineRule="auto" w:before="0" w:after="0"/>
-      <w:ind w:left="283" w:firstLine="0"/>
+      <w:ind w:left="227" w:firstLine="0"/>
     </w:pPr>
     <w:rPr>
       <w:rFonts w:ascii="Times New Roman" w:hAnsi="Times New Roman"/>
       <w:color w:val="000000"/>
-      <w:sz w:val="28"/>
+      <w:sz w:val="24"/>
+    </w:rPr>
+  </w:style>
+  <w:style w:type="paragraph" w:customStyle="1" w:styleId="TOC3">
+    <w:name w:val="TOC 3"/>
+    <w:pPr>
+      <w:keepNext w:val="0"/>
+      <w:tabs>
+        <w:tab w:pos="9354" w:val="right" w:leader="dot"/>
+        <w:tab w:pos="9354" w:val="right" w:leader="dot"/>
+      </w:tabs>
+      <w:spacing w:line="240" w:lineRule="auto" w:before="0" w:after="0"/>
+      <w:ind w:left="454" w:firstLine="0"/>
+    </w:pPr>
+    <w:rPr>
+      <w:rFonts w:ascii="Times New Roman" w:hAnsi="Times New Roman"/>
+      <w:color w:val="000000"/>
+      <w:sz w:val="24"/>
     </w:rPr>
   </w:style>
 </w:styles>

--- a/reports/УИТУ_Практическая_5_ТехноСервис.docx
+++ b/reports/УИТУ_Практическая_5_ТехноСервис.docx
@@ -388,23 +388,23 @@
           </w:pPr>
           <w:hyperlink w:anchor="_TocUITU3">
             <w:r>
-              <w:t>1. Аренда виртуальных серверов</w:t>
+              <w:t>1. Выбор услуг и правила моделирования</w:t>
             </w:r>
             <w:r>
               <w:tab/>
             </w:r>
             <w:r>
-              <w:t>5</w:t>
+              <w:t>4</w:t>
             </w:r>
           </w:hyperlink>
         </w:p>
         <w:p>
           <w:pPr>
-            <w:pStyle w:val="TOC3"/>
+            <w:pStyle w:val="TOC2"/>
           </w:pPr>
           <w:hyperlink w:anchor="_TocUITU4">
             <w:r>
-              <w:t>1.1 Контекстная диаграмма A-0</w:t>
+              <w:t>2. Аренда виртуальных серверов</w:t>
             </w:r>
             <w:r>
               <w:tab/>
@@ -420,7 +420,23 @@
           </w:pPr>
           <w:hyperlink w:anchor="_TocUITU5">
             <w:r>
-              <w:t>1.2 Декомпозиция первого уровня A0</w:t>
+              <w:t>2.1 Контекстная диаграмма A-0</w:t>
+            </w:r>
+            <w:r>
+              <w:tab/>
+            </w:r>
+            <w:r>
+              <w:t>5</w:t>
+            </w:r>
+          </w:hyperlink>
+        </w:p>
+        <w:p>
+          <w:pPr>
+            <w:pStyle w:val="TOC3"/>
+          </w:pPr>
+          <w:hyperlink w:anchor="_TocUITU6">
+            <w:r>
+              <w:t>2.2 Декомпозиция первого уровня A0</w:t>
             </w:r>
             <w:r>
               <w:tab/>
@@ -434,9 +450,9 @@
           <w:pPr>
             <w:pStyle w:val="TOC3"/>
           </w:pPr>
-          <w:hyperlink w:anchor="_TocUITU6">
+          <w:hyperlink w:anchor="_TocUITU7">
             <w:r>
-              <w:t>1.3 Второй уровень A1</w:t>
+              <w:t>2.3 Второй уровень A1</w:t>
             </w:r>
             <w:r>
               <w:tab/>
@@ -450,9 +466,9 @@
           <w:pPr>
             <w:pStyle w:val="TOC3"/>
           </w:pPr>
-          <w:hyperlink w:anchor="_TocUITU7">
+          <w:hyperlink w:anchor="_TocUITU8">
             <w:r>
-              <w:t>1.4 Второй уровень A2</w:t>
+              <w:t>2.4 Второй уровень A2</w:t>
             </w:r>
             <w:r>
               <w:tab/>
@@ -466,9 +482,9 @@
           <w:pPr>
             <w:pStyle w:val="TOC3"/>
           </w:pPr>
-          <w:hyperlink w:anchor="_TocUITU8">
+          <w:hyperlink w:anchor="_TocUITU9">
             <w:r>
-              <w:t>1.5 Второй уровень A3</w:t>
+              <w:t>2.5 Второй уровень A3</w:t>
             </w:r>
             <w:r>
               <w:tab/>
@@ -482,9 +498,9 @@
           <w:pPr>
             <w:pStyle w:val="TOC3"/>
           </w:pPr>
-          <w:hyperlink w:anchor="_TocUITU9">
+          <w:hyperlink w:anchor="_TocUITU10">
             <w:r>
-              <w:t>1.6 Второй уровень A4</w:t>
+              <w:t>2.6 Второй уровень A4</w:t>
             </w:r>
             <w:r>
               <w:tab/>
@@ -498,25 +514,9 @@
           <w:pPr>
             <w:pStyle w:val="TOC2"/>
           </w:pPr>
-          <w:hyperlink w:anchor="_TocUITU10">
-            <w:r>
-              <w:t>2. Мониторинг и поддержка систем</w:t>
-            </w:r>
-            <w:r>
-              <w:tab/>
-            </w:r>
-            <w:r>
-              <w:t>11</w:t>
-            </w:r>
-          </w:hyperlink>
-        </w:p>
-        <w:p>
-          <w:pPr>
-            <w:pStyle w:val="TOC3"/>
-          </w:pPr>
           <w:hyperlink w:anchor="_TocUITU11">
             <w:r>
-              <w:t>2.1 Контекстная диаграмма A-0</w:t>
+              <w:t>3. Мониторинг и поддержка систем</w:t>
             </w:r>
             <w:r>
               <w:tab/>
@@ -532,7 +532,23 @@
           </w:pPr>
           <w:hyperlink w:anchor="_TocUITU12">
             <w:r>
-              <w:t>2.2 Декомпозиция первого уровня A0</w:t>
+              <w:t>3.1 Контекстная диаграмма A-0</w:t>
+            </w:r>
+            <w:r>
+              <w:tab/>
+            </w:r>
+            <w:r>
+              <w:t>11</w:t>
+            </w:r>
+          </w:hyperlink>
+        </w:p>
+        <w:p>
+          <w:pPr>
+            <w:pStyle w:val="TOC3"/>
+          </w:pPr>
+          <w:hyperlink w:anchor="_TocUITU13">
+            <w:r>
+              <w:t>3.2 Декомпозиция первого уровня A0</w:t>
             </w:r>
             <w:r>
               <w:tab/>
@@ -546,9 +562,9 @@
           <w:pPr>
             <w:pStyle w:val="TOC3"/>
           </w:pPr>
-          <w:hyperlink w:anchor="_TocUITU13">
+          <w:hyperlink w:anchor="_TocUITU14">
             <w:r>
-              <w:t>2.3 Второй уровень A1</w:t>
+              <w:t>3.3 Второй уровень A1</w:t>
             </w:r>
             <w:r>
               <w:tab/>
@@ -562,9 +578,9 @@
           <w:pPr>
             <w:pStyle w:val="TOC3"/>
           </w:pPr>
-          <w:hyperlink w:anchor="_TocUITU14">
+          <w:hyperlink w:anchor="_TocUITU15">
             <w:r>
-              <w:t>2.4 Второй уровень A2</w:t>
+              <w:t>3.4 Второй уровень A2</w:t>
             </w:r>
             <w:r>
               <w:tab/>
@@ -578,9 +594,9 @@
           <w:pPr>
             <w:pStyle w:val="TOC3"/>
           </w:pPr>
-          <w:hyperlink w:anchor="_TocUITU15">
+          <w:hyperlink w:anchor="_TocUITU16">
             <w:r>
-              <w:t>2.5 Второй уровень A3</w:t>
+              <w:t>3.5 Второй уровень A3</w:t>
             </w:r>
             <w:r>
               <w:tab/>
@@ -594,9 +610,9 @@
           <w:pPr>
             <w:pStyle w:val="TOC3"/>
           </w:pPr>
-          <w:hyperlink w:anchor="_TocUITU16">
+          <w:hyperlink w:anchor="_TocUITU17">
             <w:r>
-              <w:t>2.6 Второй уровень A4</w:t>
+              <w:t>3.6 Второй уровень A4</w:t>
             </w:r>
             <w:r>
               <w:tab/>
@@ -610,9 +626,9 @@
           <w:pPr>
             <w:pStyle w:val="TOC2"/>
           </w:pPr>
-          <w:hyperlink w:anchor="_TocUITU17">
+          <w:hyperlink w:anchor="_TocUITU18">
             <w:r>
-              <w:t>3. Проверка полноты и согласованности</w:t>
+              <w:t>4. Проверка полноты и согласованности</w:t>
             </w:r>
             <w:r>
               <w:tab/>
@@ -626,7 +642,7 @@
           <w:pPr>
             <w:pStyle w:val="TOC1"/>
           </w:pPr>
-          <w:hyperlink w:anchor="_TocUITU18">
+          <w:hyperlink w:anchor="_TocUITU19">
             <w:r>
               <w:t>Вывод по работе</w:t>
             </w:r>
@@ -679,6 +695,17 @@
     </w:p>
     <w:p>
       <w:pPr>
+        <w:pStyle w:val="Heading2"/>
+        <w:spacing w:after="280"/>
+      </w:pPr>
+      <w:bookmarkStart w:id="103" w:name="_TocUITU3"/>
+      <w:r>
+        <w:t>1. Выбор услуг и правила моделирования</w:t>
+      </w:r>
+      <w:bookmarkEnd w:id="103"/>
+    </w:p>
+    <w:p>
+      <w:pPr>
         <w:keepNext w:val="0"/>
       </w:pPr>
       <w:r>
@@ -722,7 +749,7 @@
           <w:b w:val="0"/>
           <w:sz w:val="28"/>
         </w:rPr>
-        <w:t>Данные представлены в таблице 1.</w:t>
+        <w:t>Данные представлены в таблице 1.1.</w:t>
       </w:r>
     </w:p>
     <w:p>
@@ -737,7 +764,7 @@
           <w:b w:val="0"/>
           <w:sz w:val="28"/>
         </w:rPr>
-        <w:t>Таблица 1 - Состав комплекта моделей</w:t>
+        <w:t>Таблица 1.1 - Состав комплекта моделей</w:t>
       </w:r>
     </w:p>
     <w:tbl>
@@ -1041,22 +1068,22 @@
         <w:pageBreakBefore/>
         <w:spacing w:after="280"/>
       </w:pPr>
-      <w:bookmarkStart w:id="103" w:name="_TocUITU3"/>
+      <w:bookmarkStart w:id="104" w:name="_TocUITU4"/>
       <w:r>
-        <w:t>1. Аренда виртуальных серверов</w:t>
+        <w:t>2. Аренда виртуальных серверов</w:t>
       </w:r>
-      <w:bookmarkEnd w:id="103"/>
+      <w:bookmarkEnd w:id="104"/>
     </w:p>
     <w:p>
       <w:pPr>
         <w:pStyle w:val="Heading3"/>
         <w:spacing w:after="280"/>
       </w:pPr>
-      <w:bookmarkStart w:id="104" w:name="_TocUITU4"/>
+      <w:bookmarkStart w:id="105" w:name="_TocUITU5"/>
       <w:r>
-        <w:t>1.1 Контекстная диаграмма A-0</w:t>
+        <w:t>2.1 Контекстная диаграмма A-0</w:t>
       </w:r>
-      <w:bookmarkEnd w:id="104"/>
+      <w:bookmarkEnd w:id="105"/>
     </w:p>
     <w:p>
       <w:pPr>
@@ -1186,11 +1213,11 @@
         <w:pageBreakBefore/>
         <w:spacing w:after="280"/>
       </w:pPr>
-      <w:bookmarkStart w:id="105" w:name="_TocUITU5"/>
+      <w:bookmarkStart w:id="106" w:name="_TocUITU6"/>
       <w:r>
-        <w:t>1.2 Декомпозиция первого уровня A0</w:t>
+        <w:t>2.2 Декомпозиция первого уровня A0</w:t>
       </w:r>
-      <w:bookmarkEnd w:id="105"/>
+      <w:bookmarkEnd w:id="106"/>
     </w:p>
     <w:p>
       <w:pPr>
@@ -1320,11 +1347,11 @@
         <w:pageBreakBefore/>
         <w:spacing w:after="280"/>
       </w:pPr>
-      <w:bookmarkStart w:id="106" w:name="_TocUITU6"/>
+      <w:bookmarkStart w:id="107" w:name="_TocUITU7"/>
       <w:r>
-        <w:t>1.3 Второй уровень A1</w:t>
+        <w:t>2.3 Второй уровень A1</w:t>
       </w:r>
-      <w:bookmarkEnd w:id="106"/>
+      <w:bookmarkEnd w:id="107"/>
     </w:p>
     <w:p>
       <w:pPr>
@@ -1454,11 +1481,11 @@
         <w:pageBreakBefore/>
         <w:spacing w:after="280"/>
       </w:pPr>
-      <w:bookmarkStart w:id="107" w:name="_TocUITU7"/>
+      <w:bookmarkStart w:id="108" w:name="_TocUITU8"/>
       <w:r>
-        <w:t>1.4 Второй уровень A2</w:t>
+        <w:t>2.4 Второй уровень A2</w:t>
       </w:r>
-      <w:bookmarkEnd w:id="107"/>
+      <w:bookmarkEnd w:id="108"/>
     </w:p>
     <w:p>
       <w:pPr>
@@ -1588,11 +1615,11 @@
         <w:pageBreakBefore/>
         <w:spacing w:after="280"/>
       </w:pPr>
-      <w:bookmarkStart w:id="108" w:name="_TocUITU8"/>
+      <w:bookmarkStart w:id="109" w:name="_TocUITU9"/>
       <w:r>
-        <w:t>1.5 Второй уровень A3</w:t>
+        <w:t>2.5 Второй уровень A3</w:t>
       </w:r>
-      <w:bookmarkEnd w:id="108"/>
+      <w:bookmarkEnd w:id="109"/>
     </w:p>
     <w:p>
       <w:pPr>
@@ -1722,11 +1749,11 @@
         <w:pageBreakBefore/>
         <w:spacing w:after="280"/>
       </w:pPr>
-      <w:bookmarkStart w:id="109" w:name="_TocUITU9"/>
+      <w:bookmarkStart w:id="110" w:name="_TocUITU10"/>
       <w:r>
-        <w:t>1.6 Второй уровень A4</w:t>
+        <w:t>2.6 Второй уровень A4</w:t>
       </w:r>
-      <w:bookmarkEnd w:id="109"/>
+      <w:bookmarkEnd w:id="110"/>
     </w:p>
     <w:p>
       <w:pPr>
@@ -1856,22 +1883,22 @@
         <w:pageBreakBefore/>
         <w:spacing w:after="280"/>
       </w:pPr>
-      <w:bookmarkStart w:id="110" w:name="_TocUITU10"/>
+      <w:bookmarkStart w:id="111" w:name="_TocUITU11"/>
       <w:r>
-        <w:t>2. Мониторинг и поддержка систем</w:t>
+        <w:t>3. Мониторинг и поддержка систем</w:t>
       </w:r>
-      <w:bookmarkEnd w:id="110"/>
+      <w:bookmarkEnd w:id="111"/>
     </w:p>
     <w:p>
       <w:pPr>
         <w:pStyle w:val="Heading3"/>
         <w:spacing w:after="280"/>
       </w:pPr>
-      <w:bookmarkStart w:id="111" w:name="_TocUITU11"/>
+      <w:bookmarkStart w:id="112" w:name="_TocUITU12"/>
       <w:r>
-        <w:t>2.1 Контекстная диаграмма A-0</w:t>
+        <w:t>3.1 Контекстная диаграмма A-0</w:t>
       </w:r>
-      <w:bookmarkEnd w:id="111"/>
+      <w:bookmarkEnd w:id="112"/>
     </w:p>
     <w:p>
       <w:pPr>
@@ -2001,11 +2028,11 @@
         <w:pageBreakBefore/>
         <w:spacing w:after="280"/>
       </w:pPr>
-      <w:bookmarkStart w:id="112" w:name="_TocUITU12"/>
+      <w:bookmarkStart w:id="113" w:name="_TocUITU13"/>
       <w:r>
-        <w:t>2.2 Декомпозиция первого уровня A0</w:t>
+        <w:t>3.2 Декомпозиция первого уровня A0</w:t>
       </w:r>
-      <w:bookmarkEnd w:id="112"/>
+      <w:bookmarkEnd w:id="113"/>
     </w:p>
     <w:p>
       <w:pPr>
@@ -2135,11 +2162,11 @@
         <w:pageBreakBefore/>
         <w:spacing w:after="280"/>
       </w:pPr>
-      <w:bookmarkStart w:id="113" w:name="_TocUITU13"/>
+      <w:bookmarkStart w:id="114" w:name="_TocUITU14"/>
       <w:r>
-        <w:t>2.3 Второй уровень A1</w:t>
+        <w:t>3.3 Второй уровень A1</w:t>
       </w:r>
-      <w:bookmarkEnd w:id="113"/>
+      <w:bookmarkEnd w:id="114"/>
     </w:p>
     <w:p>
       <w:pPr>
@@ -2269,11 +2296,11 @@
         <w:pageBreakBefore/>
         <w:spacing w:after="280"/>
       </w:pPr>
-      <w:bookmarkStart w:id="114" w:name="_TocUITU14"/>
+      <w:bookmarkStart w:id="115" w:name="_TocUITU15"/>
       <w:r>
-        <w:t>2.4 Второй уровень A2</w:t>
+        <w:t>3.4 Второй уровень A2</w:t>
       </w:r>
-      <w:bookmarkEnd w:id="114"/>
+      <w:bookmarkEnd w:id="115"/>
     </w:p>
     <w:p>
       <w:pPr>
@@ -2403,11 +2430,11 @@
         <w:pageBreakBefore/>
         <w:spacing w:after="280"/>
       </w:pPr>
-      <w:bookmarkStart w:id="115" w:name="_TocUITU15"/>
+      <w:bookmarkStart w:id="116" w:name="_TocUITU16"/>
       <w:r>
-        <w:t>2.5 Второй уровень A3</w:t>
+        <w:t>3.5 Второй уровень A3</w:t>
       </w:r>
-      <w:bookmarkEnd w:id="115"/>
+      <w:bookmarkEnd w:id="116"/>
     </w:p>
     <w:p>
       <w:pPr>
@@ -2537,11 +2564,11 @@
         <w:pageBreakBefore/>
         <w:spacing w:after="280"/>
       </w:pPr>
-      <w:bookmarkStart w:id="116" w:name="_TocUITU16"/>
+      <w:bookmarkStart w:id="117" w:name="_TocUITU17"/>
       <w:r>
-        <w:t>2.6 Второй уровень A4</w:t>
+        <w:t>3.6 Второй уровень A4</w:t>
       </w:r>
-      <w:bookmarkEnd w:id="116"/>
+      <w:bookmarkEnd w:id="117"/>
     </w:p>
     <w:p>
       <w:pPr>
@@ -2671,11 +2698,11 @@
         <w:pageBreakBefore/>
         <w:spacing w:after="280"/>
       </w:pPr>
-      <w:bookmarkStart w:id="117" w:name="_TocUITU17"/>
+      <w:bookmarkStart w:id="118" w:name="_TocUITU18"/>
       <w:r>
-        <w:t>3. Проверка полноты и согласованности</w:t>
+        <w:t>4. Проверка полноты и согласованности</w:t>
       </w:r>
-      <w:bookmarkEnd w:id="117"/>
+      <w:bookmarkEnd w:id="118"/>
     </w:p>
     <w:p>
       <w:pPr>
@@ -2698,7 +2725,7 @@
           <w:b w:val="0"/>
           <w:sz w:val="28"/>
         </w:rPr>
-        <w:t>Данные представлены в таблице 2.</w:t>
+        <w:t>Данные представлены в таблице 4.1.</w:t>
       </w:r>
     </w:p>
     <w:p>
@@ -2713,7 +2740,7 @@
           <w:b w:val="0"/>
           <w:sz w:val="28"/>
         </w:rPr>
-        <w:t>Таблица 2 - Балансировка родительских и дочерних диаграмм</w:t>
+        <w:t>Таблица 4.1 - Балансировка родительских и дочерних диаграмм</w:t>
       </w:r>
     </w:p>
     <w:tbl>
@@ -3399,11 +3426,11 @@
         <w:pStyle w:val="Heading1"/>
         <w:spacing w:after="280"/>
       </w:pPr>
-      <w:bookmarkStart w:id="118" w:name="_TocUITU18"/>
+      <w:bookmarkStart w:id="119" w:name="_TocUITU19"/>
       <w:r>
         <w:t>Вывод по работе</w:t>
       </w:r>
-      <w:bookmarkEnd w:id="118"/>
+      <w:bookmarkEnd w:id="119"/>
     </w:p>
     <w:p>
       <w:pPr>
@@ -4638,8 +4665,9 @@
     </w:pPr>
     <w:rPr>
       <w:rFonts w:ascii="Times New Roman" w:hAnsi="Times New Roman" w:eastAsia="Times New Roman" w:cs="Times New Roman"/>
-      <w:b/>
+      <w:b w:val="0"/>
       <w:bCs/>
+      <w:i/>
       <w:color w:val="000000"/>
       <w:sz w:val="28"/>
       <w:szCs w:val="18"/>

--- a/reports/УИТУ_Практическая_5_ТехноСервис.docx
+++ b/reports/УИТУ_Практическая_5_ТехноСервис.docx
@@ -742,6 +742,18 @@
     </w:p>
     <w:p>
       <w:pPr>
+        <w:keepNext w:val="0"/>
+      </w:pPr>
+      <w:r>
+        <w:rPr>
+          <w:b w:val="0"/>
+          <w:sz w:val="28"/>
+        </w:rPr>
+        <w:t>Границы моделей охватывают полный путь от получения исходных данных до предоставления согласованного результата. Внешние ИТ-продукты выступают механизмами; функции описывают деятельность по оказанию услуг.</w:t>
+      </w:r>
+    </w:p>
+    <w:p>
+      <w:pPr>
         <w:keepNext/>
       </w:pPr>
       <w:r>
@@ -1094,21 +1106,36 @@
           <w:b w:val="0"/>
           <w:sz w:val="28"/>
         </w:rPr>
-        <w:t>Результат представлен на рисунке 1.</w:t>
+        <w:t>Результат представлен на рисунке 2.1.</w:t>
       </w:r>
     </w:p>
     <w:p>
       <w:pPr>
         <w:keepNext/>
-        <w:spacing w:line="240" w:lineRule="auto"/>
         <w:ind w:firstLine="0"/>
         <w:jc w:val="center"/>
       </w:pPr>
       <w:r>
+        <w:rPr>
+          <w:b w:val="0"/>
+          <w:sz w:val="28"/>
+        </w:rPr>
+      </w:r>
+    </w:p>
+    <w:p>
+      <w:pPr>
+        <w:keepNext/>
+        <w:keepLines/>
+        <w:spacing w:line="240" w:lineRule="auto"/>
+        <w:ind w:firstLine="0" w:left="0" w:right="0"/>
+        <w:jc w:val="center"/>
+      </w:pPr>
+      <w:r>
         <w:drawing>
-          <wp:inline xmlns:a="http://schemas.openxmlformats.org/drawingml/2006/main" xmlns:pic="http://schemas.openxmlformats.org/drawingml/2006/picture">
+          <wp:inline xmlns:a="http://schemas.openxmlformats.org/drawingml/2006/main" xmlns:pic="http://schemas.openxmlformats.org/drawingml/2006/picture" distT="0" distB="0" distL="0" distR="0">
             <wp:extent cx="5940000" cy="4158000"/>
-            <wp:docPr id="2" name="Picture 2"/>
+            <wp:effectExtent l="0" t="0" r="0" b="0"/>
+            <wp:docPr id="2" name="Picture 2" descr="Рисунок 2.1. Аренда виртуальных серверов. Контекстная диаграмма A-0"/>
             <wp:cNvGraphicFramePr>
               <a:graphicFrameLocks noChangeAspect="1"/>
             </wp:cNvGraphicFramePr>
@@ -1131,6 +1158,12 @@
                       <a:ext cx="5940000" cy="4158000"/>
                     </a:xfrm>
                     <a:prstGeom prst="rect"/>
+                    <a:ln w="3175">
+                      <a:solidFill>
+                        <a:srgbClr val="000000"/>
+                      </a:solidFill>
+                      <a:prstDash val="solid"/>
+                    </a:ln>
                   </pic:spPr>
                 </pic:pic>
               </a:graphicData>
@@ -1142,9 +1175,24 @@
     <w:p>
       <w:pPr>
         <w:pStyle w:val="Caption"/>
+        <w:keepNext/>
+        <w:keepLines/>
       </w:pPr>
       <w:r>
-        <w:t>Рисунок 1 - Аренда виртуальных серверов. Контекстная диаграмма A-0</w:t>
+        <w:t>Рисунок 2.1 — Аренда виртуальных серверов. Контекстная диаграмма A-0</w:t>
+      </w:r>
+    </w:p>
+    <w:p>
+      <w:pPr>
+        <w:keepNext w:val="0"/>
+        <w:ind w:firstLine="0"/>
+        <w:jc w:val="center"/>
+      </w:pPr>
+      <w:r>
+        <w:rPr>
+          <w:b w:val="0"/>
+          <w:sz w:val="28"/>
+        </w:rPr>
       </w:r>
     </w:p>
     <w:p>
@@ -1197,18 +1245,6 @@
     </w:p>
     <w:p>
       <w:pPr>
-        <w:keepNext w:val="0"/>
-      </w:pPr>
-      <w:r>
-        <w:rPr>
-          <w:b w:val="0"/>
-          <w:sz w:val="28"/>
-        </w:rPr>
-        <w:t>Граница модели охватывает полный путь от получения исходных данных до предоставления согласованного результата. Внешние ИТ-продукты выступают механизмами; сама функция описывает деятельность по оказанию услуги.</w:t>
-      </w:r>
-    </w:p>
-    <w:p>
-      <w:pPr>
         <w:pStyle w:val="Heading3"/>
         <w:pageBreakBefore/>
         <w:spacing w:after="280"/>
@@ -1228,21 +1264,36 @@
           <w:b w:val="0"/>
           <w:sz w:val="28"/>
         </w:rPr>
-        <w:t>Результат представлен на рисунке 2.</w:t>
+        <w:t>Результат представлен на рисунке 2.2.</w:t>
       </w:r>
     </w:p>
     <w:p>
       <w:pPr>
         <w:keepNext/>
-        <w:spacing w:line="240" w:lineRule="auto"/>
         <w:ind w:firstLine="0"/>
         <w:jc w:val="center"/>
       </w:pPr>
       <w:r>
+        <w:rPr>
+          <w:b w:val="0"/>
+          <w:sz w:val="28"/>
+        </w:rPr>
+      </w:r>
+    </w:p>
+    <w:p>
+      <w:pPr>
+        <w:keepNext/>
+        <w:keepLines/>
+        <w:spacing w:line="240" w:lineRule="auto"/>
+        <w:ind w:firstLine="0" w:left="0" w:right="0"/>
+        <w:jc w:val="center"/>
+      </w:pPr>
+      <w:r>
         <w:drawing>
-          <wp:inline xmlns:a="http://schemas.openxmlformats.org/drawingml/2006/main" xmlns:pic="http://schemas.openxmlformats.org/drawingml/2006/picture">
+          <wp:inline xmlns:a="http://schemas.openxmlformats.org/drawingml/2006/main" xmlns:pic="http://schemas.openxmlformats.org/drawingml/2006/picture" distT="0" distB="0" distL="0" distR="0">
             <wp:extent cx="5940000" cy="4158000"/>
-            <wp:docPr id="3" name="Picture 3"/>
+            <wp:effectExtent l="0" t="0" r="0" b="0"/>
+            <wp:docPr id="3" name="Picture 3" descr="Рисунок 2.2. Аренда виртуальных серверов. Декомпозиция A0"/>
             <wp:cNvGraphicFramePr>
               <a:graphicFrameLocks noChangeAspect="1"/>
             </wp:cNvGraphicFramePr>
@@ -1265,6 +1316,12 @@
                       <a:ext cx="5940000" cy="4158000"/>
                     </a:xfrm>
                     <a:prstGeom prst="rect"/>
+                    <a:ln w="3175">
+                      <a:solidFill>
+                        <a:srgbClr val="000000"/>
+                      </a:solidFill>
+                      <a:prstDash val="solid"/>
+                    </a:ln>
                   </pic:spPr>
                 </pic:pic>
               </a:graphicData>
@@ -1276,9 +1333,24 @@
     <w:p>
       <w:pPr>
         <w:pStyle w:val="Caption"/>
+        <w:keepNext/>
+        <w:keepLines/>
       </w:pPr>
       <w:r>
-        <w:t>Рисунок 2 - Аренда виртуальных серверов. Декомпозиция A0</w:t>
+        <w:t>Рисунок 2.2 — Аренда виртуальных серверов. Декомпозиция A0</w:t>
+      </w:r>
+    </w:p>
+    <w:p>
+      <w:pPr>
+        <w:keepNext w:val="0"/>
+        <w:ind w:firstLine="0"/>
+        <w:jc w:val="center"/>
+      </w:pPr>
+      <w:r>
+        <w:rPr>
+          <w:b w:val="0"/>
+          <w:sz w:val="28"/>
+        </w:rPr>
       </w:r>
     </w:p>
     <w:p>
@@ -1362,21 +1434,36 @@
           <w:b w:val="0"/>
           <w:sz w:val="28"/>
         </w:rPr>
-        <w:t>Результат представлен на рисунке 3.</w:t>
+        <w:t>Результат представлен на рисунке 2.3.</w:t>
       </w:r>
     </w:p>
     <w:p>
       <w:pPr>
         <w:keepNext/>
-        <w:spacing w:line="240" w:lineRule="auto"/>
         <w:ind w:firstLine="0"/>
         <w:jc w:val="center"/>
       </w:pPr>
       <w:r>
+        <w:rPr>
+          <w:b w:val="0"/>
+          <w:sz w:val="28"/>
+        </w:rPr>
+      </w:r>
+    </w:p>
+    <w:p>
+      <w:pPr>
+        <w:keepNext/>
+        <w:keepLines/>
+        <w:spacing w:line="240" w:lineRule="auto"/>
+        <w:ind w:firstLine="0" w:left="0" w:right="0"/>
+        <w:jc w:val="center"/>
+      </w:pPr>
+      <w:r>
         <w:drawing>
-          <wp:inline xmlns:a="http://schemas.openxmlformats.org/drawingml/2006/main" xmlns:pic="http://schemas.openxmlformats.org/drawingml/2006/picture">
+          <wp:inline xmlns:a="http://schemas.openxmlformats.org/drawingml/2006/main" xmlns:pic="http://schemas.openxmlformats.org/drawingml/2006/picture" distT="0" distB="0" distL="0" distR="0">
             <wp:extent cx="5940000" cy="4158000"/>
-            <wp:docPr id="4" name="Picture 4"/>
+            <wp:effectExtent l="0" t="0" r="0" b="0"/>
+            <wp:docPr id="4" name="Picture 4" descr="Рисунок 2.3. Аренда виртуальных серверов. Согласовать заявку и ресурсы, узел A1"/>
             <wp:cNvGraphicFramePr>
               <a:graphicFrameLocks noChangeAspect="1"/>
             </wp:cNvGraphicFramePr>
@@ -1399,6 +1486,12 @@
                       <a:ext cx="5940000" cy="4158000"/>
                     </a:xfrm>
                     <a:prstGeom prst="rect"/>
+                    <a:ln w="3175">
+                      <a:solidFill>
+                        <a:srgbClr val="000000"/>
+                      </a:solidFill>
+                      <a:prstDash val="solid"/>
+                    </a:ln>
                   </pic:spPr>
                 </pic:pic>
               </a:graphicData>
@@ -1410,9 +1503,24 @@
     <w:p>
       <w:pPr>
         <w:pStyle w:val="Caption"/>
+        <w:keepNext/>
+        <w:keepLines/>
       </w:pPr>
       <w:r>
-        <w:t>Рисунок 3 - Аренда виртуальных серверов. Согласовать заявку и ресурсы, узел A1</w:t>
+        <w:t>Рисунок 2.3 — Аренда виртуальных серверов. Согласовать заявку и ресурсы, узел A1</w:t>
+      </w:r>
+    </w:p>
+    <w:p>
+      <w:pPr>
+        <w:keepNext w:val="0"/>
+        <w:ind w:firstLine="0"/>
+        <w:jc w:val="center"/>
+      </w:pPr>
+      <w:r>
+        <w:rPr>
+          <w:b w:val="0"/>
+          <w:sz w:val="28"/>
+        </w:rPr>
       </w:r>
     </w:p>
     <w:p>
@@ -1496,21 +1604,36 @@
           <w:b w:val="0"/>
           <w:sz w:val="28"/>
         </w:rPr>
-        <w:t>Результат представлен на рисунке 4.</w:t>
+        <w:t>Результат представлен на рисунке 2.4.</w:t>
       </w:r>
     </w:p>
     <w:p>
       <w:pPr>
         <w:keepNext/>
-        <w:spacing w:line="240" w:lineRule="auto"/>
         <w:ind w:firstLine="0"/>
         <w:jc w:val="center"/>
       </w:pPr>
       <w:r>
+        <w:rPr>
+          <w:b w:val="0"/>
+          <w:sz w:val="28"/>
+        </w:rPr>
+      </w:r>
+    </w:p>
+    <w:p>
+      <w:pPr>
+        <w:keepNext/>
+        <w:keepLines/>
+        <w:spacing w:line="240" w:lineRule="auto"/>
+        <w:ind w:firstLine="0" w:left="0" w:right="0"/>
+        <w:jc w:val="center"/>
+      </w:pPr>
+      <w:r>
         <w:drawing>
-          <wp:inline xmlns:a="http://schemas.openxmlformats.org/drawingml/2006/main" xmlns:pic="http://schemas.openxmlformats.org/drawingml/2006/picture">
+          <wp:inline xmlns:a="http://schemas.openxmlformats.org/drawingml/2006/main" xmlns:pic="http://schemas.openxmlformats.org/drawingml/2006/picture" distT="0" distB="0" distL="0" distR="0">
             <wp:extent cx="5940000" cy="4158000"/>
-            <wp:docPr id="5" name="Picture 5"/>
+            <wp:effectExtent l="0" t="0" r="0" b="0"/>
+            <wp:docPr id="5" name="Picture 5" descr="Рисунок 2.4. Аренда виртуальных серверов. Развернуть виртуальный сервер, узел A2"/>
             <wp:cNvGraphicFramePr>
               <a:graphicFrameLocks noChangeAspect="1"/>
             </wp:cNvGraphicFramePr>
@@ -1533,6 +1656,12 @@
                       <a:ext cx="5940000" cy="4158000"/>
                     </a:xfrm>
                     <a:prstGeom prst="rect"/>
+                    <a:ln w="3175">
+                      <a:solidFill>
+                        <a:srgbClr val="000000"/>
+                      </a:solidFill>
+                      <a:prstDash val="solid"/>
+                    </a:ln>
                   </pic:spPr>
                 </pic:pic>
               </a:graphicData>
@@ -1544,9 +1673,24 @@
     <w:p>
       <w:pPr>
         <w:pStyle w:val="Caption"/>
+        <w:keepNext/>
+        <w:keepLines/>
       </w:pPr>
       <w:r>
-        <w:t>Рисунок 4 - Аренда виртуальных серверов. Развернуть виртуальный сервер, узел A2</w:t>
+        <w:t>Рисунок 2.4 — Аренда виртуальных серверов. Развернуть виртуальный сервер, узел A2</w:t>
+      </w:r>
+    </w:p>
+    <w:p>
+      <w:pPr>
+        <w:keepNext w:val="0"/>
+        <w:ind w:firstLine="0"/>
+        <w:jc w:val="center"/>
+      </w:pPr>
+      <w:r>
+        <w:rPr>
+          <w:b w:val="0"/>
+          <w:sz w:val="28"/>
+        </w:rPr>
       </w:r>
     </w:p>
     <w:p>
@@ -1630,21 +1774,36 @@
           <w:b w:val="0"/>
           <w:sz w:val="28"/>
         </w:rPr>
-        <w:t>Результат представлен на рисунке 5.</w:t>
+        <w:t>Результат представлен на рисунке 2.5.</w:t>
       </w:r>
     </w:p>
     <w:p>
       <w:pPr>
         <w:keepNext/>
-        <w:spacing w:line="240" w:lineRule="auto"/>
         <w:ind w:firstLine="0"/>
         <w:jc w:val="center"/>
       </w:pPr>
       <w:r>
+        <w:rPr>
+          <w:b w:val="0"/>
+          <w:sz w:val="28"/>
+        </w:rPr>
+      </w:r>
+    </w:p>
+    <w:p>
+      <w:pPr>
+        <w:keepNext/>
+        <w:keepLines/>
+        <w:spacing w:line="240" w:lineRule="auto"/>
+        <w:ind w:firstLine="0" w:left="0" w:right="0"/>
+        <w:jc w:val="center"/>
+      </w:pPr>
+      <w:r>
         <w:drawing>
-          <wp:inline xmlns:a="http://schemas.openxmlformats.org/drawingml/2006/main" xmlns:pic="http://schemas.openxmlformats.org/drawingml/2006/picture">
+          <wp:inline xmlns:a="http://schemas.openxmlformats.org/drawingml/2006/main" xmlns:pic="http://schemas.openxmlformats.org/drawingml/2006/picture" distT="0" distB="0" distL="0" distR="0">
             <wp:extent cx="5940000" cy="4158000"/>
-            <wp:docPr id="6" name="Picture 6"/>
+            <wp:effectExtent l="0" t="0" r="0" b="0"/>
+            <wp:docPr id="6" name="Picture 6" descr="Рисунок 2.5. Аренда виртуальных серверов. Настроить доступ и защиту, узел A3"/>
             <wp:cNvGraphicFramePr>
               <a:graphicFrameLocks noChangeAspect="1"/>
             </wp:cNvGraphicFramePr>
@@ -1667,6 +1826,12 @@
                       <a:ext cx="5940000" cy="4158000"/>
                     </a:xfrm>
                     <a:prstGeom prst="rect"/>
+                    <a:ln w="3175">
+                      <a:solidFill>
+                        <a:srgbClr val="000000"/>
+                      </a:solidFill>
+                      <a:prstDash val="solid"/>
+                    </a:ln>
                   </pic:spPr>
                 </pic:pic>
               </a:graphicData>
@@ -1678,9 +1843,24 @@
     <w:p>
       <w:pPr>
         <w:pStyle w:val="Caption"/>
+        <w:keepNext/>
+        <w:keepLines/>
       </w:pPr>
       <w:r>
-        <w:t>Рисунок 5 - Аренда виртуальных серверов. Настроить доступ и защиту, узел A3</w:t>
+        <w:t>Рисунок 2.5 — Аренда виртуальных серверов. Настроить доступ и защиту, узел A3</w:t>
+      </w:r>
+    </w:p>
+    <w:p>
+      <w:pPr>
+        <w:keepNext w:val="0"/>
+        <w:ind w:firstLine="0"/>
+        <w:jc w:val="center"/>
+      </w:pPr>
+      <w:r>
+        <w:rPr>
+          <w:b w:val="0"/>
+          <w:sz w:val="28"/>
+        </w:rPr>
       </w:r>
     </w:p>
     <w:p>
@@ -1764,21 +1944,36 @@
           <w:b w:val="0"/>
           <w:sz w:val="28"/>
         </w:rPr>
-        <w:t>Результат представлен на рисунке 6.</w:t>
+        <w:t>Результат представлен на рисунке 2.6.</w:t>
       </w:r>
     </w:p>
     <w:p>
       <w:pPr>
         <w:keepNext/>
-        <w:spacing w:line="240" w:lineRule="auto"/>
         <w:ind w:firstLine="0"/>
         <w:jc w:val="center"/>
       </w:pPr>
       <w:r>
+        <w:rPr>
+          <w:b w:val="0"/>
+          <w:sz w:val="28"/>
+        </w:rPr>
+      </w:r>
+    </w:p>
+    <w:p>
+      <w:pPr>
+        <w:keepNext/>
+        <w:keepLines/>
+        <w:spacing w:line="240" w:lineRule="auto"/>
+        <w:ind w:firstLine="0" w:left="0" w:right="0"/>
+        <w:jc w:val="center"/>
+      </w:pPr>
+      <w:r>
         <w:drawing>
-          <wp:inline xmlns:a="http://schemas.openxmlformats.org/drawingml/2006/main" xmlns:pic="http://schemas.openxmlformats.org/drawingml/2006/picture">
+          <wp:inline xmlns:a="http://schemas.openxmlformats.org/drawingml/2006/main" xmlns:pic="http://schemas.openxmlformats.org/drawingml/2006/picture" distT="0" distB="0" distL="0" distR="0">
             <wp:extent cx="5940000" cy="4158000"/>
-            <wp:docPr id="7" name="Picture 7"/>
+            <wp:effectExtent l="0" t="0" r="0" b="0"/>
+            <wp:docPr id="7" name="Picture 7" descr="Рисунок 2.6. Аренда виртуальных серверов. Проверить и передать сервер, узел A4"/>
             <wp:cNvGraphicFramePr>
               <a:graphicFrameLocks noChangeAspect="1"/>
             </wp:cNvGraphicFramePr>
@@ -1801,6 +1996,12 @@
                       <a:ext cx="5940000" cy="4158000"/>
                     </a:xfrm>
                     <a:prstGeom prst="rect"/>
+                    <a:ln w="3175">
+                      <a:solidFill>
+                        <a:srgbClr val="000000"/>
+                      </a:solidFill>
+                      <a:prstDash val="solid"/>
+                    </a:ln>
                   </pic:spPr>
                 </pic:pic>
               </a:graphicData>
@@ -1812,9 +2013,24 @@
     <w:p>
       <w:pPr>
         <w:pStyle w:val="Caption"/>
+        <w:keepNext/>
+        <w:keepLines/>
       </w:pPr>
       <w:r>
-        <w:t>Рисунок 6 - Аренда виртуальных серверов. Проверить и передать сервер, узел A4</w:t>
+        <w:t>Рисунок 2.6 — Аренда виртуальных серверов. Проверить и передать сервер, узел A4</w:t>
+      </w:r>
+    </w:p>
+    <w:p>
+      <w:pPr>
+        <w:keepNext w:val="0"/>
+        <w:ind w:firstLine="0"/>
+        <w:jc w:val="center"/>
+      </w:pPr>
+      <w:r>
+        <w:rPr>
+          <w:b w:val="0"/>
+          <w:sz w:val="28"/>
+        </w:rPr>
       </w:r>
     </w:p>
     <w:p>
@@ -1909,21 +2125,36 @@
           <w:b w:val="0"/>
           <w:sz w:val="28"/>
         </w:rPr>
-        <w:t>Результат представлен на рисунке 7.</w:t>
+        <w:t>Результат представлен на рисунке 3.1.</w:t>
       </w:r>
     </w:p>
     <w:p>
       <w:pPr>
         <w:keepNext/>
-        <w:spacing w:line="240" w:lineRule="auto"/>
         <w:ind w:firstLine="0"/>
         <w:jc w:val="center"/>
       </w:pPr>
       <w:r>
+        <w:rPr>
+          <w:b w:val="0"/>
+          <w:sz w:val="28"/>
+        </w:rPr>
+      </w:r>
+    </w:p>
+    <w:p>
+      <w:pPr>
+        <w:keepNext/>
+        <w:keepLines/>
+        <w:spacing w:line="240" w:lineRule="auto"/>
+        <w:ind w:firstLine="0" w:left="0" w:right="0"/>
+        <w:jc w:val="center"/>
+      </w:pPr>
+      <w:r>
         <w:drawing>
-          <wp:inline xmlns:a="http://schemas.openxmlformats.org/drawingml/2006/main" xmlns:pic="http://schemas.openxmlformats.org/drawingml/2006/picture">
+          <wp:inline xmlns:a="http://schemas.openxmlformats.org/drawingml/2006/main" xmlns:pic="http://schemas.openxmlformats.org/drawingml/2006/picture" distT="0" distB="0" distL="0" distR="0">
             <wp:extent cx="5940000" cy="4158000"/>
-            <wp:docPr id="8" name="Picture 8"/>
+            <wp:effectExtent l="0" t="0" r="0" b="0"/>
+            <wp:docPr id="8" name="Picture 8" descr="Рисунок 3.1. Мониторинг и поддержка систем. Контекстная диаграмма A-0"/>
             <wp:cNvGraphicFramePr>
               <a:graphicFrameLocks noChangeAspect="1"/>
             </wp:cNvGraphicFramePr>
@@ -1946,6 +2177,12 @@
                       <a:ext cx="5940000" cy="4158000"/>
                     </a:xfrm>
                     <a:prstGeom prst="rect"/>
+                    <a:ln w="3175">
+                      <a:solidFill>
+                        <a:srgbClr val="000000"/>
+                      </a:solidFill>
+                      <a:prstDash val="solid"/>
+                    </a:ln>
                   </pic:spPr>
                 </pic:pic>
               </a:graphicData>
@@ -1957,9 +2194,24 @@
     <w:p>
       <w:pPr>
         <w:pStyle w:val="Caption"/>
+        <w:keepNext/>
+        <w:keepLines/>
       </w:pPr>
       <w:r>
-        <w:t>Рисунок 7 - Мониторинг и поддержка систем. Контекстная диаграмма A-0</w:t>
+        <w:t>Рисунок 3.1 — Мониторинг и поддержка систем. Контекстная диаграмма A-0</w:t>
+      </w:r>
+    </w:p>
+    <w:p>
+      <w:pPr>
+        <w:keepNext w:val="0"/>
+        <w:ind w:firstLine="0"/>
+        <w:jc w:val="center"/>
+      </w:pPr>
+      <w:r>
+        <w:rPr>
+          <w:b w:val="0"/>
+          <w:sz w:val="28"/>
+        </w:rPr>
       </w:r>
     </w:p>
     <w:p>
@@ -2012,18 +2264,6 @@
     </w:p>
     <w:p>
       <w:pPr>
-        <w:keepNext w:val="0"/>
-      </w:pPr>
-      <w:r>
-        <w:rPr>
-          <w:b w:val="0"/>
-          <w:sz w:val="28"/>
-        </w:rPr>
-        <w:t>Граница модели охватывает полный путь от получения исходных данных до предоставления согласованного результата. Внешние ИТ-продукты выступают механизмами; сама функция описывает деятельность по оказанию услуги.</w:t>
-      </w:r>
-    </w:p>
-    <w:p>
-      <w:pPr>
         <w:pStyle w:val="Heading3"/>
         <w:pageBreakBefore/>
         <w:spacing w:after="280"/>
@@ -2043,21 +2283,36 @@
           <w:b w:val="0"/>
           <w:sz w:val="28"/>
         </w:rPr>
-        <w:t>Результат представлен на рисунке 8.</w:t>
+        <w:t>Результат представлен на рисунке 3.2.</w:t>
       </w:r>
     </w:p>
     <w:p>
       <w:pPr>
         <w:keepNext/>
-        <w:spacing w:line="240" w:lineRule="auto"/>
         <w:ind w:firstLine="0"/>
         <w:jc w:val="center"/>
       </w:pPr>
       <w:r>
+        <w:rPr>
+          <w:b w:val="0"/>
+          <w:sz w:val="28"/>
+        </w:rPr>
+      </w:r>
+    </w:p>
+    <w:p>
+      <w:pPr>
+        <w:keepNext/>
+        <w:keepLines/>
+        <w:spacing w:line="240" w:lineRule="auto"/>
+        <w:ind w:firstLine="0" w:left="0" w:right="0"/>
+        <w:jc w:val="center"/>
+      </w:pPr>
+      <w:r>
         <w:drawing>
-          <wp:inline xmlns:a="http://schemas.openxmlformats.org/drawingml/2006/main" xmlns:pic="http://schemas.openxmlformats.org/drawingml/2006/picture">
+          <wp:inline xmlns:a="http://schemas.openxmlformats.org/drawingml/2006/main" xmlns:pic="http://schemas.openxmlformats.org/drawingml/2006/picture" distT="0" distB="0" distL="0" distR="0">
             <wp:extent cx="5940000" cy="4158000"/>
-            <wp:docPr id="9" name="Picture 9"/>
+            <wp:effectExtent l="0" t="0" r="0" b="0"/>
+            <wp:docPr id="9" name="Picture 9" descr="Рисунок 3.2. Мониторинг и поддержка систем. Декомпозиция A0"/>
             <wp:cNvGraphicFramePr>
               <a:graphicFrameLocks noChangeAspect="1"/>
             </wp:cNvGraphicFramePr>
@@ -2080,6 +2335,12 @@
                       <a:ext cx="5940000" cy="4158000"/>
                     </a:xfrm>
                     <a:prstGeom prst="rect"/>
+                    <a:ln w="3175">
+                      <a:solidFill>
+                        <a:srgbClr val="000000"/>
+                      </a:solidFill>
+                      <a:prstDash val="solid"/>
+                    </a:ln>
                   </pic:spPr>
                 </pic:pic>
               </a:graphicData>
@@ -2091,9 +2352,24 @@
     <w:p>
       <w:pPr>
         <w:pStyle w:val="Caption"/>
+        <w:keepNext/>
+        <w:keepLines/>
       </w:pPr>
       <w:r>
-        <w:t>Рисунок 8 - Мониторинг и поддержка систем. Декомпозиция A0</w:t>
+        <w:t>Рисунок 3.2 — Мониторинг и поддержка систем. Декомпозиция A0</w:t>
+      </w:r>
+    </w:p>
+    <w:p>
+      <w:pPr>
+        <w:keepNext w:val="0"/>
+        <w:ind w:firstLine="0"/>
+        <w:jc w:val="center"/>
+      </w:pPr>
+      <w:r>
+        <w:rPr>
+          <w:b w:val="0"/>
+          <w:sz w:val="28"/>
+        </w:rPr>
       </w:r>
     </w:p>
     <w:p>
@@ -2177,21 +2453,36 @@
           <w:b w:val="0"/>
           <w:sz w:val="28"/>
         </w:rPr>
-        <w:t>Результат представлен на рисунке 9.</w:t>
+        <w:t>Результат представлен на рисунке 3.3.</w:t>
       </w:r>
     </w:p>
     <w:p>
       <w:pPr>
         <w:keepNext/>
-        <w:spacing w:line="240" w:lineRule="auto"/>
         <w:ind w:firstLine="0"/>
         <w:jc w:val="center"/>
       </w:pPr>
       <w:r>
+        <w:rPr>
+          <w:b w:val="0"/>
+          <w:sz w:val="28"/>
+        </w:rPr>
+      </w:r>
+    </w:p>
+    <w:p>
+      <w:pPr>
+        <w:keepNext/>
+        <w:keepLines/>
+        <w:spacing w:line="240" w:lineRule="auto"/>
+        <w:ind w:firstLine="0" w:left="0" w:right="0"/>
+        <w:jc w:val="center"/>
+      </w:pPr>
+      <w:r>
         <w:drawing>
-          <wp:inline xmlns:a="http://schemas.openxmlformats.org/drawingml/2006/main" xmlns:pic="http://schemas.openxmlformats.org/drawingml/2006/picture">
+          <wp:inline xmlns:a="http://schemas.openxmlformats.org/drawingml/2006/main" xmlns:pic="http://schemas.openxmlformats.org/drawingml/2006/picture" distT="0" distB="0" distL="0" distR="0">
             <wp:extent cx="5940000" cy="4158000"/>
-            <wp:docPr id="10" name="Picture 10"/>
+            <wp:effectExtent l="0" t="0" r="0" b="0"/>
+            <wp:docPr id="10" name="Picture 10" descr="Рисунок 3.3. Мониторинг и поддержка систем. Выявить и зарегистрировать инцидент, узел A1"/>
             <wp:cNvGraphicFramePr>
               <a:graphicFrameLocks noChangeAspect="1"/>
             </wp:cNvGraphicFramePr>
@@ -2214,6 +2505,12 @@
                       <a:ext cx="5940000" cy="4158000"/>
                     </a:xfrm>
                     <a:prstGeom prst="rect"/>
+                    <a:ln w="3175">
+                      <a:solidFill>
+                        <a:srgbClr val="000000"/>
+                      </a:solidFill>
+                      <a:prstDash val="solid"/>
+                    </a:ln>
                   </pic:spPr>
                 </pic:pic>
               </a:graphicData>
@@ -2225,9 +2522,24 @@
     <w:p>
       <w:pPr>
         <w:pStyle w:val="Caption"/>
+        <w:keepNext/>
+        <w:keepLines/>
       </w:pPr>
       <w:r>
-        <w:t>Рисунок 9 - Мониторинг и поддержка систем. Выявить и зарегистрировать инцидент, узел A1</w:t>
+        <w:t>Рисунок 3.3 — Мониторинг и поддержка систем. Выявить и зарегистрировать инцидент, узел A1</w:t>
+      </w:r>
+    </w:p>
+    <w:p>
+      <w:pPr>
+        <w:keepNext w:val="0"/>
+        <w:ind w:firstLine="0"/>
+        <w:jc w:val="center"/>
+      </w:pPr>
+      <w:r>
+        <w:rPr>
+          <w:b w:val="0"/>
+          <w:sz w:val="28"/>
+        </w:rPr>
       </w:r>
     </w:p>
     <w:p>
@@ -2311,21 +2623,36 @@
           <w:b w:val="0"/>
           <w:sz w:val="28"/>
         </w:rPr>
-        <w:t>Результат представлен на рисунке 10.</w:t>
+        <w:t>Результат представлен на рисунке 3.4.</w:t>
       </w:r>
     </w:p>
     <w:p>
       <w:pPr>
         <w:keepNext/>
-        <w:spacing w:line="240" w:lineRule="auto"/>
         <w:ind w:firstLine="0"/>
         <w:jc w:val="center"/>
       </w:pPr>
       <w:r>
+        <w:rPr>
+          <w:b w:val="0"/>
+          <w:sz w:val="28"/>
+        </w:rPr>
+      </w:r>
+    </w:p>
+    <w:p>
+      <w:pPr>
+        <w:keepNext/>
+        <w:keepLines/>
+        <w:spacing w:line="240" w:lineRule="auto"/>
+        <w:ind w:firstLine="0" w:left="0" w:right="0"/>
+        <w:jc w:val="center"/>
+      </w:pPr>
+      <w:r>
         <w:drawing>
-          <wp:inline xmlns:a="http://schemas.openxmlformats.org/drawingml/2006/main" xmlns:pic="http://schemas.openxmlformats.org/drawingml/2006/picture">
+          <wp:inline xmlns:a="http://schemas.openxmlformats.org/drawingml/2006/main" xmlns:pic="http://schemas.openxmlformats.org/drawingml/2006/picture" distT="0" distB="0" distL="0" distR="0">
             <wp:extent cx="5940000" cy="4158000"/>
-            <wp:docPr id="11" name="Picture 11"/>
+            <wp:effectExtent l="0" t="0" r="0" b="0"/>
+            <wp:docPr id="11" name="Picture 11" descr="Рисунок 3.4. Мониторинг и поддержка систем. Диагностировать сбой и спланировать решение, узел A2"/>
             <wp:cNvGraphicFramePr>
               <a:graphicFrameLocks noChangeAspect="1"/>
             </wp:cNvGraphicFramePr>
@@ -2348,6 +2675,12 @@
                       <a:ext cx="5940000" cy="4158000"/>
                     </a:xfrm>
                     <a:prstGeom prst="rect"/>
+                    <a:ln w="3175">
+                      <a:solidFill>
+                        <a:srgbClr val="000000"/>
+                      </a:solidFill>
+                      <a:prstDash val="solid"/>
+                    </a:ln>
                   </pic:spPr>
                 </pic:pic>
               </a:graphicData>
@@ -2359,9 +2692,24 @@
     <w:p>
       <w:pPr>
         <w:pStyle w:val="Caption"/>
+        <w:keepNext/>
+        <w:keepLines/>
       </w:pPr>
       <w:r>
-        <w:t>Рисунок 10 - Мониторинг и поддержка систем. Диагностировать сбой и спланировать решение, узел A2</w:t>
+        <w:t>Рисунок 3.4 — Мониторинг и поддержка систем. Диагностировать сбой и спланировать решение, узел A2</w:t>
+      </w:r>
+    </w:p>
+    <w:p>
+      <w:pPr>
+        <w:keepNext w:val="0"/>
+        <w:ind w:firstLine="0"/>
+        <w:jc w:val="center"/>
+      </w:pPr>
+      <w:r>
+        <w:rPr>
+          <w:b w:val="0"/>
+          <w:sz w:val="28"/>
+        </w:rPr>
       </w:r>
     </w:p>
     <w:p>
@@ -2445,21 +2793,36 @@
           <w:b w:val="0"/>
           <w:sz w:val="28"/>
         </w:rPr>
-        <w:t>Результат представлен на рисунке 11.</w:t>
+        <w:t>Результат представлен на рисунке 3.5.</w:t>
       </w:r>
     </w:p>
     <w:p>
       <w:pPr>
         <w:keepNext/>
-        <w:spacing w:line="240" w:lineRule="auto"/>
         <w:ind w:firstLine="0"/>
         <w:jc w:val="center"/>
       </w:pPr>
       <w:r>
+        <w:rPr>
+          <w:b w:val="0"/>
+          <w:sz w:val="28"/>
+        </w:rPr>
+      </w:r>
+    </w:p>
+    <w:p>
+      <w:pPr>
+        <w:keepNext/>
+        <w:keepLines/>
+        <w:spacing w:line="240" w:lineRule="auto"/>
+        <w:ind w:firstLine="0" w:left="0" w:right="0"/>
+        <w:jc w:val="center"/>
+      </w:pPr>
+      <w:r>
         <w:drawing>
-          <wp:inline xmlns:a="http://schemas.openxmlformats.org/drawingml/2006/main" xmlns:pic="http://schemas.openxmlformats.org/drawingml/2006/picture">
+          <wp:inline xmlns:a="http://schemas.openxmlformats.org/drawingml/2006/main" xmlns:pic="http://schemas.openxmlformats.org/drawingml/2006/picture" distT="0" distB="0" distL="0" distR="0">
             <wp:extent cx="5940000" cy="4158000"/>
-            <wp:docPr id="12" name="Picture 12"/>
+            <wp:effectExtent l="0" t="0" r="0" b="0"/>
+            <wp:docPr id="12" name="Picture 12" descr="Рисунок 3.5. Мониторинг и поддержка систем. Восстановить работу услуги, узел A3"/>
             <wp:cNvGraphicFramePr>
               <a:graphicFrameLocks noChangeAspect="1"/>
             </wp:cNvGraphicFramePr>
@@ -2482,6 +2845,12 @@
                       <a:ext cx="5940000" cy="4158000"/>
                     </a:xfrm>
                     <a:prstGeom prst="rect"/>
+                    <a:ln w="3175">
+                      <a:solidFill>
+                        <a:srgbClr val="000000"/>
+                      </a:solidFill>
+                      <a:prstDash val="solid"/>
+                    </a:ln>
                   </pic:spPr>
                 </pic:pic>
               </a:graphicData>
@@ -2493,9 +2862,24 @@
     <w:p>
       <w:pPr>
         <w:pStyle w:val="Caption"/>
+        <w:keepNext/>
+        <w:keepLines/>
       </w:pPr>
       <w:r>
-        <w:t>Рисунок 11 - Мониторинг и поддержка систем. Восстановить работу услуги, узел A3</w:t>
+        <w:t>Рисунок 3.5 — Мониторинг и поддержка систем. Восстановить работу услуги, узел A3</w:t>
+      </w:r>
+    </w:p>
+    <w:p>
+      <w:pPr>
+        <w:keepNext w:val="0"/>
+        <w:ind w:firstLine="0"/>
+        <w:jc w:val="center"/>
+      </w:pPr>
+      <w:r>
+        <w:rPr>
+          <w:b w:val="0"/>
+          <w:sz w:val="28"/>
+        </w:rPr>
       </w:r>
     </w:p>
     <w:p>
@@ -2579,21 +2963,36 @@
           <w:b w:val="0"/>
           <w:sz w:val="28"/>
         </w:rPr>
-        <w:t>Результат представлен на рисунке 12.</w:t>
+        <w:t>Результат представлен на рисунке 3.6.</w:t>
       </w:r>
     </w:p>
     <w:p>
       <w:pPr>
         <w:keepNext/>
-        <w:spacing w:line="240" w:lineRule="auto"/>
         <w:ind w:firstLine="0"/>
         <w:jc w:val="center"/>
       </w:pPr>
       <w:r>
+        <w:rPr>
+          <w:b w:val="0"/>
+          <w:sz w:val="28"/>
+        </w:rPr>
+      </w:r>
+    </w:p>
+    <w:p>
+      <w:pPr>
+        <w:keepNext/>
+        <w:keepLines/>
+        <w:spacing w:line="240" w:lineRule="auto"/>
+        <w:ind w:firstLine="0" w:left="0" w:right="0"/>
+        <w:jc w:val="center"/>
+      </w:pPr>
+      <w:r>
         <w:drawing>
-          <wp:inline xmlns:a="http://schemas.openxmlformats.org/drawingml/2006/main" xmlns:pic="http://schemas.openxmlformats.org/drawingml/2006/picture">
+          <wp:inline xmlns:a="http://schemas.openxmlformats.org/drawingml/2006/main" xmlns:pic="http://schemas.openxmlformats.org/drawingml/2006/picture" distT="0" distB="0" distL="0" distR="0">
             <wp:extent cx="5940000" cy="4158000"/>
-            <wp:docPr id="13" name="Picture 13"/>
+            <wp:effectExtent l="0" t="0" r="0" b="0"/>
+            <wp:docPr id="13" name="Picture 13" descr="Рисунок 3.6. Мониторинг и поддержка систем. Подтвердить результат и закрыть инцидент, узел A4"/>
             <wp:cNvGraphicFramePr>
               <a:graphicFrameLocks noChangeAspect="1"/>
             </wp:cNvGraphicFramePr>
@@ -2616,6 +3015,12 @@
                       <a:ext cx="5940000" cy="4158000"/>
                     </a:xfrm>
                     <a:prstGeom prst="rect"/>
+                    <a:ln w="3175">
+                      <a:solidFill>
+                        <a:srgbClr val="000000"/>
+                      </a:solidFill>
+                      <a:prstDash val="solid"/>
+                    </a:ln>
                   </pic:spPr>
                 </pic:pic>
               </a:graphicData>
@@ -2627,9 +3032,24 @@
     <w:p>
       <w:pPr>
         <w:pStyle w:val="Caption"/>
+        <w:keepNext/>
+        <w:keepLines/>
       </w:pPr>
       <w:r>
-        <w:t>Рисунок 12 - Мониторинг и поддержка систем. Подтвердить результат и закрыть инцидент, узел A4</w:t>
+        <w:t>Рисунок 3.6 — Мониторинг и поддержка систем. Подтвердить результат и закрыть инцидент, узел A4</w:t>
+      </w:r>
+    </w:p>
+    <w:p>
+      <w:pPr>
+        <w:keepNext w:val="0"/>
+        <w:ind w:firstLine="0"/>
+        <w:jc w:val="center"/>
+      </w:pPr>
+      <w:r>
+        <w:rPr>
+          <w:b w:val="0"/>
+          <w:sz w:val="28"/>
+        </w:rPr>
       </w:r>
     </w:p>
     <w:p>
@@ -4660,7 +5080,7 @@
     <w:pPr>
       <w:widowControl/>
       <w:spacing w:line="240" w:lineRule="auto" w:before="0" w:after="0"/>
-      <w:ind w:firstLine="0"/>
+      <w:ind w:firstLine="0" w:left="0" w:right="0"/>
       <w:jc w:val="center"/>
     </w:pPr>
     <w:rPr>
